--- a/exercises/Bài tập 037 - Cụm từ chỉ thời gian.docx
+++ b/exercises/Bài tập 037 - Cụm từ chỉ thời gian.docx
@@ -4,1272 +4,6317 @@
   <w:body>
     <w:p>
       <w:pPr>
-        <w:pStyle w:val="Title"/>
+        <w:keepNext/>
+        <w:shd w:val="clear" w:color="000000" w:fill="auto"/>
+        <w:spacing w:after="240"/>
         <w:jc w:val="center"/>
         <w:rPr>
-          <w:rFonts w:ascii="Arial" w:hAnsi="Arial" w:cs="Arial"/>
+          <w:rFonts w:eastAsiaTheme="majorEastAsia"/>
           <w:b/>
+          <w:color w:val="000000"/>
+          <w:spacing w:val="-10"/>
+          <w:kern w:val="28"/>
           <w:sz w:val="32"/>
-        </w:rPr>
-      </w:pPr>
-      <w:r>
-        <w:rPr>
-          <w:rFonts w:ascii="Arial" w:hAnsi="Arial" w:cs="Arial"/>
+          <w:szCs w:val="56"/>
+        </w:rPr>
+      </w:pPr>
+      <w:r>
+        <w:rPr>
+          <w:rFonts w:eastAsiaTheme="majorEastAsia"/>
           <w:b/>
+          <w:color w:val="000000"/>
+          <w:spacing w:val="-10"/>
+          <w:kern w:val="28"/>
           <w:sz w:val="32"/>
+          <w:szCs w:val="56"/>
         </w:rPr>
         <w:t>BÀI TẬP NGÀY 37</w:t>
       </w:r>
     </w:p>
     <w:p>
       <w:pPr>
-        <w:pStyle w:val="Title"/>
+        <w:keepNext/>
+        <w:shd w:val="clear" w:color="000000" w:fill="auto"/>
+        <w:spacing w:after="200"/>
         <w:jc w:val="center"/>
         <w:rPr>
-          <w:rFonts w:ascii="Arial" w:hAnsi="Arial" w:cs="Arial"/>
+          <w:rFonts w:eastAsiaTheme="majorEastAsia"/>
           <w:b/>
-          <w:sz w:val="36"/>
-        </w:rPr>
-      </w:pPr>
-      <w:r>
-        <w:rPr>
-          <w:rFonts w:ascii="Arial" w:hAnsi="Arial" w:cs="Arial"/>
+          <w:color w:val="000000"/>
+          <w:spacing w:val="-10"/>
+          <w:kern w:val="28"/>
+          <w:sz w:val="26"/>
+          <w:szCs w:val="56"/>
+        </w:rPr>
+      </w:pPr>
+      <w:r>
+        <w:rPr>
+          <w:rFonts w:eastAsiaTheme="majorEastAsia"/>
           <w:b/>
-          <w:sz w:val="36"/>
+          <w:color w:val="000000"/>
+          <w:spacing w:val="-10"/>
+          <w:kern w:val="28"/>
+          <w:sz w:val="26"/>
+          <w:szCs w:val="56"/>
         </w:rPr>
         <w:t>CỤM TỪ CHỈ THỜI GIAN</w:t>
       </w:r>
     </w:p>
     <w:p>
-      <w:r>
-        <w:t>Họ và tên: __________________________                         Điểm: ________/100</w:t>
-      </w:r>
-    </w:p>
-    <w:p>
-      <w:pPr>
-        <w:pStyle w:val="Heading1"/>
-      </w:pPr>
-      <w:r>
+      <w:pPr>
+        <w:keepNext/>
+        <w:shd w:val="clear" w:color="000000" w:fill="auto"/>
+        <w:spacing w:after="60"/>
+        <w:rPr>
+          <w:rFonts w:eastAsiaTheme="majorEastAsia"/>
+          <w:color w:val="000000"/>
+          <w:spacing w:val="-10"/>
+          <w:kern w:val="28"/>
+          <w:sz w:val="22"/>
+          <w:szCs w:val="56"/>
+        </w:rPr>
+      </w:pPr>
+      <w:r>
+        <w:rPr>
+          <w:rFonts w:eastAsiaTheme="majorEastAsia"/>
+          <w:color w:val="000000"/>
+          <w:spacing w:val="-10"/>
+          <w:kern w:val="28"/>
+          <w:sz w:val="22"/>
+          <w:szCs w:val="56"/>
+        </w:rPr>
+        <w:t>Họ và tên: __________________________    Điểm: ________/100</w:t>
+      </w:r>
+    </w:p>
+    <w:p>
+      <w:pPr>
+        <w:keepNext/>
+        <w:shd w:val="clear" w:color="000000" w:fill="auto"/>
+        <w:spacing w:after="60"/>
+        <w:rPr>
+          <w:rFonts w:eastAsiaTheme="majorEastAsia"/>
+          <w:color w:val="000000"/>
+          <w:spacing w:val="-10"/>
+          <w:kern w:val="28"/>
+          <w:sz w:val="22"/>
+          <w:szCs w:val="56"/>
+        </w:rPr>
+      </w:pPr>
+      <w:r>
+        <w:rPr>
+          <w:rFonts w:eastAsiaTheme="majorEastAsia"/>
+          <w:color w:val="000000"/>
+          <w:spacing w:val="-10"/>
+          <w:kern w:val="28"/>
+          <w:sz w:val="22"/>
+          <w:szCs w:val="56"/>
+        </w:rPr>
+        <w:t>Phạm vi kiến thức: Bài học ngày 37.</w:t>
+      </w:r>
+    </w:p>
+    <w:p>
+      <w:pPr>
+        <w:keepNext/>
+        <w:shd w:val="clear" w:color="000000" w:fill="auto"/>
+        <w:spacing w:after="60"/>
+        <w:rPr>
+          <w:rFonts w:eastAsiaTheme="majorEastAsia"/>
+          <w:color w:val="000000"/>
+          <w:spacing w:val="-10"/>
+          <w:kern w:val="28"/>
+          <w:sz w:val="22"/>
+          <w:szCs w:val="56"/>
+        </w:rPr>
+      </w:pPr>
+      <w:r>
+        <w:rPr>
+          <w:rFonts w:eastAsiaTheme="majorEastAsia"/>
+          <w:color w:val="000000"/>
+          <w:spacing w:val="-10"/>
+          <w:kern w:val="28"/>
+          <w:sz w:val="22"/>
+          <w:szCs w:val="56"/>
+        </w:rPr>
+        <w:t>Thời gian làm bài dự kiến: 75 phút. Tổng số: 100 câu/ý — 100 điểm.</w:t>
+      </w:r>
+    </w:p>
+    <w:p>
+      <w:pPr>
+        <w:keepNext/>
+        <w:shd w:val="clear" w:color="000000" w:fill="auto"/>
+        <w:spacing w:after="60"/>
+        <w:rPr>
+          <w:rFonts w:eastAsiaTheme="majorEastAsia"/>
+          <w:i/>
+          <w:color w:val="000000"/>
+          <w:spacing w:val="-10"/>
+          <w:kern w:val="28"/>
+          <w:sz w:val="22"/>
+          <w:szCs w:val="56"/>
+        </w:rPr>
+      </w:pPr>
+      <w:r>
+        <w:rPr>
+          <w:rFonts w:eastAsiaTheme="majorEastAsia"/>
+          <w:i/>
+          <w:color w:val="000000"/>
+          <w:spacing w:val="-10"/>
+          <w:kern w:val="28"/>
+          <w:sz w:val="22"/>
+          <w:szCs w:val="56"/>
+        </w:rPr>
+        <w:t>Hướng dẫn chung: Làm lần lượt từng phần, viết rõ ràng và kiểm tra lại đáp án trước khi nộp.</w:t>
+      </w:r>
+    </w:p>
+    <w:p>
+      <w:pPr>
+        <w:keepNext/>
+        <w:shd w:val="clear" w:color="000000" w:fill="auto"/>
+        <w:spacing w:before="80" w:after="80"/>
+        <w:rPr>
+          <w:rFonts w:eastAsiaTheme="majorEastAsia"/>
+          <w:b/>
+          <w:color w:val="000000"/>
+          <w:spacing w:val="-10"/>
+          <w:kern w:val="28"/>
+          <w:szCs w:val="56"/>
+        </w:rPr>
+      </w:pPr>
+      <w:r>
+        <w:rPr>
+          <w:rFonts w:eastAsiaTheme="majorEastAsia"/>
+          <w:b/>
+          <w:color w:val="000000"/>
+          <w:spacing w:val="-10"/>
+          <w:kern w:val="28"/>
+          <w:szCs w:val="56"/>
+        </w:rPr>
         <w:t>PHẦN 1. CHỌN AT, ON HOẶC IN (10 điểm)</w:t>
       </w:r>
     </w:p>
     <w:p>
-      <w:r>
+      <w:pPr>
+        <w:keepNext/>
+        <w:shd w:val="clear" w:color="000000" w:fill="auto"/>
+        <w:spacing w:after="80"/>
+        <w:rPr>
+          <w:rFonts w:eastAsiaTheme="majorEastAsia"/>
+          <w:i/>
+          <w:color w:val="000000"/>
+          <w:spacing w:val="-10"/>
+          <w:kern w:val="28"/>
+          <w:sz w:val="22"/>
+          <w:szCs w:val="56"/>
+        </w:rPr>
+      </w:pPr>
+      <w:r>
+        <w:rPr>
+          <w:rFonts w:eastAsiaTheme="majorEastAsia"/>
+          <w:i/>
+          <w:color w:val="000000"/>
+          <w:spacing w:val="-10"/>
+          <w:kern w:val="28"/>
+          <w:sz w:val="22"/>
+          <w:szCs w:val="56"/>
+        </w:rPr>
+        <w:t>Hướng dẫn: Điền hoặc chọn từ/cấu trúc phù hợp với mỗi câu.</w:t>
+      </w:r>
+    </w:p>
+    <w:p>
+      <w:pPr>
+        <w:keepNext/>
+        <w:shd w:val="clear" w:color="000000" w:fill="auto"/>
+        <w:spacing w:before="120" w:after="60"/>
+        <w:rPr>
+          <w:rFonts w:eastAsiaTheme="majorEastAsia"/>
+          <w:color w:val="000000"/>
+          <w:spacing w:val="-10"/>
+          <w:kern w:val="28"/>
+          <w:sz w:val="22"/>
+          <w:szCs w:val="56"/>
+        </w:rPr>
+      </w:pPr>
+      <w:r>
+        <w:rPr>
+          <w:rFonts w:eastAsiaTheme="majorEastAsia"/>
+          <w:color w:val="000000"/>
+          <w:spacing w:val="-10"/>
+          <w:kern w:val="28"/>
+          <w:sz w:val="22"/>
+          <w:szCs w:val="56"/>
+        </w:rPr>
         <w:t>1. The class starts ______ 8 a.m.</w:t>
       </w:r>
     </w:p>
     <w:p>
-      <w:r>
+      <w:pPr>
+        <w:keepNext/>
+        <w:shd w:val="clear" w:color="000000" w:fill="auto"/>
+        <w:spacing w:before="120" w:after="60"/>
+        <w:rPr>
+          <w:rFonts w:eastAsiaTheme="majorEastAsia"/>
+          <w:color w:val="000000"/>
+          <w:spacing w:val="-10"/>
+          <w:kern w:val="28"/>
+          <w:sz w:val="22"/>
+          <w:szCs w:val="56"/>
+        </w:rPr>
+      </w:pPr>
+      <w:r>
+        <w:rPr>
+          <w:rFonts w:eastAsiaTheme="majorEastAsia"/>
+          <w:color w:val="000000"/>
+          <w:spacing w:val="-10"/>
+          <w:kern w:val="28"/>
+          <w:sz w:val="22"/>
+          <w:szCs w:val="56"/>
+        </w:rPr>
         <w:t>2. We have English ______ Monday.</w:t>
       </w:r>
     </w:p>
     <w:p>
-      <w:r>
+      <w:pPr>
+        <w:keepNext/>
+        <w:shd w:val="clear" w:color="000000" w:fill="auto"/>
+        <w:spacing w:before="120" w:after="60"/>
+        <w:rPr>
+          <w:rFonts w:eastAsiaTheme="majorEastAsia"/>
+          <w:color w:val="000000"/>
+          <w:spacing w:val="-10"/>
+          <w:kern w:val="28"/>
+          <w:sz w:val="22"/>
+          <w:szCs w:val="56"/>
+        </w:rPr>
+      </w:pPr>
+      <w:r>
+        <w:rPr>
+          <w:rFonts w:eastAsiaTheme="majorEastAsia"/>
+          <w:color w:val="000000"/>
+          <w:spacing w:val="-10"/>
+          <w:kern w:val="28"/>
+          <w:sz w:val="22"/>
+          <w:szCs w:val="56"/>
+        </w:rPr>
         <w:t>3. My birthday is ______ August.</w:t>
       </w:r>
     </w:p>
     <w:p>
-      <w:r>
+      <w:pPr>
+        <w:keepNext/>
+        <w:shd w:val="clear" w:color="000000" w:fill="auto"/>
+        <w:spacing w:before="120" w:after="60"/>
+        <w:rPr>
+          <w:rFonts w:eastAsiaTheme="majorEastAsia"/>
+          <w:color w:val="000000"/>
+          <w:spacing w:val="-10"/>
+          <w:kern w:val="28"/>
+          <w:sz w:val="22"/>
+          <w:szCs w:val="56"/>
+        </w:rPr>
+      </w:pPr>
+      <w:r>
+        <w:rPr>
+          <w:rFonts w:eastAsiaTheme="majorEastAsia"/>
+          <w:color w:val="000000"/>
+          <w:spacing w:val="-10"/>
+          <w:kern w:val="28"/>
+          <w:sz w:val="22"/>
+          <w:szCs w:val="56"/>
+        </w:rPr>
         <w:t>4. They moved here ______ 2024.</w:t>
       </w:r>
     </w:p>
     <w:p>
-      <w:r>
+      <w:pPr>
+        <w:keepNext/>
+        <w:shd w:val="clear" w:color="000000" w:fill="auto"/>
+        <w:spacing w:before="120" w:after="60"/>
+        <w:rPr>
+          <w:rFonts w:eastAsiaTheme="majorEastAsia"/>
+          <w:color w:val="000000"/>
+          <w:spacing w:val="-10"/>
+          <w:kern w:val="28"/>
+          <w:sz w:val="22"/>
+          <w:szCs w:val="56"/>
+        </w:rPr>
+      </w:pPr>
+      <w:r>
+        <w:rPr>
+          <w:rFonts w:eastAsiaTheme="majorEastAsia"/>
+          <w:color w:val="000000"/>
+          <w:spacing w:val="-10"/>
+          <w:kern w:val="28"/>
+          <w:sz w:val="22"/>
+          <w:szCs w:val="56"/>
+        </w:rPr>
         <w:t>5. I usually read ______ the evening.</w:t>
       </w:r>
     </w:p>
     <w:p>
-      <w:r>
+      <w:pPr>
+        <w:keepNext/>
+        <w:shd w:val="clear" w:color="000000" w:fill="auto"/>
+        <w:spacing w:before="120" w:after="60"/>
+        <w:rPr>
+          <w:rFonts w:eastAsiaTheme="majorEastAsia"/>
+          <w:color w:val="000000"/>
+          <w:spacing w:val="-10"/>
+          <w:kern w:val="28"/>
+          <w:sz w:val="22"/>
+          <w:szCs w:val="56"/>
+        </w:rPr>
+      </w:pPr>
+      <w:r>
+        <w:rPr>
+          <w:rFonts w:eastAsiaTheme="majorEastAsia"/>
+          <w:color w:val="000000"/>
+          <w:spacing w:val="-10"/>
+          <w:kern w:val="28"/>
+          <w:sz w:val="22"/>
+          <w:szCs w:val="56"/>
+        </w:rPr>
         <w:t>6. The shop closes ______ midnight.</w:t>
       </w:r>
     </w:p>
     <w:p>
-      <w:r>
+      <w:pPr>
+        <w:keepNext/>
+        <w:shd w:val="clear" w:color="000000" w:fill="auto"/>
+        <w:spacing w:before="120" w:after="60"/>
+        <w:rPr>
+          <w:rFonts w:eastAsiaTheme="majorEastAsia"/>
+          <w:color w:val="000000"/>
+          <w:spacing w:val="-10"/>
+          <w:kern w:val="28"/>
+          <w:sz w:val="22"/>
+          <w:szCs w:val="56"/>
+        </w:rPr>
+      </w:pPr>
+      <w:r>
+        <w:rPr>
+          <w:rFonts w:eastAsiaTheme="majorEastAsia"/>
+          <w:color w:val="000000"/>
+          <w:spacing w:val="-10"/>
+          <w:kern w:val="28"/>
+          <w:sz w:val="22"/>
+          <w:szCs w:val="56"/>
+        </w:rPr>
         <w:t>7. We will meet ______ Friday morning.</w:t>
       </w:r>
     </w:p>
     <w:p>
-      <w:r>
+      <w:pPr>
+        <w:keepNext/>
+        <w:shd w:val="clear" w:color="000000" w:fill="auto"/>
+        <w:spacing w:before="120" w:after="60"/>
+        <w:rPr>
+          <w:rFonts w:eastAsiaTheme="majorEastAsia"/>
+          <w:color w:val="000000"/>
+          <w:spacing w:val="-10"/>
+          <w:kern w:val="28"/>
+          <w:sz w:val="22"/>
+          <w:szCs w:val="56"/>
+        </w:rPr>
+      </w:pPr>
+      <w:r>
+        <w:rPr>
+          <w:rFonts w:eastAsiaTheme="majorEastAsia"/>
+          <w:color w:val="000000"/>
+          <w:spacing w:val="-10"/>
+          <w:kern w:val="28"/>
+          <w:sz w:val="22"/>
+          <w:szCs w:val="56"/>
+        </w:rPr>
         <w:t>8. Flowers bloom ______ spring.</w:t>
       </w:r>
     </w:p>
     <w:p>
-      <w:r>
+      <w:pPr>
+        <w:keepNext/>
+        <w:shd w:val="clear" w:color="000000" w:fill="auto"/>
+        <w:spacing w:before="120" w:after="60"/>
+        <w:rPr>
+          <w:rFonts w:eastAsiaTheme="majorEastAsia"/>
+          <w:color w:val="000000"/>
+          <w:spacing w:val="-10"/>
+          <w:kern w:val="28"/>
+          <w:sz w:val="22"/>
+          <w:szCs w:val="56"/>
+        </w:rPr>
+      </w:pPr>
+      <w:r>
+        <w:rPr>
+          <w:rFonts w:eastAsiaTheme="majorEastAsia"/>
+          <w:color w:val="000000"/>
+          <w:spacing w:val="-10"/>
+          <w:kern w:val="28"/>
+          <w:sz w:val="22"/>
+          <w:szCs w:val="56"/>
+        </w:rPr>
         <w:t>9. He was born ______ 12 October.</w:t>
       </w:r>
     </w:p>
     <w:p>
-      <w:r>
+      <w:pPr>
+        <w:keepNext/>
+        <w:shd w:val="clear" w:color="000000" w:fill="auto"/>
+        <w:spacing w:before="120" w:after="60"/>
+        <w:rPr>
+          <w:rFonts w:eastAsiaTheme="majorEastAsia"/>
+          <w:color w:val="000000"/>
+          <w:spacing w:val="-10"/>
+          <w:kern w:val="28"/>
+          <w:sz w:val="22"/>
+          <w:szCs w:val="56"/>
+        </w:rPr>
+      </w:pPr>
+      <w:r>
+        <w:rPr>
+          <w:rFonts w:eastAsiaTheme="majorEastAsia"/>
+          <w:color w:val="000000"/>
+          <w:spacing w:val="-10"/>
+          <w:kern w:val="28"/>
+          <w:sz w:val="22"/>
+          <w:szCs w:val="56"/>
+        </w:rPr>
         <w:t>10. I sometimes work ______ night.</w:t>
       </w:r>
     </w:p>
     <w:p>
       <w:pPr>
-        <w:pStyle w:val="Heading1"/>
-      </w:pPr>
-      <w:r>
+        <w:keepNext/>
+        <w:shd w:val="clear" w:color="000000" w:fill="auto"/>
+        <w:spacing w:before="280" w:after="80"/>
+        <w:rPr>
+          <w:rFonts w:eastAsiaTheme="majorEastAsia"/>
+          <w:b/>
+          <w:color w:val="000000"/>
+          <w:spacing w:val="-10"/>
+          <w:kern w:val="28"/>
+          <w:szCs w:val="56"/>
+        </w:rPr>
+      </w:pPr>
+      <w:r>
+        <w:rPr>
+          <w:rFonts w:eastAsiaTheme="majorEastAsia"/>
+          <w:b/>
+          <w:color w:val="000000"/>
+          <w:spacing w:val="-10"/>
+          <w:kern w:val="28"/>
+          <w:szCs w:val="56"/>
+        </w:rPr>
         <w:t>PHẦN 2. CHỌN AGO, LAST, NEXT, THIS HOẶC EVERY (10 điểm)</w:t>
       </w:r>
     </w:p>
     <w:p>
-      <w:r>
+      <w:pPr>
+        <w:keepNext/>
+        <w:shd w:val="clear" w:color="000000" w:fill="auto"/>
+        <w:spacing w:after="80"/>
+        <w:rPr>
+          <w:rFonts w:eastAsiaTheme="majorEastAsia"/>
+          <w:i/>
+          <w:color w:val="000000"/>
+          <w:spacing w:val="-10"/>
+          <w:kern w:val="28"/>
+          <w:sz w:val="22"/>
+          <w:szCs w:val="56"/>
+        </w:rPr>
+      </w:pPr>
+      <w:r>
+        <w:rPr>
+          <w:rFonts w:eastAsiaTheme="majorEastAsia"/>
+          <w:i/>
+          <w:color w:val="000000"/>
+          <w:spacing w:val="-10"/>
+          <w:kern w:val="28"/>
+          <w:sz w:val="22"/>
+          <w:szCs w:val="56"/>
+        </w:rPr>
+        <w:t>Hướng dẫn: Điền từ hoặc cấu trúc phù hợp với nghĩa và ngữ cảnh.</w:t>
+      </w:r>
+    </w:p>
+    <w:p>
+      <w:pPr>
+        <w:keepNext/>
+        <w:shd w:val="clear" w:color="000000" w:fill="auto"/>
+        <w:spacing w:before="120" w:after="60"/>
+        <w:rPr>
+          <w:rFonts w:eastAsiaTheme="majorEastAsia"/>
+          <w:color w:val="000000"/>
+          <w:spacing w:val="-10"/>
+          <w:kern w:val="28"/>
+          <w:sz w:val="22"/>
+          <w:szCs w:val="56"/>
+        </w:rPr>
+      </w:pPr>
+      <w:r>
+        <w:rPr>
+          <w:rFonts w:eastAsiaTheme="majorEastAsia"/>
+          <w:color w:val="000000"/>
+          <w:spacing w:val="-10"/>
+          <w:kern w:val="28"/>
+          <w:sz w:val="22"/>
+          <w:szCs w:val="56"/>
+        </w:rPr>
         <w:t>1. I saw her two days ______.</w:t>
       </w:r>
     </w:p>
     <w:p>
-      <w:r>
+      <w:pPr>
+        <w:keepNext/>
+        <w:shd w:val="clear" w:color="000000" w:fill="auto"/>
+        <w:spacing w:before="120" w:after="60"/>
+        <w:rPr>
+          <w:rFonts w:eastAsiaTheme="majorEastAsia"/>
+          <w:color w:val="000000"/>
+          <w:spacing w:val="-10"/>
+          <w:kern w:val="28"/>
+          <w:sz w:val="22"/>
+          <w:szCs w:val="56"/>
+        </w:rPr>
+      </w:pPr>
+      <w:r>
+        <w:rPr>
+          <w:rFonts w:eastAsiaTheme="majorEastAsia"/>
+          <w:color w:val="000000"/>
+          <w:spacing w:val="-10"/>
+          <w:kern w:val="28"/>
+          <w:sz w:val="22"/>
+          <w:szCs w:val="56"/>
+        </w:rPr>
         <w:t>2. We went to Hue ______ weekend.</w:t>
       </w:r>
     </w:p>
     <w:p>
-      <w:r>
+      <w:pPr>
+        <w:keepNext/>
+        <w:shd w:val="clear" w:color="000000" w:fill="auto"/>
+        <w:spacing w:before="120" w:after="60"/>
+        <w:rPr>
+          <w:rFonts w:eastAsiaTheme="majorEastAsia"/>
+          <w:color w:val="000000"/>
+          <w:spacing w:val="-10"/>
+          <w:kern w:val="28"/>
+          <w:sz w:val="22"/>
+          <w:szCs w:val="56"/>
+        </w:rPr>
+      </w:pPr>
+      <w:r>
+        <w:rPr>
+          <w:rFonts w:eastAsiaTheme="majorEastAsia"/>
+          <w:color w:val="000000"/>
+          <w:spacing w:val="-10"/>
+          <w:kern w:val="28"/>
+          <w:sz w:val="22"/>
+          <w:szCs w:val="56"/>
+        </w:rPr>
         <w:t>3. They will travel ______ month.</w:t>
       </w:r>
     </w:p>
     <w:p>
-      <w:r>
+      <w:pPr>
+        <w:keepNext/>
+        <w:shd w:val="clear" w:color="000000" w:fill="auto"/>
+        <w:spacing w:before="120" w:after="60"/>
+        <w:rPr>
+          <w:rFonts w:eastAsiaTheme="majorEastAsia"/>
+          <w:color w:val="000000"/>
+          <w:spacing w:val="-10"/>
+          <w:kern w:val="28"/>
+          <w:sz w:val="22"/>
+          <w:szCs w:val="56"/>
+        </w:rPr>
+      </w:pPr>
+      <w:r>
+        <w:rPr>
+          <w:rFonts w:eastAsiaTheme="majorEastAsia"/>
+          <w:color w:val="000000"/>
+          <w:spacing w:val="-10"/>
+          <w:kern w:val="28"/>
+          <w:sz w:val="22"/>
+          <w:szCs w:val="56"/>
+        </w:rPr>
         <w:t>4. I am busy ______ afternoon.</w:t>
       </w:r>
     </w:p>
     <w:p>
-      <w:r>
+      <w:pPr>
+        <w:keepNext/>
+        <w:shd w:val="clear" w:color="000000" w:fill="auto"/>
+        <w:spacing w:before="120" w:after="60"/>
+        <w:rPr>
+          <w:rFonts w:eastAsiaTheme="majorEastAsia"/>
+          <w:color w:val="000000"/>
+          <w:spacing w:val="-10"/>
+          <w:kern w:val="28"/>
+          <w:sz w:val="22"/>
+          <w:szCs w:val="56"/>
+        </w:rPr>
+      </w:pPr>
+      <w:r>
+        <w:rPr>
+          <w:rFonts w:eastAsiaTheme="majorEastAsia"/>
+          <w:color w:val="000000"/>
+          <w:spacing w:val="-10"/>
+          <w:kern w:val="28"/>
+          <w:sz w:val="22"/>
+          <w:szCs w:val="56"/>
+        </w:rPr>
         <w:t>5. He walks to work ______ day.</w:t>
       </w:r>
     </w:p>
     <w:p>
-      <w:r>
+      <w:pPr>
+        <w:keepNext/>
+        <w:shd w:val="clear" w:color="000000" w:fill="auto"/>
+        <w:spacing w:before="120" w:after="60"/>
+        <w:rPr>
+          <w:rFonts w:eastAsiaTheme="majorEastAsia"/>
+          <w:color w:val="000000"/>
+          <w:spacing w:val="-10"/>
+          <w:kern w:val="28"/>
+          <w:sz w:val="22"/>
+          <w:szCs w:val="56"/>
+        </w:rPr>
+      </w:pPr>
+      <w:r>
+        <w:rPr>
+          <w:rFonts w:eastAsiaTheme="majorEastAsia"/>
+          <w:color w:val="000000"/>
+          <w:spacing w:val="-10"/>
+          <w:kern w:val="28"/>
+          <w:sz w:val="22"/>
+          <w:szCs w:val="56"/>
+        </w:rPr>
         <w:t>6. Lan called me an hour ______.</w:t>
       </w:r>
     </w:p>
     <w:p>
-      <w:r>
+      <w:pPr>
+        <w:keepNext/>
+        <w:shd w:val="clear" w:color="000000" w:fill="auto"/>
+        <w:spacing w:before="120" w:after="60"/>
+        <w:rPr>
+          <w:rFonts w:eastAsiaTheme="majorEastAsia"/>
+          <w:color w:val="000000"/>
+          <w:spacing w:val="-10"/>
+          <w:kern w:val="28"/>
+          <w:sz w:val="22"/>
+          <w:szCs w:val="56"/>
+        </w:rPr>
+      </w:pPr>
+      <w:r>
+        <w:rPr>
+          <w:rFonts w:eastAsiaTheme="majorEastAsia"/>
+          <w:color w:val="000000"/>
+          <w:spacing w:val="-10"/>
+          <w:kern w:val="28"/>
+          <w:sz w:val="22"/>
+          <w:szCs w:val="56"/>
+        </w:rPr>
         <w:t>7. We had a test ______ Monday.</w:t>
       </w:r>
     </w:p>
     <w:p>
-      <w:r>
+      <w:pPr>
+        <w:keepNext/>
+        <w:shd w:val="clear" w:color="000000" w:fill="auto"/>
+        <w:spacing w:before="120" w:after="60"/>
+        <w:rPr>
+          <w:rFonts w:eastAsiaTheme="majorEastAsia"/>
+          <w:color w:val="000000"/>
+          <w:spacing w:val="-10"/>
+          <w:kern w:val="28"/>
+          <w:sz w:val="22"/>
+          <w:szCs w:val="56"/>
+        </w:rPr>
+      </w:pPr>
+      <w:r>
+        <w:rPr>
+          <w:rFonts w:eastAsiaTheme="majorEastAsia"/>
+          <w:color w:val="000000"/>
+          <w:spacing w:val="-10"/>
+          <w:kern w:val="28"/>
+          <w:sz w:val="22"/>
+          <w:szCs w:val="56"/>
+        </w:rPr>
         <w:t>8. I will start a new job ______ week.</w:t>
       </w:r>
     </w:p>
     <w:p>
-      <w:r>
+      <w:pPr>
+        <w:keepNext/>
+        <w:shd w:val="clear" w:color="000000" w:fill="auto"/>
+        <w:spacing w:before="120" w:after="60"/>
+        <w:rPr>
+          <w:rFonts w:eastAsiaTheme="majorEastAsia"/>
+          <w:color w:val="000000"/>
+          <w:spacing w:val="-10"/>
+          <w:kern w:val="28"/>
+          <w:sz w:val="22"/>
+          <w:szCs w:val="56"/>
+        </w:rPr>
+      </w:pPr>
+      <w:r>
+        <w:rPr>
+          <w:rFonts w:eastAsiaTheme="majorEastAsia"/>
+          <w:color w:val="000000"/>
+          <w:spacing w:val="-10"/>
+          <w:kern w:val="28"/>
+          <w:sz w:val="22"/>
+          <w:szCs w:val="56"/>
+        </w:rPr>
         <w:t>9. The weather is lovely ______ morning.</w:t>
       </w:r>
     </w:p>
     <w:p>
-      <w:r>
+      <w:pPr>
+        <w:keepNext/>
+        <w:shd w:val="clear" w:color="000000" w:fill="auto"/>
+        <w:spacing w:before="120" w:after="60"/>
+        <w:rPr>
+          <w:rFonts w:eastAsiaTheme="majorEastAsia"/>
+          <w:color w:val="000000"/>
+          <w:spacing w:val="-10"/>
+          <w:kern w:val="28"/>
+          <w:sz w:val="22"/>
+          <w:szCs w:val="56"/>
+        </w:rPr>
+      </w:pPr>
+      <w:r>
+        <w:rPr>
+          <w:rFonts w:eastAsiaTheme="majorEastAsia"/>
+          <w:color w:val="000000"/>
+          <w:spacing w:val="-10"/>
+          <w:kern w:val="28"/>
+          <w:sz w:val="22"/>
+          <w:szCs w:val="56"/>
+        </w:rPr>
         <w:t>10. She visits her parents ______ Sunday.</w:t>
       </w:r>
     </w:p>
     <w:p>
       <w:pPr>
-        <w:pStyle w:val="Heading1"/>
-      </w:pPr>
-      <w:r>
+        <w:keepNext/>
+        <w:shd w:val="clear" w:color="000000" w:fill="auto"/>
+        <w:spacing w:before="280" w:after="80"/>
+        <w:rPr>
+          <w:rFonts w:eastAsiaTheme="majorEastAsia"/>
+          <w:b/>
+          <w:color w:val="000000"/>
+          <w:spacing w:val="-10"/>
+          <w:kern w:val="28"/>
+          <w:szCs w:val="56"/>
+        </w:rPr>
+      </w:pPr>
+      <w:r>
+        <w:rPr>
+          <w:rFonts w:eastAsiaTheme="majorEastAsia"/>
+          <w:b/>
+          <w:color w:val="000000"/>
+          <w:spacing w:val="-10"/>
+          <w:kern w:val="28"/>
+          <w:szCs w:val="56"/>
+        </w:rPr>
         <w:t>PHẦN 3. ĐIỀN SINCE HOẶC FOR (10 điểm)</w:t>
       </w:r>
     </w:p>
     <w:p>
-      <w:r>
+      <w:pPr>
+        <w:keepNext/>
+        <w:shd w:val="clear" w:color="000000" w:fill="auto"/>
+        <w:spacing w:after="80"/>
+        <w:rPr>
+          <w:rFonts w:eastAsiaTheme="majorEastAsia"/>
+          <w:i/>
+          <w:color w:val="000000"/>
+          <w:spacing w:val="-10"/>
+          <w:kern w:val="28"/>
+          <w:sz w:val="22"/>
+          <w:szCs w:val="56"/>
+        </w:rPr>
+      </w:pPr>
+      <w:r>
+        <w:rPr>
+          <w:rFonts w:eastAsiaTheme="majorEastAsia"/>
+          <w:i/>
+          <w:color w:val="000000"/>
+          <w:spacing w:val="-10"/>
+          <w:kern w:val="28"/>
+          <w:sz w:val="22"/>
+          <w:szCs w:val="56"/>
+        </w:rPr>
+        <w:t>Hướng dẫn: Hoàn thành mỗi câu bằng dạng từ được yêu cầu.</w:t>
+      </w:r>
+    </w:p>
+    <w:p>
+      <w:pPr>
+        <w:keepNext/>
+        <w:shd w:val="clear" w:color="000000" w:fill="auto"/>
+        <w:spacing w:before="120" w:after="60"/>
+        <w:rPr>
+          <w:rFonts w:eastAsiaTheme="majorEastAsia"/>
+          <w:color w:val="000000"/>
+          <w:spacing w:val="-10"/>
+          <w:kern w:val="28"/>
+          <w:sz w:val="22"/>
+          <w:szCs w:val="56"/>
+        </w:rPr>
+      </w:pPr>
+      <w:r>
+        <w:rPr>
+          <w:rFonts w:eastAsiaTheme="majorEastAsia"/>
+          <w:color w:val="000000"/>
+          <w:spacing w:val="-10"/>
+          <w:kern w:val="28"/>
+          <w:sz w:val="22"/>
+          <w:szCs w:val="56"/>
+        </w:rPr>
+        <w:lastRenderedPageBreak/>
         <w:t>1. She has lived here ______ 2020.</w:t>
       </w:r>
     </w:p>
     <w:p>
-      <w:r>
+      <w:pPr>
+        <w:keepNext/>
+        <w:shd w:val="clear" w:color="000000" w:fill="auto"/>
+        <w:spacing w:before="120" w:after="60"/>
+        <w:rPr>
+          <w:rFonts w:eastAsiaTheme="majorEastAsia"/>
+          <w:color w:val="000000"/>
+          <w:spacing w:val="-10"/>
+          <w:kern w:val="28"/>
+          <w:sz w:val="22"/>
+          <w:szCs w:val="56"/>
+        </w:rPr>
+      </w:pPr>
+      <w:r>
+        <w:rPr>
+          <w:rFonts w:eastAsiaTheme="majorEastAsia"/>
+          <w:color w:val="000000"/>
+          <w:spacing w:val="-10"/>
+          <w:kern w:val="28"/>
+          <w:sz w:val="22"/>
+          <w:szCs w:val="56"/>
+        </w:rPr>
         <w:t>2. We have waited ______ two hours.</w:t>
       </w:r>
     </w:p>
     <w:p>
-      <w:r>
+      <w:pPr>
+        <w:keepNext/>
+        <w:shd w:val="clear" w:color="000000" w:fill="auto"/>
+        <w:spacing w:before="120" w:after="60"/>
+        <w:rPr>
+          <w:rFonts w:eastAsiaTheme="majorEastAsia"/>
+          <w:color w:val="000000"/>
+          <w:spacing w:val="-10"/>
+          <w:kern w:val="28"/>
+          <w:sz w:val="22"/>
+          <w:szCs w:val="56"/>
+        </w:rPr>
+      </w:pPr>
+      <w:r>
+        <w:rPr>
+          <w:rFonts w:eastAsiaTheme="majorEastAsia"/>
+          <w:color w:val="000000"/>
+          <w:spacing w:val="-10"/>
+          <w:kern w:val="28"/>
+          <w:sz w:val="22"/>
+          <w:szCs w:val="56"/>
+        </w:rPr>
         <w:t>3. He has studied English ______ he was ten.</w:t>
       </w:r>
     </w:p>
     <w:p>
-      <w:r>
+      <w:pPr>
+        <w:keepNext/>
+        <w:shd w:val="clear" w:color="000000" w:fill="auto"/>
+        <w:spacing w:before="120" w:after="60"/>
+        <w:rPr>
+          <w:rFonts w:eastAsiaTheme="majorEastAsia"/>
+          <w:color w:val="000000"/>
+          <w:spacing w:val="-10"/>
+          <w:kern w:val="28"/>
+          <w:sz w:val="22"/>
+          <w:szCs w:val="56"/>
+        </w:rPr>
+      </w:pPr>
+      <w:r>
+        <w:rPr>
+          <w:rFonts w:eastAsiaTheme="majorEastAsia"/>
+          <w:color w:val="000000"/>
+          <w:spacing w:val="-10"/>
+          <w:kern w:val="28"/>
+          <w:sz w:val="22"/>
+          <w:szCs w:val="56"/>
+        </w:rPr>
         <w:t>4. I haven't seen Lan ______ Monday.</w:t>
       </w:r>
     </w:p>
     <w:p>
-      <w:r>
+      <w:pPr>
+        <w:keepNext/>
+        <w:shd w:val="clear" w:color="000000" w:fill="auto"/>
+        <w:spacing w:before="120" w:after="60"/>
+        <w:rPr>
+          <w:rFonts w:eastAsiaTheme="majorEastAsia"/>
+          <w:color w:val="000000"/>
+          <w:spacing w:val="-10"/>
+          <w:kern w:val="28"/>
+          <w:sz w:val="22"/>
+          <w:szCs w:val="56"/>
+        </w:rPr>
+      </w:pPr>
+      <w:r>
+        <w:rPr>
+          <w:rFonts w:eastAsiaTheme="majorEastAsia"/>
+          <w:color w:val="000000"/>
+          <w:spacing w:val="-10"/>
+          <w:kern w:val="28"/>
+          <w:sz w:val="22"/>
+          <w:szCs w:val="56"/>
+        </w:rPr>
         <w:t>5. They have been married ______ five years.</w:t>
       </w:r>
     </w:p>
     <w:p>
-      <w:r>
+      <w:pPr>
+        <w:keepNext/>
+        <w:shd w:val="clear" w:color="000000" w:fill="auto"/>
+        <w:spacing w:before="120" w:after="60"/>
+        <w:rPr>
+          <w:rFonts w:eastAsiaTheme="majorEastAsia"/>
+          <w:color w:val="000000"/>
+          <w:spacing w:val="-10"/>
+          <w:kern w:val="28"/>
+          <w:sz w:val="22"/>
+          <w:szCs w:val="56"/>
+        </w:rPr>
+      </w:pPr>
+      <w:r>
+        <w:rPr>
+          <w:rFonts w:eastAsiaTheme="majorEastAsia"/>
+          <w:color w:val="000000"/>
+          <w:spacing w:val="-10"/>
+          <w:kern w:val="28"/>
+          <w:sz w:val="22"/>
+          <w:szCs w:val="56"/>
+        </w:rPr>
         <w:t>6. Nam has worked here ______ last June.</w:t>
       </w:r>
     </w:p>
     <w:p>
-      <w:r>
+      <w:pPr>
+        <w:keepNext/>
+        <w:shd w:val="clear" w:color="000000" w:fill="auto"/>
+        <w:spacing w:before="120" w:after="60"/>
+        <w:rPr>
+          <w:rFonts w:eastAsiaTheme="majorEastAsia"/>
+          <w:color w:val="000000"/>
+          <w:spacing w:val="-10"/>
+          <w:kern w:val="28"/>
+          <w:sz w:val="22"/>
+          <w:szCs w:val="56"/>
+        </w:rPr>
+      </w:pPr>
+      <w:r>
+        <w:rPr>
+          <w:rFonts w:eastAsiaTheme="majorEastAsia"/>
+          <w:color w:val="000000"/>
+          <w:spacing w:val="-10"/>
+          <w:kern w:val="28"/>
+          <w:sz w:val="22"/>
+          <w:szCs w:val="56"/>
+        </w:rPr>
         <w:t>7. It has rained ______ three days.</w:t>
       </w:r>
     </w:p>
     <w:p>
-      <w:r>
+      <w:pPr>
+        <w:keepNext/>
+        <w:shd w:val="clear" w:color="000000" w:fill="auto"/>
+        <w:spacing w:before="120" w:after="60"/>
+        <w:rPr>
+          <w:rFonts w:eastAsiaTheme="majorEastAsia"/>
+          <w:color w:val="000000"/>
+          <w:spacing w:val="-10"/>
+          <w:kern w:val="28"/>
+          <w:sz w:val="22"/>
+          <w:szCs w:val="56"/>
+        </w:rPr>
+      </w:pPr>
+      <w:r>
+        <w:rPr>
+          <w:rFonts w:eastAsiaTheme="majorEastAsia"/>
+          <w:color w:val="000000"/>
+          <w:spacing w:val="-10"/>
+          <w:kern w:val="28"/>
+          <w:sz w:val="22"/>
+          <w:szCs w:val="56"/>
+        </w:rPr>
         <w:t>8. I have known her ______ a long time.</w:t>
       </w:r>
     </w:p>
     <w:p>
-      <w:r>
+      <w:pPr>
+        <w:keepNext/>
+        <w:shd w:val="clear" w:color="000000" w:fill="auto"/>
+        <w:spacing w:before="120" w:after="60"/>
+        <w:rPr>
+          <w:rFonts w:eastAsiaTheme="majorEastAsia"/>
+          <w:color w:val="000000"/>
+          <w:spacing w:val="-10"/>
+          <w:kern w:val="28"/>
+          <w:sz w:val="22"/>
+          <w:szCs w:val="56"/>
+        </w:rPr>
+      </w:pPr>
+      <w:r>
+        <w:rPr>
+          <w:rFonts w:eastAsiaTheme="majorEastAsia"/>
+          <w:color w:val="000000"/>
+          <w:spacing w:val="-10"/>
+          <w:kern w:val="28"/>
+          <w:sz w:val="22"/>
+          <w:szCs w:val="56"/>
+        </w:rPr>
         <w:t>9. The shop has been closed ______ yesterday.</w:t>
       </w:r>
     </w:p>
     <w:p>
-      <w:r>
+      <w:pPr>
+        <w:keepNext/>
+        <w:shd w:val="clear" w:color="000000" w:fill="auto"/>
+        <w:spacing w:before="120" w:after="60"/>
+        <w:rPr>
+          <w:rFonts w:eastAsiaTheme="majorEastAsia"/>
+          <w:color w:val="000000"/>
+          <w:spacing w:val="-10"/>
+          <w:kern w:val="28"/>
+          <w:sz w:val="22"/>
+          <w:szCs w:val="56"/>
+        </w:rPr>
+      </w:pPr>
+      <w:r>
+        <w:rPr>
+          <w:rFonts w:eastAsiaTheme="majorEastAsia"/>
+          <w:color w:val="000000"/>
+          <w:spacing w:val="-10"/>
+          <w:kern w:val="28"/>
+          <w:sz w:val="22"/>
+          <w:szCs w:val="56"/>
+        </w:rPr>
         <w:t>10. She has felt tired ______ this morning.</w:t>
       </w:r>
     </w:p>
     <w:p>
       <w:pPr>
-        <w:pStyle w:val="Heading1"/>
-      </w:pPr>
-      <w:r>
+        <w:keepNext/>
+        <w:shd w:val="clear" w:color="000000" w:fill="auto"/>
+        <w:spacing w:before="280" w:after="80"/>
+        <w:rPr>
+          <w:rFonts w:eastAsiaTheme="majorEastAsia"/>
+          <w:b/>
+          <w:color w:val="000000"/>
+          <w:spacing w:val="-10"/>
+          <w:kern w:val="28"/>
+          <w:szCs w:val="56"/>
+        </w:rPr>
+      </w:pPr>
+      <w:r>
+        <w:rPr>
+          <w:rFonts w:eastAsiaTheme="majorEastAsia"/>
+          <w:b/>
+          <w:color w:val="000000"/>
+          <w:spacing w:val="-10"/>
+          <w:kern w:val="28"/>
+          <w:szCs w:val="56"/>
+        </w:rPr>
         <w:t>PHẦN 4. ĐIỀN DURING HOẶC WHILE (10 điểm)</w:t>
       </w:r>
     </w:p>
     <w:p>
-      <w:r>
+      <w:pPr>
+        <w:keepNext/>
+        <w:shd w:val="clear" w:color="000000" w:fill="auto"/>
+        <w:spacing w:after="80"/>
+        <w:rPr>
+          <w:rFonts w:eastAsiaTheme="majorEastAsia"/>
+          <w:i/>
+          <w:color w:val="000000"/>
+          <w:spacing w:val="-10"/>
+          <w:kern w:val="28"/>
+          <w:sz w:val="22"/>
+          <w:szCs w:val="56"/>
+        </w:rPr>
+      </w:pPr>
+      <w:r>
+        <w:rPr>
+          <w:rFonts w:eastAsiaTheme="majorEastAsia"/>
+          <w:i/>
+          <w:color w:val="000000"/>
+          <w:spacing w:val="-10"/>
+          <w:kern w:val="28"/>
+          <w:sz w:val="22"/>
+          <w:szCs w:val="56"/>
+        </w:rPr>
+        <w:t>Hướng dẫn: Điền, chọn hoặc chuyển đổi câu theo yêu cầu.</w:t>
+      </w:r>
+    </w:p>
+    <w:p>
+      <w:pPr>
+        <w:keepNext/>
+        <w:shd w:val="clear" w:color="000000" w:fill="auto"/>
+        <w:spacing w:before="120" w:after="60"/>
+        <w:rPr>
+          <w:rFonts w:eastAsiaTheme="majorEastAsia"/>
+          <w:color w:val="000000"/>
+          <w:spacing w:val="-10"/>
+          <w:kern w:val="28"/>
+          <w:sz w:val="22"/>
+          <w:szCs w:val="56"/>
+        </w:rPr>
+      </w:pPr>
+      <w:r>
+        <w:rPr>
+          <w:rFonts w:eastAsiaTheme="majorEastAsia"/>
+          <w:color w:val="000000"/>
+          <w:spacing w:val="-10"/>
+          <w:kern w:val="28"/>
+          <w:sz w:val="22"/>
+          <w:szCs w:val="56"/>
+        </w:rPr>
         <w:t>1. Nobody spoke ______ the meeting.</w:t>
       </w:r>
     </w:p>
     <w:p>
-      <w:r>
+      <w:pPr>
+        <w:keepNext/>
+        <w:shd w:val="clear" w:color="000000" w:fill="auto"/>
+        <w:spacing w:before="120" w:after="60"/>
+        <w:rPr>
+          <w:rFonts w:eastAsiaTheme="majorEastAsia"/>
+          <w:color w:val="000000"/>
+          <w:spacing w:val="-10"/>
+          <w:kern w:val="28"/>
+          <w:sz w:val="22"/>
+          <w:szCs w:val="56"/>
+        </w:rPr>
+      </w:pPr>
+      <w:r>
+        <w:rPr>
+          <w:rFonts w:eastAsiaTheme="majorEastAsia"/>
+          <w:color w:val="000000"/>
+          <w:spacing w:val="-10"/>
+          <w:kern w:val="28"/>
+          <w:sz w:val="22"/>
+          <w:szCs w:val="56"/>
+        </w:rPr>
         <w:t>2. The phone rang ______ I was sleeping.</w:t>
       </w:r>
     </w:p>
     <w:p>
-      <w:r>
+      <w:pPr>
+        <w:keepNext/>
+        <w:shd w:val="clear" w:color="000000" w:fill="auto"/>
+        <w:spacing w:before="120" w:after="60"/>
+        <w:rPr>
+          <w:rFonts w:eastAsiaTheme="majorEastAsia"/>
+          <w:color w:val="000000"/>
+          <w:spacing w:val="-10"/>
+          <w:kern w:val="28"/>
+          <w:sz w:val="22"/>
+          <w:szCs w:val="56"/>
+        </w:rPr>
+      </w:pPr>
+      <w:r>
+        <w:rPr>
+          <w:rFonts w:eastAsiaTheme="majorEastAsia"/>
+          <w:color w:val="000000"/>
+          <w:spacing w:val="-10"/>
+          <w:kern w:val="28"/>
+          <w:sz w:val="22"/>
+          <w:szCs w:val="56"/>
+        </w:rPr>
         <w:t>3. We met many people ______ our holiday.</w:t>
       </w:r>
     </w:p>
     <w:p>
-      <w:r>
+      <w:pPr>
+        <w:keepNext/>
+        <w:shd w:val="clear" w:color="000000" w:fill="auto"/>
+        <w:spacing w:before="120" w:after="60"/>
+        <w:rPr>
+          <w:rFonts w:eastAsiaTheme="majorEastAsia"/>
+          <w:color w:val="000000"/>
+          <w:spacing w:val="-10"/>
+          <w:kern w:val="28"/>
+          <w:sz w:val="22"/>
+          <w:szCs w:val="56"/>
+        </w:rPr>
+      </w:pPr>
+      <w:r>
+        <w:rPr>
+          <w:rFonts w:eastAsiaTheme="majorEastAsia"/>
+          <w:color w:val="000000"/>
+          <w:spacing w:val="-10"/>
+          <w:kern w:val="28"/>
+          <w:sz w:val="22"/>
+          <w:szCs w:val="56"/>
+        </w:rPr>
         <w:t>4. She listened to music ______ she was cooking.</w:t>
       </w:r>
     </w:p>
     <w:p>
-      <w:r>
+      <w:pPr>
+        <w:keepNext/>
+        <w:shd w:val="clear" w:color="000000" w:fill="auto"/>
+        <w:spacing w:before="120" w:after="60"/>
+        <w:rPr>
+          <w:rFonts w:eastAsiaTheme="majorEastAsia"/>
+          <w:color w:val="000000"/>
+          <w:spacing w:val="-10"/>
+          <w:kern w:val="28"/>
+          <w:sz w:val="22"/>
+          <w:szCs w:val="56"/>
+        </w:rPr>
+      </w:pPr>
+      <w:r>
+        <w:rPr>
+          <w:rFonts w:eastAsiaTheme="majorEastAsia"/>
+          <w:color w:val="000000"/>
+          <w:spacing w:val="-10"/>
+          <w:kern w:val="28"/>
+          <w:sz w:val="22"/>
+          <w:szCs w:val="56"/>
+        </w:rPr>
         <w:t>5. It rained ______ the night.</w:t>
       </w:r>
     </w:p>
     <w:p>
-      <w:r>
+      <w:pPr>
+        <w:keepNext/>
+        <w:shd w:val="clear" w:color="000000" w:fill="auto"/>
+        <w:spacing w:before="120" w:after="60"/>
+        <w:rPr>
+          <w:rFonts w:eastAsiaTheme="majorEastAsia"/>
+          <w:color w:val="000000"/>
+          <w:spacing w:val="-10"/>
+          <w:kern w:val="28"/>
+          <w:sz w:val="22"/>
+          <w:szCs w:val="56"/>
+        </w:rPr>
+      </w:pPr>
+      <w:r>
+        <w:rPr>
+          <w:rFonts w:eastAsiaTheme="majorEastAsia"/>
+          <w:color w:val="000000"/>
+          <w:spacing w:val="-10"/>
+          <w:kern w:val="28"/>
+          <w:sz w:val="22"/>
+          <w:szCs w:val="56"/>
+        </w:rPr>
         <w:t>6. He hurt his leg ______ he was playing football.</w:t>
       </w:r>
     </w:p>
     <w:p>
-      <w:r>
+      <w:pPr>
+        <w:keepNext/>
+        <w:shd w:val="clear" w:color="000000" w:fill="auto"/>
+        <w:spacing w:before="120" w:after="60"/>
+        <w:rPr>
+          <w:rFonts w:eastAsiaTheme="majorEastAsia"/>
+          <w:color w:val="000000"/>
+          <w:spacing w:val="-10"/>
+          <w:kern w:val="28"/>
+          <w:sz w:val="22"/>
+          <w:szCs w:val="56"/>
+        </w:rPr>
+      </w:pPr>
+      <w:r>
+        <w:rPr>
+          <w:rFonts w:eastAsiaTheme="majorEastAsia"/>
+          <w:color w:val="000000"/>
+          <w:spacing w:val="-10"/>
+          <w:kern w:val="28"/>
+          <w:sz w:val="22"/>
+          <w:szCs w:val="56"/>
+        </w:rPr>
         <w:t>7. Please turn off your phone ______ the film.</w:t>
       </w:r>
     </w:p>
     <w:p>
-      <w:r>
+      <w:pPr>
+        <w:keepNext/>
+        <w:shd w:val="clear" w:color="000000" w:fill="auto"/>
+        <w:spacing w:before="120" w:after="60"/>
+        <w:rPr>
+          <w:rFonts w:eastAsiaTheme="majorEastAsia"/>
+          <w:color w:val="000000"/>
+          <w:spacing w:val="-10"/>
+          <w:kern w:val="28"/>
+          <w:sz w:val="22"/>
+          <w:szCs w:val="56"/>
+        </w:rPr>
+      </w:pPr>
+      <w:r>
+        <w:rPr>
+          <w:rFonts w:eastAsiaTheme="majorEastAsia"/>
+          <w:color w:val="000000"/>
+          <w:spacing w:val="-10"/>
+          <w:kern w:val="28"/>
+          <w:sz w:val="22"/>
+          <w:szCs w:val="56"/>
+        </w:rPr>
         <w:t>8. I learned a lot ______ I was working there.</w:t>
       </w:r>
     </w:p>
     <w:p>
-      <w:r>
+      <w:pPr>
+        <w:keepNext/>
+        <w:shd w:val="clear" w:color="000000" w:fill="auto"/>
+        <w:spacing w:before="120" w:after="60"/>
+        <w:rPr>
+          <w:rFonts w:eastAsiaTheme="majorEastAsia"/>
+          <w:color w:val="000000"/>
+          <w:spacing w:val="-10"/>
+          <w:kern w:val="28"/>
+          <w:sz w:val="22"/>
+          <w:szCs w:val="56"/>
+        </w:rPr>
+      </w:pPr>
+      <w:r>
+        <w:rPr>
+          <w:rFonts w:eastAsiaTheme="majorEastAsia"/>
+          <w:color w:val="000000"/>
+          <w:spacing w:val="-10"/>
+          <w:kern w:val="28"/>
+          <w:sz w:val="22"/>
+          <w:szCs w:val="56"/>
+        </w:rPr>
         <w:t>9. They stayed inside ______ the storm.</w:t>
       </w:r>
     </w:p>
     <w:p>
-      <w:r>
+      <w:pPr>
+        <w:keepNext/>
+        <w:shd w:val="clear" w:color="000000" w:fill="auto"/>
+        <w:spacing w:before="120" w:after="60"/>
+        <w:rPr>
+          <w:rFonts w:eastAsiaTheme="majorEastAsia"/>
+          <w:color w:val="000000"/>
+          <w:spacing w:val="-10"/>
+          <w:kern w:val="28"/>
+          <w:sz w:val="22"/>
+          <w:szCs w:val="56"/>
+        </w:rPr>
+      </w:pPr>
+      <w:r>
+        <w:rPr>
+          <w:rFonts w:eastAsiaTheme="majorEastAsia"/>
+          <w:color w:val="000000"/>
+          <w:spacing w:val="-10"/>
+          <w:kern w:val="28"/>
+          <w:sz w:val="22"/>
+          <w:szCs w:val="56"/>
+        </w:rPr>
         <w:t>10. Don't talk ______ the teacher is speaking.</w:t>
       </w:r>
     </w:p>
     <w:p>
       <w:pPr>
-        <w:pStyle w:val="Heading1"/>
-      </w:pPr>
-      <w:r>
+        <w:keepNext/>
+        <w:shd w:val="clear" w:color="000000" w:fill="auto"/>
+        <w:spacing w:before="280" w:after="80"/>
+        <w:rPr>
+          <w:rFonts w:eastAsiaTheme="majorEastAsia"/>
+          <w:b/>
+          <w:color w:val="000000"/>
+          <w:spacing w:val="-10"/>
+          <w:kern w:val="28"/>
+          <w:szCs w:val="56"/>
+        </w:rPr>
+      </w:pPr>
+      <w:r>
+        <w:rPr>
+          <w:rFonts w:eastAsiaTheme="majorEastAsia"/>
+          <w:b/>
+          <w:color w:val="000000"/>
+          <w:spacing w:val="-10"/>
+          <w:kern w:val="28"/>
+          <w:szCs w:val="56"/>
+        </w:rPr>
         <w:t>PHẦN 5. ĐIỀN BY HOẶC UNTIL (10 điểm)</w:t>
       </w:r>
     </w:p>
     <w:p>
-      <w:r>
+      <w:pPr>
+        <w:keepNext/>
+        <w:shd w:val="clear" w:color="000000" w:fill="auto"/>
+        <w:spacing w:after="80"/>
+        <w:rPr>
+          <w:rFonts w:eastAsiaTheme="majorEastAsia"/>
+          <w:i/>
+          <w:color w:val="000000"/>
+          <w:spacing w:val="-10"/>
+          <w:kern w:val="28"/>
+          <w:sz w:val="22"/>
+          <w:szCs w:val="56"/>
+        </w:rPr>
+      </w:pPr>
+      <w:r>
+        <w:rPr>
+          <w:rFonts w:eastAsiaTheme="majorEastAsia"/>
+          <w:i/>
+          <w:color w:val="000000"/>
+          <w:spacing w:val="-10"/>
+          <w:kern w:val="28"/>
+          <w:sz w:val="22"/>
+          <w:szCs w:val="56"/>
+        </w:rPr>
+        <w:t>Hướng dẫn: Điền hoặc chuyển đổi từng câu bằng cấu trúc phù hợp.</w:t>
+      </w:r>
+    </w:p>
+    <w:p>
+      <w:pPr>
+        <w:keepNext/>
+        <w:shd w:val="clear" w:color="000000" w:fill="auto"/>
+        <w:spacing w:before="120" w:after="60"/>
+        <w:rPr>
+          <w:rFonts w:eastAsiaTheme="majorEastAsia"/>
+          <w:color w:val="000000"/>
+          <w:spacing w:val="-10"/>
+          <w:kern w:val="28"/>
+          <w:sz w:val="22"/>
+          <w:szCs w:val="56"/>
+        </w:rPr>
+      </w:pPr>
+      <w:r>
+        <w:rPr>
+          <w:rFonts w:eastAsiaTheme="majorEastAsia"/>
+          <w:color w:val="000000"/>
+          <w:spacing w:val="-10"/>
+          <w:kern w:val="28"/>
+          <w:sz w:val="22"/>
+          <w:szCs w:val="56"/>
+        </w:rPr>
         <w:t>1. Please send the email ______ Friday.</w:t>
       </w:r>
     </w:p>
     <w:p>
-      <w:r>
+      <w:pPr>
+        <w:keepNext/>
+        <w:shd w:val="clear" w:color="000000" w:fill="auto"/>
+        <w:spacing w:before="120" w:after="60"/>
+        <w:rPr>
+          <w:rFonts w:eastAsiaTheme="majorEastAsia"/>
+          <w:color w:val="000000"/>
+          <w:spacing w:val="-10"/>
+          <w:kern w:val="28"/>
+          <w:sz w:val="22"/>
+          <w:szCs w:val="56"/>
+        </w:rPr>
+      </w:pPr>
+      <w:r>
+        <w:rPr>
+          <w:rFonts w:eastAsiaTheme="majorEastAsia"/>
+          <w:color w:val="000000"/>
+          <w:spacing w:val="-10"/>
+          <w:kern w:val="28"/>
+          <w:sz w:val="22"/>
+          <w:szCs w:val="56"/>
+        </w:rPr>
         <w:t>2. I will stay here ______ Friday.</w:t>
       </w:r>
     </w:p>
     <w:p>
-      <w:r>
+      <w:pPr>
+        <w:keepNext/>
+        <w:shd w:val="clear" w:color="000000" w:fill="auto"/>
+        <w:spacing w:before="120" w:after="60"/>
+        <w:rPr>
+          <w:rFonts w:eastAsiaTheme="majorEastAsia"/>
+          <w:color w:val="000000"/>
+          <w:spacing w:val="-10"/>
+          <w:kern w:val="28"/>
+          <w:sz w:val="22"/>
+          <w:szCs w:val="56"/>
+        </w:rPr>
+      </w:pPr>
+      <w:r>
+        <w:rPr>
+          <w:rFonts w:eastAsiaTheme="majorEastAsia"/>
+          <w:color w:val="000000"/>
+          <w:spacing w:val="-10"/>
+          <w:kern w:val="28"/>
+          <w:sz w:val="22"/>
+          <w:szCs w:val="56"/>
+        </w:rPr>
         <w:t>3. Finish your homework ______ 9 p.m.</w:t>
       </w:r>
     </w:p>
     <w:p>
-      <w:r>
+      <w:pPr>
+        <w:keepNext/>
+        <w:shd w:val="clear" w:color="000000" w:fill="auto"/>
+        <w:spacing w:before="120" w:after="60"/>
+        <w:rPr>
+          <w:rFonts w:eastAsiaTheme="majorEastAsia"/>
+          <w:color w:val="000000"/>
+          <w:spacing w:val="-10"/>
+          <w:kern w:val="28"/>
+          <w:sz w:val="22"/>
+          <w:szCs w:val="56"/>
+        </w:rPr>
+      </w:pPr>
+      <w:r>
+        <w:rPr>
+          <w:rFonts w:eastAsiaTheme="majorEastAsia"/>
+          <w:color w:val="000000"/>
+          <w:spacing w:val="-10"/>
+          <w:kern w:val="28"/>
+          <w:sz w:val="22"/>
+          <w:szCs w:val="56"/>
+        </w:rPr>
         <w:t>4. The shop is open ______ 10 p.m.</w:t>
       </w:r>
     </w:p>
     <w:p>
-      <w:r>
+      <w:pPr>
+        <w:keepNext/>
+        <w:shd w:val="clear" w:color="000000" w:fill="auto"/>
+        <w:spacing w:before="120" w:after="60"/>
+        <w:rPr>
+          <w:rFonts w:eastAsiaTheme="majorEastAsia"/>
+          <w:color w:val="000000"/>
+          <w:spacing w:val="-10"/>
+          <w:kern w:val="28"/>
+          <w:sz w:val="22"/>
+          <w:szCs w:val="56"/>
+        </w:rPr>
+      </w:pPr>
+      <w:r>
+        <w:rPr>
+          <w:rFonts w:eastAsiaTheme="majorEastAsia"/>
+          <w:color w:val="000000"/>
+          <w:spacing w:val="-10"/>
+          <w:kern w:val="28"/>
+          <w:sz w:val="22"/>
+          <w:szCs w:val="56"/>
+        </w:rPr>
         <w:t>5. We must arrive ______ noon.</w:t>
       </w:r>
     </w:p>
     <w:p>
-      <w:r>
+      <w:pPr>
+        <w:keepNext/>
+        <w:shd w:val="clear" w:color="000000" w:fill="auto"/>
+        <w:spacing w:before="120" w:after="60"/>
+        <w:rPr>
+          <w:rFonts w:eastAsiaTheme="majorEastAsia"/>
+          <w:color w:val="000000"/>
+          <w:spacing w:val="-10"/>
+          <w:kern w:val="28"/>
+          <w:sz w:val="22"/>
+          <w:szCs w:val="56"/>
+        </w:rPr>
+      </w:pPr>
+      <w:r>
+        <w:rPr>
+          <w:rFonts w:eastAsiaTheme="majorEastAsia"/>
+          <w:color w:val="000000"/>
+          <w:spacing w:val="-10"/>
+          <w:kern w:val="28"/>
+          <w:sz w:val="22"/>
+          <w:szCs w:val="56"/>
+        </w:rPr>
         <w:t>6. She worked ______ midnight.</w:t>
       </w:r>
     </w:p>
     <w:p>
-      <w:r>
+      <w:pPr>
+        <w:keepNext/>
+        <w:shd w:val="clear" w:color="000000" w:fill="auto"/>
+        <w:spacing w:before="120" w:after="60"/>
+        <w:rPr>
+          <w:rFonts w:eastAsiaTheme="majorEastAsia"/>
+          <w:color w:val="000000"/>
+          <w:spacing w:val="-10"/>
+          <w:kern w:val="28"/>
+          <w:sz w:val="22"/>
+          <w:szCs w:val="56"/>
+        </w:rPr>
+      </w:pPr>
+      <w:r>
+        <w:rPr>
+          <w:rFonts w:eastAsiaTheme="majorEastAsia"/>
+          <w:color w:val="000000"/>
+          <w:spacing w:val="-10"/>
+          <w:kern w:val="28"/>
+          <w:sz w:val="22"/>
+          <w:szCs w:val="56"/>
+        </w:rPr>
         <w:t>7. Can you return the book ______ Monday?</w:t>
       </w:r>
     </w:p>
     <w:p>
-      <w:r>
+      <w:pPr>
+        <w:keepNext/>
+        <w:shd w:val="clear" w:color="000000" w:fill="auto"/>
+        <w:spacing w:before="120" w:after="60"/>
+        <w:rPr>
+          <w:rFonts w:eastAsiaTheme="majorEastAsia"/>
+          <w:color w:val="000000"/>
+          <w:spacing w:val="-10"/>
+          <w:kern w:val="28"/>
+          <w:sz w:val="22"/>
+          <w:szCs w:val="56"/>
+        </w:rPr>
+      </w:pPr>
+      <w:r>
+        <w:rPr>
+          <w:rFonts w:eastAsiaTheme="majorEastAsia"/>
+          <w:color w:val="000000"/>
+          <w:spacing w:val="-10"/>
+          <w:kern w:val="28"/>
+          <w:sz w:val="22"/>
+          <w:szCs w:val="56"/>
+        </w:rPr>
         <w:t>8. Wait here ______ I come back.</w:t>
       </w:r>
     </w:p>
     <w:p>
-      <w:r>
+      <w:pPr>
+        <w:keepNext/>
+        <w:shd w:val="clear" w:color="000000" w:fill="auto"/>
+        <w:spacing w:before="120" w:after="60"/>
+        <w:rPr>
+          <w:rFonts w:eastAsiaTheme="majorEastAsia"/>
+          <w:color w:val="000000"/>
+          <w:spacing w:val="-10"/>
+          <w:kern w:val="28"/>
+          <w:sz w:val="22"/>
+          <w:szCs w:val="56"/>
+        </w:rPr>
+      </w:pPr>
+      <w:r>
+        <w:rPr>
+          <w:rFonts w:eastAsiaTheme="majorEastAsia"/>
+          <w:color w:val="000000"/>
+          <w:spacing w:val="-10"/>
+          <w:kern w:val="28"/>
+          <w:sz w:val="22"/>
+          <w:szCs w:val="56"/>
+        </w:rPr>
+        <w:lastRenderedPageBreak/>
         <w:t>9. The report must be ready ______ tomorrow morning.</w:t>
       </w:r>
     </w:p>
     <w:p>
-      <w:r>
+      <w:pPr>
+        <w:keepNext/>
+        <w:shd w:val="clear" w:color="000000" w:fill="auto"/>
+        <w:spacing w:before="120" w:after="60"/>
+        <w:rPr>
+          <w:rFonts w:eastAsiaTheme="majorEastAsia"/>
+          <w:color w:val="000000"/>
+          <w:spacing w:val="-10"/>
+          <w:kern w:val="28"/>
+          <w:sz w:val="22"/>
+          <w:szCs w:val="56"/>
+        </w:rPr>
+      </w:pPr>
+      <w:r>
+        <w:rPr>
+          <w:rFonts w:eastAsiaTheme="majorEastAsia"/>
+          <w:color w:val="000000"/>
+          <w:spacing w:val="-10"/>
+          <w:kern w:val="28"/>
+          <w:sz w:val="22"/>
+          <w:szCs w:val="56"/>
+        </w:rPr>
         <w:t>10. They lived there ______ 2022.</w:t>
       </w:r>
     </w:p>
     <w:p>
       <w:pPr>
-        <w:pStyle w:val="Heading1"/>
-      </w:pPr>
-      <w:r>
+        <w:keepNext/>
+        <w:shd w:val="clear" w:color="000000" w:fill="auto"/>
+        <w:spacing w:before="280" w:after="80"/>
+        <w:rPr>
+          <w:rFonts w:eastAsiaTheme="majorEastAsia"/>
+          <w:b/>
+          <w:color w:val="000000"/>
+          <w:spacing w:val="-10"/>
+          <w:kern w:val="28"/>
+          <w:szCs w:val="56"/>
+        </w:rPr>
+      </w:pPr>
+      <w:r>
+        <w:rPr>
+          <w:rFonts w:eastAsiaTheme="majorEastAsia"/>
+          <w:b/>
+          <w:color w:val="000000"/>
+          <w:spacing w:val="-10"/>
+          <w:kern w:val="28"/>
+          <w:szCs w:val="56"/>
+        </w:rPr>
         <w:t>PHẦN 6. CHỌN TỪ ĐÚNG (10 điểm)</w:t>
       </w:r>
     </w:p>
     <w:p>
-      <w:r>
+      <w:pPr>
+        <w:keepNext/>
+        <w:shd w:val="clear" w:color="000000" w:fill="auto"/>
+        <w:spacing w:after="80"/>
+        <w:rPr>
+          <w:rFonts w:eastAsiaTheme="majorEastAsia"/>
+          <w:i/>
+          <w:color w:val="000000"/>
+          <w:spacing w:val="-10"/>
+          <w:kern w:val="28"/>
+          <w:sz w:val="22"/>
+          <w:szCs w:val="56"/>
+        </w:rPr>
+      </w:pPr>
+      <w:r>
+        <w:rPr>
+          <w:rFonts w:eastAsiaTheme="majorEastAsia"/>
+          <w:i/>
+          <w:color w:val="000000"/>
+          <w:spacing w:val="-10"/>
+          <w:kern w:val="28"/>
+          <w:sz w:val="22"/>
+          <w:szCs w:val="56"/>
+        </w:rPr>
+        <w:t>Hướng dẫn: Chọn từ đúng hoặc viết lại câu theo yêu cầu.</w:t>
+      </w:r>
+    </w:p>
+    <w:p>
+      <w:pPr>
+        <w:keepNext/>
+        <w:shd w:val="clear" w:color="000000" w:fill="auto"/>
+        <w:spacing w:before="120" w:after="60"/>
+        <w:rPr>
+          <w:rFonts w:eastAsiaTheme="majorEastAsia"/>
+          <w:color w:val="000000"/>
+          <w:spacing w:val="-10"/>
+          <w:kern w:val="28"/>
+          <w:sz w:val="22"/>
+          <w:szCs w:val="56"/>
+        </w:rPr>
+      </w:pPr>
+      <w:r>
+        <w:rPr>
+          <w:rFonts w:eastAsiaTheme="majorEastAsia"/>
+          <w:color w:val="000000"/>
+          <w:spacing w:val="-10"/>
+          <w:kern w:val="28"/>
+          <w:sz w:val="22"/>
+          <w:szCs w:val="56"/>
+        </w:rPr>
         <w:t>1. The office is open (from / since) 8 a.m. to 5 p.m.</w:t>
       </w:r>
     </w:p>
     <w:p>
-      <w:r>
+      <w:pPr>
+        <w:keepNext/>
+        <w:shd w:val="clear" w:color="000000" w:fill="auto"/>
+        <w:spacing w:before="120" w:after="60"/>
+        <w:rPr>
+          <w:rFonts w:eastAsiaTheme="majorEastAsia"/>
+          <w:color w:val="000000"/>
+          <w:spacing w:val="-10"/>
+          <w:kern w:val="28"/>
+          <w:sz w:val="22"/>
+          <w:szCs w:val="56"/>
+        </w:rPr>
+      </w:pPr>
+      <w:r>
+        <w:rPr>
+          <w:rFonts w:eastAsiaTheme="majorEastAsia"/>
+          <w:color w:val="000000"/>
+          <w:spacing w:val="-10"/>
+          <w:kern w:val="28"/>
+          <w:sz w:val="22"/>
+          <w:szCs w:val="56"/>
+        </w:rPr>
         <w:t>2. Call me (between / during) 6 and 7.</w:t>
       </w:r>
     </w:p>
     <w:p>
-      <w:r>
+      <w:pPr>
+        <w:keepNext/>
+        <w:shd w:val="clear" w:color="000000" w:fill="auto"/>
+        <w:spacing w:before="120" w:after="60"/>
+        <w:rPr>
+          <w:rFonts w:eastAsiaTheme="majorEastAsia"/>
+          <w:color w:val="000000"/>
+          <w:spacing w:val="-10"/>
+          <w:kern w:val="28"/>
+          <w:sz w:val="22"/>
+          <w:szCs w:val="56"/>
+        </w:rPr>
+      </w:pPr>
+      <w:r>
+        <w:rPr>
+          <w:rFonts w:eastAsiaTheme="majorEastAsia"/>
+          <w:color w:val="000000"/>
+          <w:spacing w:val="-10"/>
+          <w:kern w:val="28"/>
+          <w:sz w:val="22"/>
+          <w:szCs w:val="56"/>
+        </w:rPr>
         <w:t>3. Wash your hands (before / until) dinner.</w:t>
       </w:r>
     </w:p>
     <w:p>
-      <w:r>
+      <w:pPr>
+        <w:keepNext/>
+        <w:shd w:val="clear" w:color="000000" w:fill="auto"/>
+        <w:spacing w:before="120" w:after="60"/>
+        <w:rPr>
+          <w:rFonts w:eastAsiaTheme="majorEastAsia"/>
+          <w:color w:val="000000"/>
+          <w:spacing w:val="-10"/>
+          <w:kern w:val="28"/>
+          <w:sz w:val="22"/>
+          <w:szCs w:val="56"/>
+        </w:rPr>
+      </w:pPr>
+      <w:r>
+        <w:rPr>
+          <w:rFonts w:eastAsiaTheme="majorEastAsia"/>
+          <w:color w:val="000000"/>
+          <w:spacing w:val="-10"/>
+          <w:kern w:val="28"/>
+          <w:sz w:val="22"/>
+          <w:szCs w:val="56"/>
+        </w:rPr>
         <w:t>4. We went home (after / by) the film.</w:t>
       </w:r>
     </w:p>
     <w:p>
-      <w:r>
+      <w:pPr>
+        <w:keepNext/>
+        <w:shd w:val="clear" w:color="000000" w:fill="auto"/>
+        <w:spacing w:before="120" w:after="60"/>
+        <w:rPr>
+          <w:rFonts w:eastAsiaTheme="majorEastAsia"/>
+          <w:color w:val="000000"/>
+          <w:spacing w:val="-10"/>
+          <w:kern w:val="28"/>
+          <w:sz w:val="22"/>
+          <w:szCs w:val="56"/>
+        </w:rPr>
+      </w:pPr>
+      <w:r>
+        <w:rPr>
+          <w:rFonts w:eastAsiaTheme="majorEastAsia"/>
+          <w:color w:val="000000"/>
+          <w:spacing w:val="-10"/>
+          <w:kern w:val="28"/>
+          <w:sz w:val="22"/>
+          <w:szCs w:val="56"/>
+        </w:rPr>
         <w:t>5. I exercise (two / twice) a week.</w:t>
       </w:r>
     </w:p>
     <w:p>
-      <w:r>
+      <w:pPr>
+        <w:keepNext/>
+        <w:shd w:val="clear" w:color="000000" w:fill="auto"/>
+        <w:spacing w:before="120" w:after="60"/>
+        <w:rPr>
+          <w:rFonts w:eastAsiaTheme="majorEastAsia"/>
+          <w:color w:val="000000"/>
+          <w:spacing w:val="-10"/>
+          <w:kern w:val="28"/>
+          <w:sz w:val="22"/>
+          <w:szCs w:val="56"/>
+        </w:rPr>
+      </w:pPr>
+      <w:r>
+        <w:rPr>
+          <w:rFonts w:eastAsiaTheme="majorEastAsia"/>
+          <w:color w:val="000000"/>
+          <w:spacing w:val="-10"/>
+          <w:kern w:val="28"/>
+          <w:sz w:val="22"/>
+          <w:szCs w:val="56"/>
+        </w:rPr>
         <w:t>6. She visits us three (time / times) a year.</w:t>
       </w:r>
     </w:p>
     <w:p>
-      <w:r>
+      <w:pPr>
+        <w:keepNext/>
+        <w:shd w:val="clear" w:color="000000" w:fill="auto"/>
+        <w:spacing w:before="120" w:after="60"/>
+        <w:rPr>
+          <w:rFonts w:eastAsiaTheme="majorEastAsia"/>
+          <w:color w:val="000000"/>
+          <w:spacing w:val="-10"/>
+          <w:kern w:val="28"/>
+          <w:sz w:val="22"/>
+          <w:szCs w:val="56"/>
+        </w:rPr>
+      </w:pPr>
+      <w:r>
+        <w:rPr>
+          <w:rFonts w:eastAsiaTheme="majorEastAsia"/>
+          <w:color w:val="000000"/>
+          <w:spacing w:val="-10"/>
+          <w:kern w:val="28"/>
+          <w:sz w:val="22"/>
+          <w:szCs w:val="56"/>
+        </w:rPr>
         <w:t>7. He arrived ten minutes (ago / last).</w:t>
       </w:r>
     </w:p>
     <w:p>
-      <w:r>
+      <w:pPr>
+        <w:keepNext/>
+        <w:shd w:val="clear" w:color="000000" w:fill="auto"/>
+        <w:spacing w:before="120" w:after="60"/>
+        <w:rPr>
+          <w:rFonts w:eastAsiaTheme="majorEastAsia"/>
+          <w:color w:val="000000"/>
+          <w:spacing w:val="-10"/>
+          <w:kern w:val="28"/>
+          <w:sz w:val="22"/>
+          <w:szCs w:val="56"/>
+        </w:rPr>
+      </w:pPr>
+      <w:r>
+        <w:rPr>
+          <w:rFonts w:eastAsiaTheme="majorEastAsia"/>
+          <w:color w:val="000000"/>
+          <w:spacing w:val="-10"/>
+          <w:kern w:val="28"/>
+          <w:sz w:val="22"/>
+          <w:szCs w:val="56"/>
+        </w:rPr>
         <w:t>8. We travel (every / during) summer.</w:t>
       </w:r>
     </w:p>
     <w:p>
-      <w:r>
+      <w:pPr>
+        <w:keepNext/>
+        <w:shd w:val="clear" w:color="000000" w:fill="auto"/>
+        <w:spacing w:before="120" w:after="60"/>
+        <w:rPr>
+          <w:rFonts w:eastAsiaTheme="majorEastAsia"/>
+          <w:color w:val="000000"/>
+          <w:spacing w:val="-10"/>
+          <w:kern w:val="28"/>
+          <w:sz w:val="22"/>
+          <w:szCs w:val="56"/>
+        </w:rPr>
+      </w:pPr>
+      <w:r>
+        <w:rPr>
+          <w:rFonts w:eastAsiaTheme="majorEastAsia"/>
+          <w:color w:val="000000"/>
+          <w:spacing w:val="-10"/>
+          <w:kern w:val="28"/>
+          <w:sz w:val="22"/>
+          <w:szCs w:val="56"/>
+        </w:rPr>
         <w:t>9. I have lived here (since / from) 2019.</w:t>
       </w:r>
     </w:p>
     <w:p>
-      <w:r>
+      <w:pPr>
+        <w:keepNext/>
+        <w:shd w:val="clear" w:color="000000" w:fill="auto"/>
+        <w:spacing w:before="120" w:after="60"/>
+        <w:rPr>
+          <w:rFonts w:eastAsiaTheme="majorEastAsia"/>
+          <w:color w:val="000000"/>
+          <w:spacing w:val="-10"/>
+          <w:kern w:val="28"/>
+          <w:sz w:val="22"/>
+          <w:szCs w:val="56"/>
+        </w:rPr>
+      </w:pPr>
+      <w:r>
+        <w:rPr>
+          <w:rFonts w:eastAsiaTheme="majorEastAsia"/>
+          <w:color w:val="000000"/>
+          <w:spacing w:val="-10"/>
+          <w:kern w:val="28"/>
+          <w:sz w:val="22"/>
+          <w:szCs w:val="56"/>
+        </w:rPr>
         <w:t>10. Please finish the task (by / until) tomorrow.</w:t>
       </w:r>
     </w:p>
     <w:p>
       <w:pPr>
-        <w:pStyle w:val="Heading1"/>
-      </w:pPr>
-      <w:r>
+        <w:keepNext/>
+        <w:shd w:val="clear" w:color="000000" w:fill="auto"/>
+        <w:spacing w:before="280" w:after="80"/>
+        <w:rPr>
+          <w:rFonts w:eastAsiaTheme="majorEastAsia"/>
+          <w:b/>
+          <w:color w:val="000000"/>
+          <w:spacing w:val="-10"/>
+          <w:kern w:val="28"/>
+          <w:szCs w:val="56"/>
+        </w:rPr>
+      </w:pPr>
+      <w:r>
+        <w:rPr>
+          <w:rFonts w:eastAsiaTheme="majorEastAsia"/>
+          <w:b/>
+          <w:color w:val="000000"/>
+          <w:spacing w:val="-10"/>
+          <w:kern w:val="28"/>
+          <w:szCs w:val="56"/>
+        </w:rPr>
         <w:t>PHẦN 7. SỬA LỖI SAI (10 điểm)</w:t>
       </w:r>
     </w:p>
     <w:p>
-      <w:r>
+      <w:pPr>
+        <w:keepNext/>
+        <w:shd w:val="clear" w:color="000000" w:fill="auto"/>
+        <w:spacing w:after="80"/>
+        <w:rPr>
+          <w:rFonts w:eastAsiaTheme="majorEastAsia"/>
+          <w:i/>
+          <w:color w:val="000000"/>
+          <w:spacing w:val="-10"/>
+          <w:kern w:val="28"/>
+          <w:sz w:val="22"/>
+          <w:szCs w:val="56"/>
+        </w:rPr>
+      </w:pPr>
+      <w:r>
+        <w:rPr>
+          <w:rFonts w:eastAsiaTheme="majorEastAsia"/>
+          <w:i/>
+          <w:color w:val="000000"/>
+          <w:spacing w:val="-10"/>
+          <w:kern w:val="28"/>
+          <w:sz w:val="22"/>
+          <w:szCs w:val="56"/>
+        </w:rPr>
+        <w:t>Hướng dẫn: Tìm lỗi và viết lại toàn bộ câu cho đúng.</w:t>
+      </w:r>
+    </w:p>
+    <w:p>
+      <w:pPr>
+        <w:keepNext/>
+        <w:shd w:val="clear" w:color="000000" w:fill="auto"/>
+        <w:spacing w:before="120" w:after="60"/>
+        <w:rPr>
+          <w:rFonts w:eastAsiaTheme="majorEastAsia"/>
+          <w:color w:val="000000"/>
+          <w:spacing w:val="-10"/>
+          <w:kern w:val="28"/>
+          <w:sz w:val="22"/>
+          <w:szCs w:val="56"/>
+        </w:rPr>
+      </w:pPr>
+      <w:r>
+        <w:rPr>
+          <w:rFonts w:eastAsiaTheme="majorEastAsia"/>
+          <w:color w:val="000000"/>
+          <w:spacing w:val="-10"/>
+          <w:kern w:val="28"/>
+          <w:sz w:val="22"/>
+          <w:szCs w:val="56"/>
+        </w:rPr>
         <w:t>1. We meet in Monday. → ______________________________</w:t>
       </w:r>
     </w:p>
     <w:p>
-      <w:r>
+      <w:pPr>
+        <w:keepNext/>
+        <w:shd w:val="clear" w:color="000000" w:fill="auto"/>
+        <w:spacing w:before="120" w:after="60"/>
+        <w:rPr>
+          <w:rFonts w:eastAsiaTheme="majorEastAsia"/>
+          <w:color w:val="000000"/>
+          <w:spacing w:val="-10"/>
+          <w:kern w:val="28"/>
+          <w:sz w:val="22"/>
+          <w:szCs w:val="56"/>
+        </w:rPr>
+      </w:pPr>
+      <w:r>
+        <w:rPr>
+          <w:rFonts w:eastAsiaTheme="majorEastAsia"/>
+          <w:color w:val="000000"/>
+          <w:spacing w:val="-10"/>
+          <w:kern w:val="28"/>
+          <w:sz w:val="22"/>
+          <w:szCs w:val="56"/>
+        </w:rPr>
         <w:t>2. The film starts on 7 p.m. → ______________________________</w:t>
       </w:r>
     </w:p>
     <w:p>
-      <w:r>
+      <w:pPr>
+        <w:keepNext/>
+        <w:shd w:val="clear" w:color="000000" w:fill="auto"/>
+        <w:spacing w:before="120" w:after="60"/>
+        <w:rPr>
+          <w:rFonts w:eastAsiaTheme="majorEastAsia"/>
+          <w:color w:val="000000"/>
+          <w:spacing w:val="-10"/>
+          <w:kern w:val="28"/>
+          <w:sz w:val="22"/>
+          <w:szCs w:val="56"/>
+        </w:rPr>
+      </w:pPr>
+      <w:r>
+        <w:rPr>
+          <w:rFonts w:eastAsiaTheme="majorEastAsia"/>
+          <w:color w:val="000000"/>
+          <w:spacing w:val="-10"/>
+          <w:kern w:val="28"/>
+          <w:sz w:val="22"/>
+          <w:szCs w:val="56"/>
+        </w:rPr>
         <w:t>3. My birthday is at July. → ______________________________</w:t>
       </w:r>
     </w:p>
     <w:p>
-      <w:r>
+      <w:pPr>
+        <w:keepNext/>
+        <w:shd w:val="clear" w:color="000000" w:fill="auto"/>
+        <w:spacing w:before="120" w:after="60"/>
+        <w:rPr>
+          <w:rFonts w:eastAsiaTheme="majorEastAsia"/>
+          <w:color w:val="000000"/>
+          <w:spacing w:val="-10"/>
+          <w:kern w:val="28"/>
+          <w:sz w:val="22"/>
+          <w:szCs w:val="56"/>
+        </w:rPr>
+      </w:pPr>
+      <w:r>
+        <w:rPr>
+          <w:rFonts w:eastAsiaTheme="majorEastAsia"/>
+          <w:color w:val="000000"/>
+          <w:spacing w:val="-10"/>
+          <w:kern w:val="28"/>
+          <w:sz w:val="22"/>
+          <w:szCs w:val="56"/>
+        </w:rPr>
         <w:t>4. I saw him in last week. → ______________________________</w:t>
       </w:r>
     </w:p>
     <w:p>
-      <w:r>
+      <w:pPr>
+        <w:keepNext/>
+        <w:shd w:val="clear" w:color="000000" w:fill="auto"/>
+        <w:spacing w:before="120" w:after="60"/>
+        <w:rPr>
+          <w:rFonts w:eastAsiaTheme="majorEastAsia"/>
+          <w:color w:val="000000"/>
+          <w:spacing w:val="-10"/>
+          <w:kern w:val="28"/>
+          <w:sz w:val="22"/>
+          <w:szCs w:val="56"/>
+        </w:rPr>
+      </w:pPr>
+      <w:r>
+        <w:rPr>
+          <w:rFonts w:eastAsiaTheme="majorEastAsia"/>
+          <w:color w:val="000000"/>
+          <w:spacing w:val="-10"/>
+          <w:kern w:val="28"/>
+          <w:sz w:val="22"/>
+          <w:szCs w:val="56"/>
+        </w:rPr>
         <w:t>5. She has lived here since three years. → ______________________________</w:t>
       </w:r>
     </w:p>
     <w:p>
-      <w:r>
+      <w:pPr>
+        <w:keepNext/>
+        <w:shd w:val="clear" w:color="000000" w:fill="auto"/>
+        <w:spacing w:before="120" w:after="60"/>
+        <w:rPr>
+          <w:rFonts w:eastAsiaTheme="majorEastAsia"/>
+          <w:color w:val="000000"/>
+          <w:spacing w:val="-10"/>
+          <w:kern w:val="28"/>
+          <w:sz w:val="22"/>
+          <w:szCs w:val="56"/>
+        </w:rPr>
+      </w:pPr>
+      <w:r>
+        <w:rPr>
+          <w:rFonts w:eastAsiaTheme="majorEastAsia"/>
+          <w:color w:val="000000"/>
+          <w:spacing w:val="-10"/>
+          <w:kern w:val="28"/>
+          <w:sz w:val="22"/>
+          <w:szCs w:val="56"/>
+        </w:rPr>
         <w:t>6. We have waited for 8 o'clock. → ______________________________</w:t>
       </w:r>
     </w:p>
     <w:p>
-      <w:r>
+      <w:pPr>
+        <w:keepNext/>
+        <w:shd w:val="clear" w:color="000000" w:fill="auto"/>
+        <w:spacing w:before="120" w:after="60"/>
+        <w:rPr>
+          <w:rFonts w:eastAsiaTheme="majorEastAsia"/>
+          <w:color w:val="000000"/>
+          <w:spacing w:val="-10"/>
+          <w:kern w:val="28"/>
+          <w:sz w:val="22"/>
+          <w:szCs w:val="56"/>
+        </w:rPr>
+      </w:pPr>
+      <w:r>
+        <w:rPr>
+          <w:rFonts w:eastAsiaTheme="majorEastAsia"/>
+          <w:color w:val="000000"/>
+          <w:spacing w:val="-10"/>
+          <w:kern w:val="28"/>
+          <w:sz w:val="22"/>
+          <w:szCs w:val="56"/>
+        </w:rPr>
         <w:t>7. During I was sleeping, the phone rang. → ______________________________</w:t>
       </w:r>
     </w:p>
     <w:p>
-      <w:r>
+      <w:pPr>
+        <w:keepNext/>
+        <w:shd w:val="clear" w:color="000000" w:fill="auto"/>
+        <w:spacing w:before="120" w:after="60"/>
+        <w:rPr>
+          <w:rFonts w:eastAsiaTheme="majorEastAsia"/>
+          <w:color w:val="000000"/>
+          <w:spacing w:val="-10"/>
+          <w:kern w:val="28"/>
+          <w:sz w:val="22"/>
+          <w:szCs w:val="56"/>
+        </w:rPr>
+      </w:pPr>
+      <w:r>
+        <w:rPr>
+          <w:rFonts w:eastAsiaTheme="majorEastAsia"/>
+          <w:color w:val="000000"/>
+          <w:spacing w:val="-10"/>
+          <w:kern w:val="28"/>
+          <w:sz w:val="22"/>
+          <w:szCs w:val="56"/>
+        </w:rPr>
         <w:t>8. I stayed by midnight. → ______________________________</w:t>
       </w:r>
     </w:p>
     <w:p>
-      <w:r>
+      <w:pPr>
+        <w:keepNext/>
+        <w:shd w:val="clear" w:color="000000" w:fill="auto"/>
+        <w:spacing w:before="120" w:after="60"/>
+        <w:rPr>
+          <w:rFonts w:eastAsiaTheme="majorEastAsia"/>
+          <w:color w:val="000000"/>
+          <w:spacing w:val="-10"/>
+          <w:kern w:val="28"/>
+          <w:sz w:val="22"/>
+          <w:szCs w:val="56"/>
+        </w:rPr>
+      </w:pPr>
+      <w:r>
+        <w:rPr>
+          <w:rFonts w:eastAsiaTheme="majorEastAsia"/>
+          <w:color w:val="000000"/>
+          <w:spacing w:val="-10"/>
+          <w:kern w:val="28"/>
+          <w:sz w:val="22"/>
+          <w:szCs w:val="56"/>
+        </w:rPr>
         <w:t>9. He arrived two hours last. → ______________________________</w:t>
       </w:r>
     </w:p>
     <w:p>
-      <w:r>
+      <w:pPr>
+        <w:keepNext/>
+        <w:shd w:val="clear" w:color="000000" w:fill="auto"/>
+        <w:spacing w:before="120" w:after="60"/>
+        <w:rPr>
+          <w:rFonts w:eastAsiaTheme="majorEastAsia"/>
+          <w:color w:val="000000"/>
+          <w:spacing w:val="-10"/>
+          <w:kern w:val="28"/>
+          <w:sz w:val="22"/>
+          <w:szCs w:val="56"/>
+        </w:rPr>
+      </w:pPr>
+      <w:r>
+        <w:rPr>
+          <w:rFonts w:eastAsiaTheme="majorEastAsia"/>
+          <w:color w:val="000000"/>
+          <w:spacing w:val="-10"/>
+          <w:kern w:val="28"/>
+          <w:sz w:val="22"/>
+          <w:szCs w:val="56"/>
+        </w:rPr>
         <w:t>10. I exercise twice the week. → ______________________________</w:t>
       </w:r>
     </w:p>
     <w:p>
       <w:pPr>
-        <w:pStyle w:val="Heading1"/>
-      </w:pPr>
-      <w:r>
+        <w:keepNext/>
+        <w:shd w:val="clear" w:color="000000" w:fill="auto"/>
+        <w:spacing w:before="280" w:after="80"/>
+        <w:rPr>
+          <w:rFonts w:eastAsiaTheme="majorEastAsia"/>
+          <w:b/>
+          <w:color w:val="000000"/>
+          <w:spacing w:val="-10"/>
+          <w:kern w:val="28"/>
+          <w:szCs w:val="56"/>
+        </w:rPr>
+      </w:pPr>
+      <w:r>
+        <w:rPr>
+          <w:rFonts w:eastAsiaTheme="majorEastAsia"/>
+          <w:b/>
+          <w:color w:val="000000"/>
+          <w:spacing w:val="-10"/>
+          <w:kern w:val="28"/>
+          <w:szCs w:val="56"/>
+        </w:rPr>
         <w:t>PHẦN 8. DỊCH SANG TIẾNG ANH (10 điểm)</w:t>
       </w:r>
     </w:p>
     <w:p>
-      <w:r>
+      <w:pPr>
+        <w:keepNext/>
+        <w:shd w:val="clear" w:color="000000" w:fill="auto"/>
+        <w:spacing w:after="80"/>
+        <w:rPr>
+          <w:rFonts w:eastAsiaTheme="majorEastAsia"/>
+          <w:i/>
+          <w:color w:val="000000"/>
+          <w:spacing w:val="-10"/>
+          <w:kern w:val="28"/>
+          <w:sz w:val="22"/>
+          <w:szCs w:val="56"/>
+        </w:rPr>
+      </w:pPr>
+      <w:r>
+        <w:rPr>
+          <w:rFonts w:eastAsiaTheme="majorEastAsia"/>
+          <w:i/>
+          <w:color w:val="000000"/>
+          <w:spacing w:val="-10"/>
+          <w:kern w:val="28"/>
+          <w:sz w:val="22"/>
+          <w:szCs w:val="56"/>
+        </w:rPr>
+        <w:t>Hướng dẫn: Dịch từng câu sang tiếng Anh tự nhiên và đúng ngữ pháp.</w:t>
+      </w:r>
+    </w:p>
+    <w:p>
+      <w:pPr>
+        <w:keepNext/>
+        <w:shd w:val="clear" w:color="000000" w:fill="auto"/>
+        <w:spacing w:before="120" w:after="60"/>
+        <w:rPr>
+          <w:rFonts w:eastAsiaTheme="majorEastAsia"/>
+          <w:color w:val="000000"/>
+          <w:spacing w:val="-10"/>
+          <w:kern w:val="28"/>
+          <w:sz w:val="22"/>
+          <w:szCs w:val="56"/>
+        </w:rPr>
+      </w:pPr>
+      <w:r>
+        <w:rPr>
+          <w:rFonts w:eastAsiaTheme="majorEastAsia"/>
+          <w:color w:val="000000"/>
+          <w:spacing w:val="-10"/>
+          <w:kern w:val="28"/>
+          <w:sz w:val="22"/>
+          <w:szCs w:val="56"/>
+        </w:rPr>
         <w:t>1. Lớp học bắt đầu lúc 8 giờ.</w:t>
       </w:r>
     </w:p>
     <w:p>
-      <w:r>
+      <w:pPr>
+        <w:keepNext/>
+        <w:shd w:val="clear" w:color="000000" w:fill="auto"/>
+        <w:spacing w:before="120" w:after="60"/>
+        <w:rPr>
+          <w:rFonts w:eastAsiaTheme="majorEastAsia"/>
+          <w:color w:val="000000"/>
+          <w:spacing w:val="-10"/>
+          <w:kern w:val="28"/>
+          <w:sz w:val="22"/>
+          <w:szCs w:val="56"/>
+        </w:rPr>
+      </w:pPr>
+      <w:r>
+        <w:rPr>
+          <w:rFonts w:eastAsiaTheme="majorEastAsia"/>
+          <w:color w:val="000000"/>
+          <w:spacing w:val="-10"/>
+          <w:kern w:val="28"/>
+          <w:sz w:val="22"/>
+          <w:szCs w:val="56"/>
+        </w:rPr>
         <w:t>2. Chúng tôi gặp nhau vào thứ Hai.</w:t>
       </w:r>
     </w:p>
     <w:p>
-      <w:r>
+      <w:pPr>
+        <w:keepNext/>
+        <w:shd w:val="clear" w:color="000000" w:fill="auto"/>
+        <w:spacing w:before="120" w:after="60"/>
+        <w:rPr>
+          <w:rFonts w:eastAsiaTheme="majorEastAsia"/>
+          <w:color w:val="000000"/>
+          <w:spacing w:val="-10"/>
+          <w:kern w:val="28"/>
+          <w:sz w:val="22"/>
+          <w:szCs w:val="56"/>
+        </w:rPr>
+      </w:pPr>
+      <w:r>
+        <w:rPr>
+          <w:rFonts w:eastAsiaTheme="majorEastAsia"/>
+          <w:color w:val="000000"/>
+          <w:spacing w:val="-10"/>
+          <w:kern w:val="28"/>
+          <w:sz w:val="22"/>
+          <w:szCs w:val="56"/>
+        </w:rPr>
         <w:t>3. Tôi sinh vào tháng Chín.</w:t>
       </w:r>
     </w:p>
     <w:p>
-      <w:r>
+      <w:pPr>
+        <w:keepNext/>
+        <w:shd w:val="clear" w:color="000000" w:fill="auto"/>
+        <w:spacing w:before="120" w:after="60"/>
+        <w:rPr>
+          <w:rFonts w:eastAsiaTheme="majorEastAsia"/>
+          <w:color w:val="000000"/>
+          <w:spacing w:val="-10"/>
+          <w:kern w:val="28"/>
+          <w:sz w:val="22"/>
+          <w:szCs w:val="56"/>
+        </w:rPr>
+      </w:pPr>
+      <w:r>
+        <w:rPr>
+          <w:rFonts w:eastAsiaTheme="majorEastAsia"/>
+          <w:color w:val="000000"/>
+          <w:spacing w:val="-10"/>
+          <w:kern w:val="28"/>
+          <w:sz w:val="22"/>
+          <w:szCs w:val="56"/>
+        </w:rPr>
         <w:t>4. Cô ấy đã gọi cho tôi hai giờ trước.</w:t>
       </w:r>
     </w:p>
     <w:p>
-      <w:r>
+      <w:pPr>
+        <w:keepNext/>
+        <w:shd w:val="clear" w:color="000000" w:fill="auto"/>
+        <w:spacing w:before="120" w:after="60"/>
+        <w:rPr>
+          <w:rFonts w:eastAsiaTheme="majorEastAsia"/>
+          <w:color w:val="000000"/>
+          <w:spacing w:val="-10"/>
+          <w:kern w:val="28"/>
+          <w:sz w:val="22"/>
+          <w:szCs w:val="56"/>
+        </w:rPr>
+      </w:pPr>
+      <w:r>
+        <w:rPr>
+          <w:rFonts w:eastAsiaTheme="majorEastAsia"/>
+          <w:color w:val="000000"/>
+          <w:spacing w:val="-10"/>
+          <w:kern w:val="28"/>
+          <w:sz w:val="22"/>
+          <w:szCs w:val="56"/>
+        </w:rPr>
         <w:t>5. Tôi sống ở đây từ năm 2020.</w:t>
       </w:r>
     </w:p>
     <w:p>
-      <w:r>
+      <w:pPr>
+        <w:keepNext/>
+        <w:shd w:val="clear" w:color="000000" w:fill="auto"/>
+        <w:spacing w:before="120" w:after="60"/>
+        <w:rPr>
+          <w:rFonts w:eastAsiaTheme="majorEastAsia"/>
+          <w:color w:val="000000"/>
+          <w:spacing w:val="-10"/>
+          <w:kern w:val="28"/>
+          <w:sz w:val="22"/>
+          <w:szCs w:val="56"/>
+        </w:rPr>
+      </w:pPr>
+      <w:r>
+        <w:rPr>
+          <w:rFonts w:eastAsiaTheme="majorEastAsia"/>
+          <w:color w:val="000000"/>
+          <w:spacing w:val="-10"/>
+          <w:kern w:val="28"/>
+          <w:sz w:val="22"/>
+          <w:szCs w:val="56"/>
+        </w:rPr>
         <w:t>6. Chúng tôi đã đợi trong ba mươi phút.</w:t>
       </w:r>
     </w:p>
     <w:p>
-      <w:r>
+      <w:pPr>
+        <w:keepNext/>
+        <w:shd w:val="clear" w:color="000000" w:fill="auto"/>
+        <w:spacing w:before="120" w:after="60"/>
+        <w:rPr>
+          <w:rFonts w:eastAsiaTheme="majorEastAsia"/>
+          <w:color w:val="000000"/>
+          <w:spacing w:val="-10"/>
+          <w:kern w:val="28"/>
+          <w:sz w:val="22"/>
+          <w:szCs w:val="56"/>
+        </w:rPr>
+      </w:pPr>
+      <w:r>
+        <w:rPr>
+          <w:rFonts w:eastAsiaTheme="majorEastAsia"/>
+          <w:color w:val="000000"/>
+          <w:spacing w:val="-10"/>
+          <w:kern w:val="28"/>
+          <w:sz w:val="22"/>
+          <w:szCs w:val="56"/>
+        </w:rPr>
         <w:t>7. Điện thoại reo khi tôi đang ngủ.</w:t>
       </w:r>
     </w:p>
     <w:p>
-      <w:r>
+      <w:pPr>
+        <w:keepNext/>
+        <w:shd w:val="clear" w:color="000000" w:fill="auto"/>
+        <w:spacing w:before="120" w:after="60"/>
+        <w:rPr>
+          <w:rFonts w:eastAsiaTheme="majorEastAsia"/>
+          <w:color w:val="000000"/>
+          <w:spacing w:val="-10"/>
+          <w:kern w:val="28"/>
+          <w:sz w:val="22"/>
+          <w:szCs w:val="56"/>
+        </w:rPr>
+      </w:pPr>
+      <w:r>
+        <w:rPr>
+          <w:rFonts w:eastAsiaTheme="majorEastAsia"/>
+          <w:color w:val="000000"/>
+          <w:spacing w:val="-10"/>
+          <w:kern w:val="28"/>
+          <w:sz w:val="22"/>
+          <w:szCs w:val="56"/>
+        </w:rPr>
         <w:t>8. Hãy hoàn thành báo cáo chậm nhất vào thứ Sáu.</w:t>
       </w:r>
     </w:p>
     <w:p>
-      <w:r>
+      <w:pPr>
+        <w:keepNext/>
+        <w:shd w:val="clear" w:color="000000" w:fill="auto"/>
+        <w:spacing w:before="120" w:after="60"/>
+        <w:rPr>
+          <w:rFonts w:eastAsiaTheme="majorEastAsia"/>
+          <w:color w:val="000000"/>
+          <w:spacing w:val="-10"/>
+          <w:kern w:val="28"/>
+          <w:sz w:val="22"/>
+          <w:szCs w:val="56"/>
+        </w:rPr>
+      </w:pPr>
+      <w:r>
+        <w:rPr>
+          <w:rFonts w:eastAsiaTheme="majorEastAsia"/>
+          <w:color w:val="000000"/>
+          <w:spacing w:val="-10"/>
+          <w:kern w:val="28"/>
+          <w:sz w:val="22"/>
+          <w:szCs w:val="56"/>
+        </w:rPr>
         <w:t>9. Tôi sẽ ở đây cho đến ngày mai.</w:t>
       </w:r>
     </w:p>
     <w:p>
-      <w:r>
+      <w:pPr>
+        <w:keepNext/>
+        <w:shd w:val="clear" w:color="000000" w:fill="auto"/>
+        <w:spacing w:before="120" w:after="60"/>
+        <w:rPr>
+          <w:rFonts w:eastAsiaTheme="majorEastAsia"/>
+          <w:color w:val="000000"/>
+          <w:spacing w:val="-10"/>
+          <w:kern w:val="28"/>
+          <w:sz w:val="22"/>
+          <w:szCs w:val="56"/>
+        </w:rPr>
+      </w:pPr>
+      <w:r>
+        <w:rPr>
+          <w:rFonts w:eastAsiaTheme="majorEastAsia"/>
+          <w:color w:val="000000"/>
+          <w:spacing w:val="-10"/>
+          <w:kern w:val="28"/>
+          <w:sz w:val="22"/>
+          <w:szCs w:val="56"/>
+        </w:rPr>
         <w:t>10. Tôi tập thể dục ba lần một tuần.</w:t>
       </w:r>
     </w:p>
     <w:p>
       <w:pPr>
-        <w:pStyle w:val="Heading1"/>
-      </w:pPr>
-      <w:r>
+        <w:keepNext/>
+        <w:shd w:val="clear" w:color="000000" w:fill="auto"/>
+        <w:spacing w:before="280" w:after="80"/>
+        <w:rPr>
+          <w:rFonts w:eastAsiaTheme="majorEastAsia"/>
+          <w:b/>
+          <w:color w:val="000000"/>
+          <w:spacing w:val="-10"/>
+          <w:kern w:val="28"/>
+          <w:szCs w:val="56"/>
+        </w:rPr>
+      </w:pPr>
+      <w:r>
+        <w:rPr>
+          <w:rFonts w:eastAsiaTheme="majorEastAsia"/>
+          <w:b/>
+          <w:color w:val="000000"/>
+          <w:spacing w:val="-10"/>
+          <w:kern w:val="28"/>
+          <w:szCs w:val="56"/>
+        </w:rPr>
         <w:t>PHẦN 9. ĐỌC HIỂU (10 điểm)</w:t>
       </w:r>
     </w:p>
     <w:p>
-      <w:r>
+      <w:pPr>
+        <w:keepNext/>
+        <w:shd w:val="clear" w:color="000000" w:fill="auto"/>
+        <w:spacing w:after="80"/>
+        <w:rPr>
+          <w:rFonts w:eastAsiaTheme="majorEastAsia"/>
+          <w:i/>
+          <w:color w:val="000000"/>
+          <w:spacing w:val="-10"/>
+          <w:kern w:val="28"/>
+          <w:sz w:val="22"/>
+          <w:szCs w:val="56"/>
+        </w:rPr>
+      </w:pPr>
+      <w:r>
+        <w:rPr>
+          <w:rFonts w:eastAsiaTheme="majorEastAsia"/>
+          <w:i/>
+          <w:color w:val="000000"/>
+          <w:spacing w:val="-10"/>
+          <w:kern w:val="28"/>
+          <w:sz w:val="22"/>
+          <w:szCs w:val="56"/>
+        </w:rPr>
+        <w:t>Hướng dẫn: Đọc đoạn văn, xác định bằng chứng rồi trả lời từng câu hỏi.</w:t>
+      </w:r>
+    </w:p>
+    <w:p>
+      <w:pPr>
+        <w:keepNext/>
+        <w:shd w:val="clear" w:color="000000" w:fill="auto"/>
+        <w:spacing w:before="120" w:after="80"/>
+        <w:rPr>
+          <w:rFonts w:eastAsiaTheme="majorEastAsia"/>
+          <w:b/>
+          <w:color w:val="000000"/>
+          <w:spacing w:val="-10"/>
+          <w:kern w:val="28"/>
+          <w:sz w:val="22"/>
+          <w:szCs w:val="56"/>
+        </w:rPr>
+      </w:pPr>
+      <w:r>
+        <w:rPr>
+          <w:rFonts w:eastAsiaTheme="majorEastAsia"/>
+          <w:b/>
+          <w:color w:val="000000"/>
+          <w:spacing w:val="-10"/>
+          <w:kern w:val="28"/>
+          <w:sz w:val="22"/>
+          <w:szCs w:val="56"/>
+        </w:rPr>
         <w:t>Đọc đoạn văn:</w:t>
       </w:r>
     </w:p>
     <w:p>
-      <w:r>
+      <w:pPr>
+        <w:keepLines/>
+        <w:shd w:val="clear" w:color="000000" w:fill="auto"/>
+        <w:spacing w:after="160"/>
+        <w:rPr>
+          <w:rFonts w:eastAsiaTheme="majorEastAsia"/>
+          <w:color w:val="000000"/>
+          <w:spacing w:val="-10"/>
+          <w:kern w:val="28"/>
+          <w:sz w:val="22"/>
+          <w:szCs w:val="56"/>
+        </w:rPr>
+      </w:pPr>
+      <w:r>
+        <w:rPr>
+          <w:rFonts w:eastAsiaTheme="majorEastAsia"/>
+          <w:color w:val="000000"/>
+          <w:spacing w:val="-10"/>
+          <w:kern w:val="28"/>
+          <w:sz w:val="22"/>
+          <w:szCs w:val="56"/>
+        </w:rPr>
         <w:t>Trang started a new job in January 2025. She has worked at the company for more than a year. She works from 8 a.m. to 5 p.m. every weekday. During her lunch break, she often walks in the park. Last Monday, her manager gave her a new project. She must finish it by next Friday, so she will work until 7 p.m. this week. She plans to take a short holiday after the project.</w:t>
       </w:r>
     </w:p>
     <w:p>
-      <w:r>
+      <w:pPr>
+        <w:keepNext/>
+        <w:shd w:val="clear" w:color="000000" w:fill="auto"/>
+        <w:spacing w:before="120" w:after="80"/>
+        <w:rPr>
+          <w:rFonts w:eastAsiaTheme="majorEastAsia"/>
+          <w:b/>
+          <w:color w:val="000000"/>
+          <w:spacing w:val="-10"/>
+          <w:kern w:val="28"/>
+          <w:sz w:val="22"/>
+          <w:szCs w:val="56"/>
+        </w:rPr>
+      </w:pPr>
+      <w:r>
+        <w:rPr>
+          <w:rFonts w:eastAsiaTheme="majorEastAsia"/>
+          <w:b/>
+          <w:color w:val="000000"/>
+          <w:spacing w:val="-10"/>
+          <w:kern w:val="28"/>
+          <w:sz w:val="22"/>
+          <w:szCs w:val="56"/>
+        </w:rPr>
         <w:t>Trả lời câu hỏi:</w:t>
       </w:r>
     </w:p>
     <w:p>
-      <w:r>
+      <w:pPr>
+        <w:keepNext/>
+        <w:shd w:val="clear" w:color="000000" w:fill="auto"/>
+        <w:spacing w:before="120" w:after="60"/>
+        <w:rPr>
+          <w:rFonts w:eastAsiaTheme="majorEastAsia"/>
+          <w:color w:val="000000"/>
+          <w:spacing w:val="-10"/>
+          <w:kern w:val="28"/>
+          <w:sz w:val="22"/>
+          <w:szCs w:val="56"/>
+        </w:rPr>
+      </w:pPr>
+      <w:r>
+        <w:rPr>
+          <w:rFonts w:eastAsiaTheme="majorEastAsia"/>
+          <w:color w:val="000000"/>
+          <w:spacing w:val="-10"/>
+          <w:kern w:val="28"/>
+          <w:sz w:val="22"/>
+          <w:szCs w:val="56"/>
+        </w:rPr>
         <w:t>1. When did Trang start her job?</w:t>
       </w:r>
     </w:p>
     <w:p>
-      <w:r>
+      <w:pPr>
+        <w:keepNext/>
+        <w:shd w:val="clear" w:color="000000" w:fill="auto"/>
+        <w:spacing w:before="120" w:after="60"/>
+        <w:rPr>
+          <w:rFonts w:eastAsiaTheme="majorEastAsia"/>
+          <w:color w:val="000000"/>
+          <w:spacing w:val="-10"/>
+          <w:kern w:val="28"/>
+          <w:sz w:val="22"/>
+          <w:szCs w:val="56"/>
+        </w:rPr>
+      </w:pPr>
+      <w:r>
+        <w:rPr>
+          <w:rFonts w:eastAsiaTheme="majorEastAsia"/>
+          <w:color w:val="000000"/>
+          <w:spacing w:val="-10"/>
+          <w:kern w:val="28"/>
+          <w:sz w:val="22"/>
+          <w:szCs w:val="56"/>
+        </w:rPr>
         <w:t>2. How long has she worked there?</w:t>
       </w:r>
     </w:p>
     <w:p>
-      <w:r>
+      <w:pPr>
+        <w:keepNext/>
+        <w:shd w:val="clear" w:color="000000" w:fill="auto"/>
+        <w:spacing w:before="120" w:after="60"/>
+        <w:rPr>
+          <w:rFonts w:eastAsiaTheme="majorEastAsia"/>
+          <w:color w:val="000000"/>
+          <w:spacing w:val="-10"/>
+          <w:kern w:val="28"/>
+          <w:sz w:val="22"/>
+          <w:szCs w:val="56"/>
+        </w:rPr>
+      </w:pPr>
+      <w:r>
+        <w:rPr>
+          <w:rFonts w:eastAsiaTheme="majorEastAsia"/>
+          <w:color w:val="000000"/>
+          <w:spacing w:val="-10"/>
+          <w:kern w:val="28"/>
+          <w:sz w:val="22"/>
+          <w:szCs w:val="56"/>
+        </w:rPr>
         <w:t>3. What time does she start work?</w:t>
       </w:r>
     </w:p>
     <w:p>
-      <w:r>
+      <w:pPr>
+        <w:keepNext/>
+        <w:shd w:val="clear" w:color="000000" w:fill="auto"/>
+        <w:spacing w:before="120" w:after="60"/>
+        <w:rPr>
+          <w:rFonts w:eastAsiaTheme="majorEastAsia"/>
+          <w:color w:val="000000"/>
+          <w:spacing w:val="-10"/>
+          <w:kern w:val="28"/>
+          <w:sz w:val="22"/>
+          <w:szCs w:val="56"/>
+        </w:rPr>
+      </w:pPr>
+      <w:r>
+        <w:rPr>
+          <w:rFonts w:eastAsiaTheme="majorEastAsia"/>
+          <w:color w:val="000000"/>
+          <w:spacing w:val="-10"/>
+          <w:kern w:val="28"/>
+          <w:sz w:val="22"/>
+          <w:szCs w:val="56"/>
+        </w:rPr>
         <w:t>4. What time does she normally finish?</w:t>
       </w:r>
     </w:p>
     <w:p>
-      <w:r>
+      <w:pPr>
+        <w:keepNext/>
+        <w:shd w:val="clear" w:color="000000" w:fill="auto"/>
+        <w:spacing w:before="120" w:after="60"/>
+        <w:rPr>
+          <w:rFonts w:eastAsiaTheme="majorEastAsia"/>
+          <w:color w:val="000000"/>
+          <w:spacing w:val="-10"/>
+          <w:kern w:val="28"/>
+          <w:sz w:val="22"/>
+          <w:szCs w:val="56"/>
+        </w:rPr>
+      </w:pPr>
+      <w:r>
+        <w:rPr>
+          <w:rFonts w:eastAsiaTheme="majorEastAsia"/>
+          <w:color w:val="000000"/>
+          <w:spacing w:val="-10"/>
+          <w:kern w:val="28"/>
+          <w:sz w:val="22"/>
+          <w:szCs w:val="56"/>
+        </w:rPr>
         <w:t>5. How often does she work?</w:t>
       </w:r>
     </w:p>
     <w:p>
-      <w:r>
+      <w:pPr>
+        <w:keepNext/>
+        <w:shd w:val="clear" w:color="000000" w:fill="auto"/>
+        <w:spacing w:before="120" w:after="60"/>
+        <w:rPr>
+          <w:rFonts w:eastAsiaTheme="majorEastAsia"/>
+          <w:color w:val="000000"/>
+          <w:spacing w:val="-10"/>
+          <w:kern w:val="28"/>
+          <w:sz w:val="22"/>
+          <w:szCs w:val="56"/>
+        </w:rPr>
+      </w:pPr>
+      <w:r>
+        <w:rPr>
+          <w:rFonts w:eastAsiaTheme="majorEastAsia"/>
+          <w:color w:val="000000"/>
+          <w:spacing w:val="-10"/>
+          <w:kern w:val="28"/>
+          <w:sz w:val="22"/>
+          <w:szCs w:val="56"/>
+        </w:rPr>
         <w:t>6. What does she do during lunch?</w:t>
       </w:r>
     </w:p>
     <w:p>
-      <w:r>
+      <w:pPr>
+        <w:keepNext/>
+        <w:shd w:val="clear" w:color="000000" w:fill="auto"/>
+        <w:spacing w:before="120" w:after="60"/>
+        <w:rPr>
+          <w:rFonts w:eastAsiaTheme="majorEastAsia"/>
+          <w:color w:val="000000"/>
+          <w:spacing w:val="-10"/>
+          <w:kern w:val="28"/>
+          <w:sz w:val="22"/>
+          <w:szCs w:val="56"/>
+        </w:rPr>
+      </w:pPr>
+      <w:r>
+        <w:rPr>
+          <w:rFonts w:eastAsiaTheme="majorEastAsia"/>
+          <w:color w:val="000000"/>
+          <w:spacing w:val="-10"/>
+          <w:kern w:val="28"/>
+          <w:sz w:val="22"/>
+          <w:szCs w:val="56"/>
+        </w:rPr>
         <w:t>7. When did she receive the project?</w:t>
       </w:r>
     </w:p>
     <w:p>
-      <w:r>
+      <w:pPr>
+        <w:keepNext/>
+        <w:shd w:val="clear" w:color="000000" w:fill="auto"/>
+        <w:spacing w:before="120" w:after="60"/>
+        <w:rPr>
+          <w:rFonts w:eastAsiaTheme="majorEastAsia"/>
+          <w:color w:val="000000"/>
+          <w:spacing w:val="-10"/>
+          <w:kern w:val="28"/>
+          <w:sz w:val="22"/>
+          <w:szCs w:val="56"/>
+        </w:rPr>
+      </w:pPr>
+      <w:r>
+        <w:rPr>
+          <w:rFonts w:eastAsiaTheme="majorEastAsia"/>
+          <w:color w:val="000000"/>
+          <w:spacing w:val="-10"/>
+          <w:kern w:val="28"/>
+          <w:sz w:val="22"/>
+          <w:szCs w:val="56"/>
+        </w:rPr>
         <w:t>8. By when must she finish it?</w:t>
       </w:r>
     </w:p>
     <w:p>
-      <w:r>
+      <w:pPr>
+        <w:keepNext/>
+        <w:shd w:val="clear" w:color="000000" w:fill="auto"/>
+        <w:spacing w:before="120" w:after="60"/>
+        <w:rPr>
+          <w:rFonts w:eastAsiaTheme="majorEastAsia"/>
+          <w:color w:val="000000"/>
+          <w:spacing w:val="-10"/>
+          <w:kern w:val="28"/>
+          <w:sz w:val="22"/>
+          <w:szCs w:val="56"/>
+        </w:rPr>
+      </w:pPr>
+      <w:r>
+        <w:rPr>
+          <w:rFonts w:eastAsiaTheme="majorEastAsia"/>
+          <w:color w:val="000000"/>
+          <w:spacing w:val="-10"/>
+          <w:kern w:val="28"/>
+          <w:sz w:val="22"/>
+          <w:szCs w:val="56"/>
+        </w:rPr>
         <w:t>9. Until what time will she work this week?</w:t>
       </w:r>
     </w:p>
     <w:p>
-      <w:r>
+      <w:pPr>
+        <w:keepNext/>
+        <w:shd w:val="clear" w:color="000000" w:fill="auto"/>
+        <w:spacing w:before="120" w:after="60"/>
+        <w:rPr>
+          <w:rFonts w:eastAsiaTheme="majorEastAsia"/>
+          <w:color w:val="000000"/>
+          <w:spacing w:val="-10"/>
+          <w:kern w:val="28"/>
+          <w:sz w:val="22"/>
+          <w:szCs w:val="56"/>
+        </w:rPr>
+      </w:pPr>
+      <w:r>
+        <w:rPr>
+          <w:rFonts w:eastAsiaTheme="majorEastAsia"/>
+          <w:color w:val="000000"/>
+          <w:spacing w:val="-10"/>
+          <w:kern w:val="28"/>
+          <w:sz w:val="22"/>
+          <w:szCs w:val="56"/>
+        </w:rPr>
         <w:t>10. When will she take a holiday?</w:t>
       </w:r>
     </w:p>
     <w:p>
       <w:pPr>
-        <w:pStyle w:val="Heading1"/>
-      </w:pPr>
-      <w:r>
+        <w:keepNext/>
+        <w:shd w:val="clear" w:color="000000" w:fill="auto"/>
+        <w:spacing w:before="280" w:after="80"/>
+        <w:rPr>
+          <w:rFonts w:eastAsiaTheme="majorEastAsia"/>
+          <w:b/>
+          <w:color w:val="000000"/>
+          <w:spacing w:val="-10"/>
+          <w:kern w:val="28"/>
+          <w:szCs w:val="56"/>
+        </w:rPr>
+      </w:pPr>
+      <w:r>
+        <w:rPr>
+          <w:rFonts w:eastAsiaTheme="majorEastAsia"/>
+          <w:b/>
+          <w:color w:val="000000"/>
+          <w:spacing w:val="-10"/>
+          <w:kern w:val="28"/>
+          <w:szCs w:val="56"/>
+        </w:rPr>
         <w:t>PHẦN 10. VIẾT CÂU HOÀN CHỈNH (10 điểm)</w:t>
       </w:r>
     </w:p>
     <w:p>
-      <w:r>
+      <w:pPr>
+        <w:keepNext/>
+        <w:shd w:val="clear" w:color="000000" w:fill="auto"/>
+        <w:spacing w:after="80"/>
+        <w:rPr>
+          <w:rFonts w:eastAsiaTheme="majorEastAsia"/>
+          <w:i/>
+          <w:color w:val="000000"/>
+          <w:spacing w:val="-10"/>
+          <w:kern w:val="28"/>
+          <w:sz w:val="22"/>
+          <w:szCs w:val="56"/>
+        </w:rPr>
+      </w:pPr>
+      <w:r>
+        <w:rPr>
+          <w:rFonts w:eastAsiaTheme="majorEastAsia"/>
+          <w:i/>
+          <w:color w:val="000000"/>
+          <w:spacing w:val="-10"/>
+          <w:kern w:val="28"/>
+          <w:sz w:val="22"/>
+          <w:szCs w:val="56"/>
+        </w:rPr>
+        <w:t>Hướng dẫn: Sắp xếp các từ hoặc cụm từ để tạo thành câu hoàn chỉnh.</w:t>
+      </w:r>
+    </w:p>
+    <w:p>
+      <w:pPr>
+        <w:keepNext/>
+        <w:shd w:val="clear" w:color="000000" w:fill="auto"/>
+        <w:spacing w:before="120" w:after="60"/>
+        <w:rPr>
+          <w:rFonts w:eastAsiaTheme="majorEastAsia"/>
+          <w:color w:val="000000"/>
+          <w:spacing w:val="-10"/>
+          <w:kern w:val="28"/>
+          <w:sz w:val="22"/>
+          <w:szCs w:val="56"/>
+        </w:rPr>
+      </w:pPr>
+      <w:r>
+        <w:rPr>
+          <w:rFonts w:eastAsiaTheme="majorEastAsia"/>
+          <w:color w:val="000000"/>
+          <w:spacing w:val="-10"/>
+          <w:kern w:val="28"/>
+          <w:sz w:val="22"/>
+          <w:szCs w:val="56"/>
+        </w:rPr>
         <w:t>1. class / start / at / 9 a.m. → ______________________________</w:t>
       </w:r>
     </w:p>
     <w:p>
-      <w:r>
+      <w:pPr>
+        <w:keepNext/>
+        <w:shd w:val="clear" w:color="000000" w:fill="auto"/>
+        <w:spacing w:before="120" w:after="60"/>
+        <w:rPr>
+          <w:rFonts w:eastAsiaTheme="majorEastAsia"/>
+          <w:color w:val="000000"/>
+          <w:spacing w:val="-10"/>
+          <w:kern w:val="28"/>
+          <w:sz w:val="22"/>
+          <w:szCs w:val="56"/>
+        </w:rPr>
+      </w:pPr>
+      <w:r>
+        <w:rPr>
+          <w:rFonts w:eastAsiaTheme="majorEastAsia"/>
+          <w:color w:val="000000"/>
+          <w:spacing w:val="-10"/>
+          <w:kern w:val="28"/>
+          <w:sz w:val="22"/>
+          <w:szCs w:val="56"/>
+        </w:rPr>
         <w:t>2. we / meet / on / Friday → ______________________________</w:t>
       </w:r>
     </w:p>
     <w:p>
-      <w:r>
+      <w:pPr>
+        <w:keepNext/>
+        <w:shd w:val="clear" w:color="000000" w:fill="auto"/>
+        <w:spacing w:before="120" w:after="60"/>
+        <w:rPr>
+          <w:rFonts w:eastAsiaTheme="majorEastAsia"/>
+          <w:color w:val="000000"/>
+          <w:spacing w:val="-10"/>
+          <w:kern w:val="28"/>
+          <w:sz w:val="22"/>
+          <w:szCs w:val="56"/>
+        </w:rPr>
+      </w:pPr>
+      <w:r>
+        <w:rPr>
+          <w:rFonts w:eastAsiaTheme="majorEastAsia"/>
+          <w:color w:val="000000"/>
+          <w:spacing w:val="-10"/>
+          <w:kern w:val="28"/>
+          <w:sz w:val="22"/>
+          <w:szCs w:val="56"/>
+        </w:rPr>
         <w:t>3. she / born / in / 2000 → ______________________________</w:t>
       </w:r>
     </w:p>
     <w:p>
-      <w:r>
+      <w:pPr>
+        <w:keepNext/>
+        <w:shd w:val="clear" w:color="000000" w:fill="auto"/>
+        <w:spacing w:before="120" w:after="60"/>
+        <w:rPr>
+          <w:rFonts w:eastAsiaTheme="majorEastAsia"/>
+          <w:color w:val="000000"/>
+          <w:spacing w:val="-10"/>
+          <w:kern w:val="28"/>
+          <w:sz w:val="22"/>
+          <w:szCs w:val="56"/>
+        </w:rPr>
+      </w:pPr>
+      <w:r>
+        <w:rPr>
+          <w:rFonts w:eastAsiaTheme="majorEastAsia"/>
+          <w:color w:val="000000"/>
+          <w:spacing w:val="-10"/>
+          <w:kern w:val="28"/>
+          <w:sz w:val="22"/>
+          <w:szCs w:val="56"/>
+        </w:rPr>
         <w:t>4. I / see / him / two days ago → ______________________________</w:t>
       </w:r>
     </w:p>
     <w:p>
-      <w:r>
+      <w:pPr>
+        <w:keepNext/>
+        <w:shd w:val="clear" w:color="000000" w:fill="auto"/>
+        <w:spacing w:before="120" w:after="60"/>
+        <w:rPr>
+          <w:rFonts w:eastAsiaTheme="majorEastAsia"/>
+          <w:color w:val="000000"/>
+          <w:spacing w:val="-10"/>
+          <w:kern w:val="28"/>
+          <w:sz w:val="22"/>
+          <w:szCs w:val="56"/>
+        </w:rPr>
+      </w:pPr>
+      <w:r>
+        <w:rPr>
+          <w:rFonts w:eastAsiaTheme="majorEastAsia"/>
+          <w:color w:val="000000"/>
+          <w:spacing w:val="-10"/>
+          <w:kern w:val="28"/>
+          <w:sz w:val="22"/>
+          <w:szCs w:val="56"/>
+        </w:rPr>
         <w:t>5. they / live here / since / 2021 → ______________________________</w:t>
       </w:r>
     </w:p>
     <w:p>
-      <w:r>
+      <w:pPr>
+        <w:keepNext/>
+        <w:shd w:val="clear" w:color="000000" w:fill="auto"/>
+        <w:spacing w:before="120" w:after="60"/>
+        <w:rPr>
+          <w:rFonts w:eastAsiaTheme="majorEastAsia"/>
+          <w:color w:val="000000"/>
+          <w:spacing w:val="-10"/>
+          <w:kern w:val="28"/>
+          <w:sz w:val="22"/>
+          <w:szCs w:val="56"/>
+        </w:rPr>
+      </w:pPr>
+      <w:r>
+        <w:rPr>
+          <w:rFonts w:eastAsiaTheme="majorEastAsia"/>
+          <w:color w:val="000000"/>
+          <w:spacing w:val="-10"/>
+          <w:kern w:val="28"/>
+          <w:sz w:val="22"/>
+          <w:szCs w:val="56"/>
+        </w:rPr>
         <w:t>6. we / wait / for / an hour → ______________________________</w:t>
       </w:r>
     </w:p>
     <w:p>
-      <w:r>
+      <w:pPr>
+        <w:keepNext/>
+        <w:shd w:val="clear" w:color="000000" w:fill="auto"/>
+        <w:spacing w:before="120" w:after="60"/>
+        <w:rPr>
+          <w:rFonts w:eastAsiaTheme="majorEastAsia"/>
+          <w:color w:val="000000"/>
+          <w:spacing w:val="-10"/>
+          <w:kern w:val="28"/>
+          <w:sz w:val="22"/>
+          <w:szCs w:val="56"/>
+        </w:rPr>
+      </w:pPr>
+      <w:r>
+        <w:rPr>
+          <w:rFonts w:eastAsiaTheme="majorEastAsia"/>
+          <w:color w:val="000000"/>
+          <w:spacing w:val="-10"/>
+          <w:kern w:val="28"/>
+          <w:sz w:val="22"/>
+          <w:szCs w:val="56"/>
+        </w:rPr>
         <w:t>7. phone / ring / while / I / cook → ______________________________</w:t>
       </w:r>
     </w:p>
     <w:p>
-      <w:r>
+      <w:pPr>
+        <w:keepNext/>
+        <w:shd w:val="clear" w:color="000000" w:fill="auto"/>
+        <w:spacing w:before="120" w:after="60"/>
+        <w:rPr>
+          <w:rFonts w:eastAsiaTheme="majorEastAsia"/>
+          <w:color w:val="000000"/>
+          <w:spacing w:val="-10"/>
+          <w:kern w:val="28"/>
+          <w:sz w:val="22"/>
+          <w:szCs w:val="56"/>
+        </w:rPr>
+      </w:pPr>
+      <w:r>
+        <w:rPr>
+          <w:rFonts w:eastAsiaTheme="majorEastAsia"/>
+          <w:color w:val="000000"/>
+          <w:spacing w:val="-10"/>
+          <w:kern w:val="28"/>
+          <w:sz w:val="22"/>
+          <w:szCs w:val="56"/>
+        </w:rPr>
         <w:t>8. finish / work / by / tomorrow → ______________________________</w:t>
       </w:r>
     </w:p>
     <w:p>
-      <w:r>
+      <w:pPr>
+        <w:keepNext/>
+        <w:shd w:val="clear" w:color="000000" w:fill="auto"/>
+        <w:spacing w:before="120" w:after="60"/>
+        <w:rPr>
+          <w:rFonts w:eastAsiaTheme="majorEastAsia"/>
+          <w:color w:val="000000"/>
+          <w:spacing w:val="-10"/>
+          <w:kern w:val="28"/>
+          <w:sz w:val="22"/>
+          <w:szCs w:val="56"/>
+        </w:rPr>
+      </w:pPr>
+      <w:r>
+        <w:rPr>
+          <w:rFonts w:eastAsiaTheme="majorEastAsia"/>
+          <w:color w:val="000000"/>
+          <w:spacing w:val="-10"/>
+          <w:kern w:val="28"/>
+          <w:sz w:val="22"/>
+          <w:szCs w:val="56"/>
+        </w:rPr>
         <w:t>9. shop / open / until / midnight → ______________________________</w:t>
       </w:r>
     </w:p>
     <w:p>
-      <w:r>
+      <w:pPr>
+        <w:keepNext/>
+        <w:shd w:val="clear" w:color="000000" w:fill="auto"/>
+        <w:spacing w:before="120" w:after="60"/>
+        <w:rPr>
+          <w:rFonts w:eastAsiaTheme="majorEastAsia"/>
+          <w:color w:val="000000"/>
+          <w:spacing w:val="-10"/>
+          <w:kern w:val="28"/>
+          <w:sz w:val="22"/>
+          <w:szCs w:val="56"/>
+        </w:rPr>
+      </w:pPr>
+      <w:r>
+        <w:rPr>
+          <w:rFonts w:eastAsiaTheme="majorEastAsia"/>
+          <w:color w:val="000000"/>
+          <w:spacing w:val="-10"/>
+          <w:kern w:val="28"/>
+          <w:sz w:val="22"/>
+          <w:szCs w:val="56"/>
+        </w:rPr>
         <w:t>10. he / swim / twice a week → ______________________________</w:t>
       </w:r>
     </w:p>
     <w:p>
       <w:pPr>
-        <w:spacing w:after="160"/>
-      </w:pPr>
-      <w:r>
-        <w:br w:type="page"/>
-      </w:r>
-    </w:p>
-    <w:p>
-      <w:pPr>
-        <w:pStyle w:val="Title"/>
+        <w:keepNext/>
+        <w:pageBreakBefore/>
+        <w:shd w:val="clear" w:color="000000" w:fill="auto"/>
+        <w:spacing w:before="240" w:after="80"/>
         <w:jc w:val="center"/>
         <w:rPr>
-          <w:rFonts w:ascii="Arial" w:hAnsi="Arial" w:cs="Arial"/>
+          <w:rFonts w:eastAsiaTheme="majorEastAsia"/>
           <w:b/>
-          <w:sz w:val="32"/>
-        </w:rPr>
-      </w:pPr>
-      <w:r>
-        <w:rPr>
-          <w:rFonts w:ascii="Arial" w:hAnsi="Arial" w:cs="Arial"/>
+          <w:color w:val="000000"/>
+          <w:spacing w:val="-10"/>
+          <w:kern w:val="28"/>
+          <w:sz w:val="30"/>
+          <w:szCs w:val="56"/>
+        </w:rPr>
+      </w:pPr>
+      <w:r>
+        <w:rPr>
+          <w:rFonts w:eastAsiaTheme="majorEastAsia"/>
           <w:b/>
-          <w:sz w:val="32"/>
+          <w:color w:val="000000"/>
+          <w:spacing w:val="-10"/>
+          <w:kern w:val="28"/>
+          <w:sz w:val="30"/>
+          <w:szCs w:val="56"/>
         </w:rPr>
         <w:t>ĐÁP ÁN</w:t>
       </w:r>
     </w:p>
     <w:p>
       <w:pPr>
-        <w:pStyle w:val="Title"/>
+        <w:keepNext/>
+        <w:pageBreakBefore/>
+        <w:shd w:val="clear" w:color="000000" w:fill="auto"/>
+        <w:spacing w:after="240"/>
         <w:jc w:val="center"/>
         <w:rPr>
-          <w:rFonts w:ascii="Arial" w:hAnsi="Arial" w:cs="Arial"/>
+          <w:rFonts w:eastAsiaTheme="majorEastAsia"/>
           <w:b/>
-          <w:sz w:val="36"/>
-        </w:rPr>
-      </w:pPr>
-      <w:r>
-        <w:rPr>
-          <w:rFonts w:ascii="Arial" w:hAnsi="Arial" w:cs="Arial"/>
+          <w:color w:val="000000"/>
+          <w:spacing w:val="-10"/>
+          <w:kern w:val="28"/>
+          <w:sz w:val="30"/>
+          <w:szCs w:val="56"/>
+        </w:rPr>
+      </w:pPr>
+      <w:r>
+        <w:rPr>
+          <w:rFonts w:eastAsiaTheme="majorEastAsia"/>
           <w:b/>
-          <w:sz w:val="36"/>
-        </w:rPr>
-        <w:t>BÀI TẬP NGÀY 37 – CỤM TỪ CHỈ THỜI GIAN</w:t>
-      </w:r>
-    </w:p>
-    <w:p>
-      <w:pPr>
-        <w:pStyle w:val="Heading1"/>
-      </w:pPr>
-      <w:r>
+          <w:color w:val="000000"/>
+          <w:spacing w:val="-10"/>
+          <w:kern w:val="28"/>
+          <w:sz w:val="30"/>
+          <w:szCs w:val="56"/>
+        </w:rPr>
         <w:t>PHẦN 1</w:t>
       </w:r>
     </w:p>
     <w:p>
-      <w:r>
-        <w:t>1. at</w:t>
-      </w:r>
-    </w:p>
-    <w:p>
-      <w:r>
-        <w:t>2. on</w:t>
-      </w:r>
-    </w:p>
-    <w:p>
-      <w:r>
-        <w:t>3. in</w:t>
-      </w:r>
-    </w:p>
-    <w:p>
-      <w:r>
-        <w:t>4. in</w:t>
-      </w:r>
-    </w:p>
-    <w:p>
-      <w:r>
-        <w:t>5. in</w:t>
-      </w:r>
-    </w:p>
-    <w:p>
-      <w:r>
-        <w:t>6. at</w:t>
-      </w:r>
-    </w:p>
-    <w:p>
-      <w:r>
-        <w:t>7. on</w:t>
-      </w:r>
-    </w:p>
-    <w:p>
-      <w:r>
-        <w:t>8. in</w:t>
-      </w:r>
-    </w:p>
-    <w:p>
-      <w:r>
-        <w:t>9. on</w:t>
-      </w:r>
-    </w:p>
-    <w:p>
-      <w:r>
-        <w:t>10. at</w:t>
-      </w:r>
-    </w:p>
-    <w:p>
-      <w:pPr>
-        <w:pStyle w:val="Heading1"/>
-      </w:pPr>
-      <w:r>
+      <w:pPr>
+        <w:shd w:val="clear" w:color="000000" w:fill="auto"/>
+        <w:spacing w:after="160"/>
+        <w:ind w:left="198"/>
+        <w:rPr>
+          <w:rFonts w:eastAsiaTheme="majorEastAsia"/>
+          <w:color w:val="000000"/>
+          <w:spacing w:val="-10"/>
+          <w:kern w:val="28"/>
+          <w:sz w:val="22"/>
+          <w:szCs w:val="56"/>
+        </w:rPr>
+      </w:pPr>
+      <w:r>
+        <w:rPr>
+          <w:rFonts w:eastAsiaTheme="majorEastAsia"/>
+          <w:color w:val="000000"/>
+          <w:spacing w:val="-10"/>
+          <w:kern w:val="28"/>
+          <w:sz w:val="22"/>
+          <w:szCs w:val="56"/>
+        </w:rPr>
+        <w:t>Câu 1: at</w:t>
+      </w:r>
+    </w:p>
+    <w:p>
+      <w:pPr>
+        <w:shd w:val="clear" w:color="000000" w:fill="auto"/>
+        <w:spacing w:after="160"/>
+        <w:ind w:left="198"/>
+        <w:rPr>
+          <w:rFonts w:eastAsiaTheme="majorEastAsia"/>
+          <w:color w:val="000000"/>
+          <w:spacing w:val="-10"/>
+          <w:kern w:val="28"/>
+          <w:sz w:val="22"/>
+          <w:szCs w:val="56"/>
+        </w:rPr>
+      </w:pPr>
+      <w:r>
+        <w:rPr>
+          <w:rFonts w:eastAsiaTheme="majorEastAsia"/>
+          <w:color w:val="000000"/>
+          <w:spacing w:val="-10"/>
+          <w:kern w:val="28"/>
+          <w:sz w:val="22"/>
+          <w:szCs w:val="56"/>
+        </w:rPr>
+        <w:t>Câu 2: on</w:t>
+      </w:r>
+    </w:p>
+    <w:p>
+      <w:pPr>
+        <w:shd w:val="clear" w:color="000000" w:fill="auto"/>
+        <w:spacing w:after="160"/>
+        <w:ind w:left="198"/>
+        <w:rPr>
+          <w:rFonts w:eastAsiaTheme="majorEastAsia"/>
+          <w:color w:val="000000"/>
+          <w:spacing w:val="-10"/>
+          <w:kern w:val="28"/>
+          <w:sz w:val="22"/>
+          <w:szCs w:val="56"/>
+        </w:rPr>
+      </w:pPr>
+      <w:r>
+        <w:rPr>
+          <w:rFonts w:eastAsiaTheme="majorEastAsia"/>
+          <w:color w:val="000000"/>
+          <w:spacing w:val="-10"/>
+          <w:kern w:val="28"/>
+          <w:sz w:val="22"/>
+          <w:szCs w:val="56"/>
+        </w:rPr>
+        <w:t>Câu 3: in</w:t>
+      </w:r>
+    </w:p>
+    <w:p>
+      <w:pPr>
+        <w:shd w:val="clear" w:color="000000" w:fill="auto"/>
+        <w:spacing w:after="160"/>
+        <w:ind w:left="198"/>
+        <w:rPr>
+          <w:rFonts w:eastAsiaTheme="majorEastAsia"/>
+          <w:color w:val="000000"/>
+          <w:spacing w:val="-10"/>
+          <w:kern w:val="28"/>
+          <w:sz w:val="22"/>
+          <w:szCs w:val="56"/>
+        </w:rPr>
+      </w:pPr>
+      <w:r>
+        <w:rPr>
+          <w:rFonts w:eastAsiaTheme="majorEastAsia"/>
+          <w:color w:val="000000"/>
+          <w:spacing w:val="-10"/>
+          <w:kern w:val="28"/>
+          <w:sz w:val="22"/>
+          <w:szCs w:val="56"/>
+        </w:rPr>
+        <w:t>Câu 4: in</w:t>
+      </w:r>
+    </w:p>
+    <w:p>
+      <w:pPr>
+        <w:shd w:val="clear" w:color="000000" w:fill="auto"/>
+        <w:spacing w:after="160"/>
+        <w:ind w:left="198"/>
+        <w:rPr>
+          <w:rFonts w:eastAsiaTheme="majorEastAsia"/>
+          <w:color w:val="000000"/>
+          <w:spacing w:val="-10"/>
+          <w:kern w:val="28"/>
+          <w:sz w:val="22"/>
+          <w:szCs w:val="56"/>
+        </w:rPr>
+      </w:pPr>
+      <w:r>
+        <w:rPr>
+          <w:rFonts w:eastAsiaTheme="majorEastAsia"/>
+          <w:color w:val="000000"/>
+          <w:spacing w:val="-10"/>
+          <w:kern w:val="28"/>
+          <w:sz w:val="22"/>
+          <w:szCs w:val="56"/>
+        </w:rPr>
+        <w:t>Câu 5: in</w:t>
+      </w:r>
+    </w:p>
+    <w:p>
+      <w:pPr>
+        <w:shd w:val="clear" w:color="000000" w:fill="auto"/>
+        <w:spacing w:after="160"/>
+        <w:ind w:left="198"/>
+        <w:rPr>
+          <w:rFonts w:eastAsiaTheme="majorEastAsia"/>
+          <w:color w:val="000000"/>
+          <w:spacing w:val="-10"/>
+          <w:kern w:val="28"/>
+          <w:sz w:val="22"/>
+          <w:szCs w:val="56"/>
+        </w:rPr>
+      </w:pPr>
+      <w:r>
+        <w:rPr>
+          <w:rFonts w:eastAsiaTheme="majorEastAsia"/>
+          <w:color w:val="000000"/>
+          <w:spacing w:val="-10"/>
+          <w:kern w:val="28"/>
+          <w:sz w:val="22"/>
+          <w:szCs w:val="56"/>
+        </w:rPr>
+        <w:t>Câu 6: at</w:t>
+      </w:r>
+    </w:p>
+    <w:p>
+      <w:pPr>
+        <w:shd w:val="clear" w:color="000000" w:fill="auto"/>
+        <w:spacing w:after="160"/>
+        <w:ind w:left="198"/>
+        <w:rPr>
+          <w:rFonts w:eastAsiaTheme="majorEastAsia"/>
+          <w:color w:val="000000"/>
+          <w:spacing w:val="-10"/>
+          <w:kern w:val="28"/>
+          <w:sz w:val="22"/>
+          <w:szCs w:val="56"/>
+        </w:rPr>
+      </w:pPr>
+      <w:r>
+        <w:rPr>
+          <w:rFonts w:eastAsiaTheme="majorEastAsia"/>
+          <w:color w:val="000000"/>
+          <w:spacing w:val="-10"/>
+          <w:kern w:val="28"/>
+          <w:sz w:val="22"/>
+          <w:szCs w:val="56"/>
+        </w:rPr>
+        <w:t>Câu 7: on</w:t>
+      </w:r>
+    </w:p>
+    <w:p>
+      <w:pPr>
+        <w:shd w:val="clear" w:color="000000" w:fill="auto"/>
+        <w:spacing w:after="160"/>
+        <w:ind w:left="198"/>
+        <w:rPr>
+          <w:rFonts w:eastAsiaTheme="majorEastAsia"/>
+          <w:color w:val="000000"/>
+          <w:spacing w:val="-10"/>
+          <w:kern w:val="28"/>
+          <w:sz w:val="22"/>
+          <w:szCs w:val="56"/>
+        </w:rPr>
+      </w:pPr>
+      <w:r>
+        <w:rPr>
+          <w:rFonts w:eastAsiaTheme="majorEastAsia"/>
+          <w:color w:val="000000"/>
+          <w:spacing w:val="-10"/>
+          <w:kern w:val="28"/>
+          <w:sz w:val="22"/>
+          <w:szCs w:val="56"/>
+        </w:rPr>
+        <w:t>Câu 8: in</w:t>
+      </w:r>
+    </w:p>
+    <w:p>
+      <w:pPr>
+        <w:shd w:val="clear" w:color="000000" w:fill="auto"/>
+        <w:spacing w:after="160"/>
+        <w:ind w:left="198"/>
+        <w:rPr>
+          <w:rFonts w:eastAsiaTheme="majorEastAsia"/>
+          <w:color w:val="000000"/>
+          <w:spacing w:val="-10"/>
+          <w:kern w:val="28"/>
+          <w:sz w:val="22"/>
+          <w:szCs w:val="56"/>
+        </w:rPr>
+      </w:pPr>
+      <w:r>
+        <w:rPr>
+          <w:rFonts w:eastAsiaTheme="majorEastAsia"/>
+          <w:color w:val="000000"/>
+          <w:spacing w:val="-10"/>
+          <w:kern w:val="28"/>
+          <w:sz w:val="22"/>
+          <w:szCs w:val="56"/>
+        </w:rPr>
+        <w:t>Câu 9: on</w:t>
+      </w:r>
+    </w:p>
+    <w:p>
+      <w:pPr>
+        <w:shd w:val="clear" w:color="000000" w:fill="auto"/>
+        <w:spacing w:after="160"/>
+        <w:ind w:left="198"/>
+        <w:rPr>
+          <w:rFonts w:eastAsiaTheme="majorEastAsia"/>
+          <w:color w:val="000000"/>
+          <w:spacing w:val="-10"/>
+          <w:kern w:val="28"/>
+          <w:sz w:val="22"/>
+          <w:szCs w:val="56"/>
+        </w:rPr>
+      </w:pPr>
+      <w:r>
+        <w:rPr>
+          <w:rFonts w:eastAsiaTheme="majorEastAsia"/>
+          <w:color w:val="000000"/>
+          <w:spacing w:val="-10"/>
+          <w:kern w:val="28"/>
+          <w:sz w:val="22"/>
+          <w:szCs w:val="56"/>
+        </w:rPr>
+        <w:t>Câu 10: at</w:t>
+      </w:r>
+    </w:p>
+    <w:p>
+      <w:pPr>
+        <w:keepNext/>
+        <w:shd w:val="clear" w:color="000000" w:fill="auto"/>
+        <w:spacing w:before="240" w:after="80"/>
+        <w:rPr>
+          <w:rFonts w:eastAsiaTheme="majorEastAsia"/>
+          <w:b/>
+          <w:color w:val="000000"/>
+          <w:spacing w:val="-10"/>
+          <w:kern w:val="28"/>
+          <w:sz w:val="22"/>
+          <w:szCs w:val="56"/>
+        </w:rPr>
+      </w:pPr>
+      <w:r>
+        <w:rPr>
+          <w:rFonts w:eastAsiaTheme="majorEastAsia"/>
+          <w:b/>
+          <w:color w:val="000000"/>
+          <w:spacing w:val="-10"/>
+          <w:kern w:val="28"/>
+          <w:sz w:val="22"/>
+          <w:szCs w:val="56"/>
+        </w:rPr>
         <w:t>PHẦN 2</w:t>
       </w:r>
     </w:p>
     <w:p>
-      <w:r>
-        <w:t>1. ago</w:t>
-      </w:r>
-    </w:p>
-    <w:p>
-      <w:r>
-        <w:t>2. last</w:t>
-      </w:r>
-    </w:p>
-    <w:p>
-      <w:r>
-        <w:t>3. next</w:t>
-      </w:r>
-    </w:p>
-    <w:p>
-      <w:r>
-        <w:t>4. this</w:t>
-      </w:r>
-    </w:p>
-    <w:p>
-      <w:r>
-        <w:t>5. every</w:t>
-      </w:r>
-    </w:p>
-    <w:p>
-      <w:r>
-        <w:t>6. ago</w:t>
-      </w:r>
-    </w:p>
-    <w:p>
-      <w:r>
-        <w:t>7. last</w:t>
-      </w:r>
-    </w:p>
-    <w:p>
-      <w:r>
-        <w:t>8. next</w:t>
-      </w:r>
-    </w:p>
-    <w:p>
-      <w:r>
-        <w:t>9. this</w:t>
-      </w:r>
-    </w:p>
-    <w:p>
-      <w:r>
-        <w:t>10. every</w:t>
-      </w:r>
-    </w:p>
-    <w:p>
-      <w:pPr>
-        <w:pStyle w:val="Heading1"/>
-      </w:pPr>
-      <w:r>
+      <w:pPr>
+        <w:shd w:val="clear" w:color="000000" w:fill="auto"/>
+        <w:spacing w:after="160"/>
+        <w:ind w:left="198"/>
+        <w:rPr>
+          <w:rFonts w:eastAsiaTheme="majorEastAsia"/>
+          <w:color w:val="000000"/>
+          <w:spacing w:val="-10"/>
+          <w:kern w:val="28"/>
+          <w:sz w:val="22"/>
+          <w:szCs w:val="56"/>
+        </w:rPr>
+      </w:pPr>
+      <w:r>
+        <w:rPr>
+          <w:rFonts w:eastAsiaTheme="majorEastAsia"/>
+          <w:color w:val="000000"/>
+          <w:spacing w:val="-10"/>
+          <w:kern w:val="28"/>
+          <w:sz w:val="22"/>
+          <w:szCs w:val="56"/>
+        </w:rPr>
+        <w:t>Câu 1: ago</w:t>
+      </w:r>
+    </w:p>
+    <w:p>
+      <w:pPr>
+        <w:shd w:val="clear" w:color="000000" w:fill="auto"/>
+        <w:spacing w:after="160"/>
+        <w:ind w:left="198"/>
+        <w:rPr>
+          <w:rFonts w:eastAsiaTheme="majorEastAsia"/>
+          <w:color w:val="000000"/>
+          <w:spacing w:val="-10"/>
+          <w:kern w:val="28"/>
+          <w:sz w:val="22"/>
+          <w:szCs w:val="56"/>
+        </w:rPr>
+      </w:pPr>
+      <w:r>
+        <w:rPr>
+          <w:rFonts w:eastAsiaTheme="majorEastAsia"/>
+          <w:color w:val="000000"/>
+          <w:spacing w:val="-10"/>
+          <w:kern w:val="28"/>
+          <w:sz w:val="22"/>
+          <w:szCs w:val="56"/>
+        </w:rPr>
+        <w:t>Câu 2: last</w:t>
+      </w:r>
+    </w:p>
+    <w:p>
+      <w:pPr>
+        <w:shd w:val="clear" w:color="000000" w:fill="auto"/>
+        <w:spacing w:after="160"/>
+        <w:ind w:left="198"/>
+        <w:rPr>
+          <w:rFonts w:eastAsiaTheme="majorEastAsia"/>
+          <w:color w:val="000000"/>
+          <w:spacing w:val="-10"/>
+          <w:kern w:val="28"/>
+          <w:sz w:val="22"/>
+          <w:szCs w:val="56"/>
+        </w:rPr>
+      </w:pPr>
+      <w:r>
+        <w:rPr>
+          <w:rFonts w:eastAsiaTheme="majorEastAsia"/>
+          <w:color w:val="000000"/>
+          <w:spacing w:val="-10"/>
+          <w:kern w:val="28"/>
+          <w:sz w:val="22"/>
+          <w:szCs w:val="56"/>
+        </w:rPr>
+        <w:t>Câu 3: next</w:t>
+      </w:r>
+    </w:p>
+    <w:p>
+      <w:pPr>
+        <w:shd w:val="clear" w:color="000000" w:fill="auto"/>
+        <w:spacing w:after="160"/>
+        <w:ind w:left="198"/>
+        <w:rPr>
+          <w:rFonts w:eastAsiaTheme="majorEastAsia"/>
+          <w:color w:val="000000"/>
+          <w:spacing w:val="-10"/>
+          <w:kern w:val="28"/>
+          <w:sz w:val="22"/>
+          <w:szCs w:val="56"/>
+        </w:rPr>
+      </w:pPr>
+      <w:r>
+        <w:rPr>
+          <w:rFonts w:eastAsiaTheme="majorEastAsia"/>
+          <w:color w:val="000000"/>
+          <w:spacing w:val="-10"/>
+          <w:kern w:val="28"/>
+          <w:sz w:val="22"/>
+          <w:szCs w:val="56"/>
+        </w:rPr>
+        <w:t>Câu 4: this</w:t>
+      </w:r>
+    </w:p>
+    <w:p>
+      <w:pPr>
+        <w:shd w:val="clear" w:color="000000" w:fill="auto"/>
+        <w:spacing w:after="160"/>
+        <w:ind w:left="198"/>
+        <w:rPr>
+          <w:rFonts w:eastAsiaTheme="majorEastAsia"/>
+          <w:color w:val="000000"/>
+          <w:spacing w:val="-10"/>
+          <w:kern w:val="28"/>
+          <w:sz w:val="22"/>
+          <w:szCs w:val="56"/>
+        </w:rPr>
+      </w:pPr>
+      <w:r>
+        <w:rPr>
+          <w:rFonts w:eastAsiaTheme="majorEastAsia"/>
+          <w:color w:val="000000"/>
+          <w:spacing w:val="-10"/>
+          <w:kern w:val="28"/>
+          <w:sz w:val="22"/>
+          <w:szCs w:val="56"/>
+        </w:rPr>
+        <w:t>Câu 5: every</w:t>
+      </w:r>
+    </w:p>
+    <w:p>
+      <w:pPr>
+        <w:shd w:val="clear" w:color="000000" w:fill="auto"/>
+        <w:spacing w:after="160"/>
+        <w:ind w:left="198"/>
+        <w:rPr>
+          <w:rFonts w:eastAsiaTheme="majorEastAsia"/>
+          <w:color w:val="000000"/>
+          <w:spacing w:val="-10"/>
+          <w:kern w:val="28"/>
+          <w:sz w:val="22"/>
+          <w:szCs w:val="56"/>
+        </w:rPr>
+      </w:pPr>
+      <w:r>
+        <w:rPr>
+          <w:rFonts w:eastAsiaTheme="majorEastAsia"/>
+          <w:color w:val="000000"/>
+          <w:spacing w:val="-10"/>
+          <w:kern w:val="28"/>
+          <w:sz w:val="22"/>
+          <w:szCs w:val="56"/>
+        </w:rPr>
+        <w:t>Câu 6: ago</w:t>
+      </w:r>
+    </w:p>
+    <w:p>
+      <w:pPr>
+        <w:shd w:val="clear" w:color="000000" w:fill="auto"/>
+        <w:spacing w:after="160"/>
+        <w:ind w:left="198"/>
+        <w:rPr>
+          <w:rFonts w:eastAsiaTheme="majorEastAsia"/>
+          <w:color w:val="000000"/>
+          <w:spacing w:val="-10"/>
+          <w:kern w:val="28"/>
+          <w:sz w:val="22"/>
+          <w:szCs w:val="56"/>
+        </w:rPr>
+      </w:pPr>
+      <w:r>
+        <w:rPr>
+          <w:rFonts w:eastAsiaTheme="majorEastAsia"/>
+          <w:color w:val="000000"/>
+          <w:spacing w:val="-10"/>
+          <w:kern w:val="28"/>
+          <w:sz w:val="22"/>
+          <w:szCs w:val="56"/>
+        </w:rPr>
+        <w:t>Câu 7: last</w:t>
+      </w:r>
+    </w:p>
+    <w:p>
+      <w:pPr>
+        <w:shd w:val="clear" w:color="000000" w:fill="auto"/>
+        <w:spacing w:after="160"/>
+        <w:ind w:left="198"/>
+        <w:rPr>
+          <w:rFonts w:eastAsiaTheme="majorEastAsia"/>
+          <w:color w:val="000000"/>
+          <w:spacing w:val="-10"/>
+          <w:kern w:val="28"/>
+          <w:sz w:val="22"/>
+          <w:szCs w:val="56"/>
+        </w:rPr>
+      </w:pPr>
+      <w:r>
+        <w:rPr>
+          <w:rFonts w:eastAsiaTheme="majorEastAsia"/>
+          <w:color w:val="000000"/>
+          <w:spacing w:val="-10"/>
+          <w:kern w:val="28"/>
+          <w:sz w:val="22"/>
+          <w:szCs w:val="56"/>
+        </w:rPr>
+        <w:t>Câu 8: next</w:t>
+      </w:r>
+    </w:p>
+    <w:p>
+      <w:pPr>
+        <w:shd w:val="clear" w:color="000000" w:fill="auto"/>
+        <w:spacing w:after="160"/>
+        <w:ind w:left="198"/>
+        <w:rPr>
+          <w:rFonts w:eastAsiaTheme="majorEastAsia"/>
+          <w:color w:val="000000"/>
+          <w:spacing w:val="-10"/>
+          <w:kern w:val="28"/>
+          <w:sz w:val="22"/>
+          <w:szCs w:val="56"/>
+        </w:rPr>
+      </w:pPr>
+      <w:r>
+        <w:rPr>
+          <w:rFonts w:eastAsiaTheme="majorEastAsia"/>
+          <w:color w:val="000000"/>
+          <w:spacing w:val="-10"/>
+          <w:kern w:val="28"/>
+          <w:sz w:val="22"/>
+          <w:szCs w:val="56"/>
+        </w:rPr>
+        <w:t>Câu 9: this</w:t>
+      </w:r>
+    </w:p>
+    <w:p>
+      <w:pPr>
+        <w:shd w:val="clear" w:color="000000" w:fill="auto"/>
+        <w:spacing w:after="160"/>
+        <w:ind w:left="198"/>
+        <w:rPr>
+          <w:rFonts w:eastAsiaTheme="majorEastAsia"/>
+          <w:color w:val="000000"/>
+          <w:spacing w:val="-10"/>
+          <w:kern w:val="28"/>
+          <w:sz w:val="22"/>
+          <w:szCs w:val="56"/>
+        </w:rPr>
+      </w:pPr>
+      <w:r>
+        <w:rPr>
+          <w:rFonts w:eastAsiaTheme="majorEastAsia"/>
+          <w:color w:val="000000"/>
+          <w:spacing w:val="-10"/>
+          <w:kern w:val="28"/>
+          <w:sz w:val="22"/>
+          <w:szCs w:val="56"/>
+        </w:rPr>
+        <w:t>Câu 10: every</w:t>
+      </w:r>
+    </w:p>
+    <w:p>
+      <w:pPr>
+        <w:keepNext/>
+        <w:shd w:val="clear" w:color="000000" w:fill="auto"/>
+        <w:spacing w:before="240" w:after="80"/>
+        <w:rPr>
+          <w:rFonts w:eastAsiaTheme="majorEastAsia"/>
+          <w:b/>
+          <w:color w:val="000000"/>
+          <w:spacing w:val="-10"/>
+          <w:kern w:val="28"/>
+          <w:sz w:val="22"/>
+          <w:szCs w:val="56"/>
+        </w:rPr>
+      </w:pPr>
+      <w:r>
+        <w:rPr>
+          <w:rFonts w:eastAsiaTheme="majorEastAsia"/>
+          <w:b/>
+          <w:color w:val="000000"/>
+          <w:spacing w:val="-10"/>
+          <w:kern w:val="28"/>
+          <w:sz w:val="22"/>
+          <w:szCs w:val="56"/>
+        </w:rPr>
         <w:t>PHẦN 3</w:t>
       </w:r>
     </w:p>
     <w:p>
-      <w:r>
-        <w:t>1. since</w:t>
-      </w:r>
-    </w:p>
-    <w:p>
-      <w:r>
-        <w:t>2. for</w:t>
-      </w:r>
-    </w:p>
-    <w:p>
-      <w:r>
-        <w:t>3. since</w:t>
-      </w:r>
-    </w:p>
-    <w:p>
-      <w:r>
-        <w:t>4. since</w:t>
-      </w:r>
-    </w:p>
-    <w:p>
-      <w:r>
-        <w:t>5. for</w:t>
-      </w:r>
-    </w:p>
-    <w:p>
-      <w:r>
-        <w:t>6. since</w:t>
-      </w:r>
-    </w:p>
-    <w:p>
-      <w:r>
-        <w:t>7. for</w:t>
-      </w:r>
-    </w:p>
-    <w:p>
-      <w:r>
-        <w:t>8. for</w:t>
-      </w:r>
-    </w:p>
-    <w:p>
-      <w:r>
-        <w:t>9. since</w:t>
-      </w:r>
-    </w:p>
-    <w:p>
-      <w:r>
-        <w:t>10. since</w:t>
-      </w:r>
-    </w:p>
-    <w:p>
-      <w:pPr>
-        <w:pStyle w:val="Heading1"/>
-      </w:pPr>
-      <w:r>
+      <w:pPr>
+        <w:shd w:val="clear" w:color="000000" w:fill="auto"/>
+        <w:spacing w:after="160"/>
+        <w:ind w:left="198"/>
+        <w:rPr>
+          <w:rFonts w:eastAsiaTheme="majorEastAsia"/>
+          <w:color w:val="000000"/>
+          <w:spacing w:val="-10"/>
+          <w:kern w:val="28"/>
+          <w:sz w:val="22"/>
+          <w:szCs w:val="56"/>
+        </w:rPr>
+      </w:pPr>
+      <w:r>
+        <w:rPr>
+          <w:rFonts w:eastAsiaTheme="majorEastAsia"/>
+          <w:color w:val="000000"/>
+          <w:spacing w:val="-10"/>
+          <w:kern w:val="28"/>
+          <w:sz w:val="22"/>
+          <w:szCs w:val="56"/>
+        </w:rPr>
+        <w:t>Câu 1: since</w:t>
+      </w:r>
+    </w:p>
+    <w:p>
+      <w:pPr>
+        <w:shd w:val="clear" w:color="000000" w:fill="auto"/>
+        <w:spacing w:after="160"/>
+        <w:ind w:left="198"/>
+        <w:rPr>
+          <w:rFonts w:eastAsiaTheme="majorEastAsia"/>
+          <w:color w:val="000000"/>
+          <w:spacing w:val="-10"/>
+          <w:kern w:val="28"/>
+          <w:sz w:val="22"/>
+          <w:szCs w:val="56"/>
+        </w:rPr>
+      </w:pPr>
+      <w:r>
+        <w:rPr>
+          <w:rFonts w:eastAsiaTheme="majorEastAsia"/>
+          <w:color w:val="000000"/>
+          <w:spacing w:val="-10"/>
+          <w:kern w:val="28"/>
+          <w:sz w:val="22"/>
+          <w:szCs w:val="56"/>
+        </w:rPr>
+        <w:t>Câu 2: for</w:t>
+      </w:r>
+    </w:p>
+    <w:p>
+      <w:pPr>
+        <w:shd w:val="clear" w:color="000000" w:fill="auto"/>
+        <w:spacing w:after="160"/>
+        <w:ind w:left="198"/>
+        <w:rPr>
+          <w:rFonts w:eastAsiaTheme="majorEastAsia"/>
+          <w:color w:val="000000"/>
+          <w:spacing w:val="-10"/>
+          <w:kern w:val="28"/>
+          <w:sz w:val="22"/>
+          <w:szCs w:val="56"/>
+        </w:rPr>
+      </w:pPr>
+      <w:r>
+        <w:rPr>
+          <w:rFonts w:eastAsiaTheme="majorEastAsia"/>
+          <w:color w:val="000000"/>
+          <w:spacing w:val="-10"/>
+          <w:kern w:val="28"/>
+          <w:sz w:val="22"/>
+          <w:szCs w:val="56"/>
+        </w:rPr>
+        <w:t>Câu 3: since</w:t>
+      </w:r>
+    </w:p>
+    <w:p>
+      <w:pPr>
+        <w:shd w:val="clear" w:color="000000" w:fill="auto"/>
+        <w:spacing w:after="160"/>
+        <w:ind w:left="198"/>
+        <w:rPr>
+          <w:rFonts w:eastAsiaTheme="majorEastAsia"/>
+          <w:color w:val="000000"/>
+          <w:spacing w:val="-10"/>
+          <w:kern w:val="28"/>
+          <w:sz w:val="22"/>
+          <w:szCs w:val="56"/>
+        </w:rPr>
+      </w:pPr>
+      <w:r>
+        <w:rPr>
+          <w:rFonts w:eastAsiaTheme="majorEastAsia"/>
+          <w:color w:val="000000"/>
+          <w:spacing w:val="-10"/>
+          <w:kern w:val="28"/>
+          <w:sz w:val="22"/>
+          <w:szCs w:val="56"/>
+        </w:rPr>
+        <w:t>Câu 4: since</w:t>
+      </w:r>
+    </w:p>
+    <w:p>
+      <w:pPr>
+        <w:shd w:val="clear" w:color="000000" w:fill="auto"/>
+        <w:spacing w:after="160"/>
+        <w:ind w:left="198"/>
+        <w:rPr>
+          <w:rFonts w:eastAsiaTheme="majorEastAsia"/>
+          <w:color w:val="000000"/>
+          <w:spacing w:val="-10"/>
+          <w:kern w:val="28"/>
+          <w:sz w:val="22"/>
+          <w:szCs w:val="56"/>
+        </w:rPr>
+      </w:pPr>
+      <w:r>
+        <w:rPr>
+          <w:rFonts w:eastAsiaTheme="majorEastAsia"/>
+          <w:color w:val="000000"/>
+          <w:spacing w:val="-10"/>
+          <w:kern w:val="28"/>
+          <w:sz w:val="22"/>
+          <w:szCs w:val="56"/>
+        </w:rPr>
+        <w:t>Câu 5: for</w:t>
+      </w:r>
+    </w:p>
+    <w:p>
+      <w:pPr>
+        <w:shd w:val="clear" w:color="000000" w:fill="auto"/>
+        <w:spacing w:after="160"/>
+        <w:ind w:left="198"/>
+        <w:rPr>
+          <w:rFonts w:eastAsiaTheme="majorEastAsia"/>
+          <w:color w:val="000000"/>
+          <w:spacing w:val="-10"/>
+          <w:kern w:val="28"/>
+          <w:sz w:val="22"/>
+          <w:szCs w:val="56"/>
+        </w:rPr>
+      </w:pPr>
+      <w:r>
+        <w:rPr>
+          <w:rFonts w:eastAsiaTheme="majorEastAsia"/>
+          <w:color w:val="000000"/>
+          <w:spacing w:val="-10"/>
+          <w:kern w:val="28"/>
+          <w:sz w:val="22"/>
+          <w:szCs w:val="56"/>
+        </w:rPr>
+        <w:t>Câu 6: since</w:t>
+      </w:r>
+    </w:p>
+    <w:p>
+      <w:pPr>
+        <w:shd w:val="clear" w:color="000000" w:fill="auto"/>
+        <w:spacing w:after="160"/>
+        <w:ind w:left="198"/>
+        <w:rPr>
+          <w:rFonts w:eastAsiaTheme="majorEastAsia"/>
+          <w:color w:val="000000"/>
+          <w:spacing w:val="-10"/>
+          <w:kern w:val="28"/>
+          <w:sz w:val="22"/>
+          <w:szCs w:val="56"/>
+        </w:rPr>
+      </w:pPr>
+      <w:r>
+        <w:rPr>
+          <w:rFonts w:eastAsiaTheme="majorEastAsia"/>
+          <w:color w:val="000000"/>
+          <w:spacing w:val="-10"/>
+          <w:kern w:val="28"/>
+          <w:sz w:val="22"/>
+          <w:szCs w:val="56"/>
+        </w:rPr>
+        <w:t>Câu 7: for</w:t>
+      </w:r>
+    </w:p>
+    <w:p>
+      <w:pPr>
+        <w:shd w:val="clear" w:color="000000" w:fill="auto"/>
+        <w:spacing w:after="160"/>
+        <w:ind w:left="198"/>
+        <w:rPr>
+          <w:rFonts w:eastAsiaTheme="majorEastAsia"/>
+          <w:color w:val="000000"/>
+          <w:spacing w:val="-10"/>
+          <w:kern w:val="28"/>
+          <w:sz w:val="22"/>
+          <w:szCs w:val="56"/>
+        </w:rPr>
+      </w:pPr>
+      <w:r>
+        <w:rPr>
+          <w:rFonts w:eastAsiaTheme="majorEastAsia"/>
+          <w:color w:val="000000"/>
+          <w:spacing w:val="-10"/>
+          <w:kern w:val="28"/>
+          <w:sz w:val="22"/>
+          <w:szCs w:val="56"/>
+        </w:rPr>
+        <w:t>Câu 8: for</w:t>
+      </w:r>
+    </w:p>
+    <w:p>
+      <w:pPr>
+        <w:shd w:val="clear" w:color="000000" w:fill="auto"/>
+        <w:spacing w:after="160"/>
+        <w:ind w:left="198"/>
+        <w:rPr>
+          <w:rFonts w:eastAsiaTheme="majorEastAsia"/>
+          <w:color w:val="000000"/>
+          <w:spacing w:val="-10"/>
+          <w:kern w:val="28"/>
+          <w:sz w:val="22"/>
+          <w:szCs w:val="56"/>
+        </w:rPr>
+      </w:pPr>
+      <w:r>
+        <w:rPr>
+          <w:rFonts w:eastAsiaTheme="majorEastAsia"/>
+          <w:color w:val="000000"/>
+          <w:spacing w:val="-10"/>
+          <w:kern w:val="28"/>
+          <w:sz w:val="22"/>
+          <w:szCs w:val="56"/>
+        </w:rPr>
+        <w:t>Câu 9: since</w:t>
+      </w:r>
+    </w:p>
+    <w:p>
+      <w:pPr>
+        <w:shd w:val="clear" w:color="000000" w:fill="auto"/>
+        <w:spacing w:after="160"/>
+        <w:ind w:left="198"/>
+        <w:rPr>
+          <w:rFonts w:eastAsiaTheme="majorEastAsia"/>
+          <w:color w:val="000000"/>
+          <w:spacing w:val="-10"/>
+          <w:kern w:val="28"/>
+          <w:sz w:val="22"/>
+          <w:szCs w:val="56"/>
+        </w:rPr>
+      </w:pPr>
+      <w:r>
+        <w:rPr>
+          <w:rFonts w:eastAsiaTheme="majorEastAsia"/>
+          <w:color w:val="000000"/>
+          <w:spacing w:val="-10"/>
+          <w:kern w:val="28"/>
+          <w:sz w:val="22"/>
+          <w:szCs w:val="56"/>
+        </w:rPr>
+        <w:t>Câu 10: since</w:t>
+      </w:r>
+    </w:p>
+    <w:p>
+      <w:pPr>
+        <w:keepNext/>
+        <w:shd w:val="clear" w:color="000000" w:fill="auto"/>
+        <w:spacing w:before="240" w:after="80"/>
+        <w:rPr>
+          <w:rFonts w:eastAsiaTheme="majorEastAsia"/>
+          <w:b/>
+          <w:color w:val="000000"/>
+          <w:spacing w:val="-10"/>
+          <w:kern w:val="28"/>
+          <w:sz w:val="22"/>
+          <w:szCs w:val="56"/>
+        </w:rPr>
+      </w:pPr>
+      <w:r>
+        <w:rPr>
+          <w:rFonts w:eastAsiaTheme="majorEastAsia"/>
+          <w:b/>
+          <w:color w:val="000000"/>
+          <w:spacing w:val="-10"/>
+          <w:kern w:val="28"/>
+          <w:sz w:val="22"/>
+          <w:szCs w:val="56"/>
+        </w:rPr>
         <w:t>PHẦN 4</w:t>
       </w:r>
     </w:p>
     <w:p>
-      <w:r>
-        <w:t>1. during</w:t>
-      </w:r>
-    </w:p>
-    <w:p>
-      <w:r>
-        <w:t>2. while</w:t>
-      </w:r>
-    </w:p>
-    <w:p>
-      <w:r>
-        <w:t>3. during</w:t>
-      </w:r>
-    </w:p>
-    <w:p>
-      <w:r>
-        <w:t>4. while</w:t>
-      </w:r>
-    </w:p>
-    <w:p>
-      <w:r>
-        <w:t>5. during</w:t>
-      </w:r>
-    </w:p>
-    <w:p>
-      <w:r>
-        <w:t>6. while</w:t>
-      </w:r>
-    </w:p>
-    <w:p>
-      <w:r>
-        <w:t>7. during</w:t>
-      </w:r>
-    </w:p>
-    <w:p>
-      <w:r>
-        <w:t>8. while</w:t>
-      </w:r>
-    </w:p>
-    <w:p>
-      <w:r>
-        <w:t>9. during</w:t>
-      </w:r>
-    </w:p>
-    <w:p>
-      <w:r>
-        <w:t>10. while</w:t>
-      </w:r>
-    </w:p>
-    <w:p>
-      <w:pPr>
-        <w:pStyle w:val="Heading1"/>
-      </w:pPr>
-      <w:r>
+      <w:pPr>
+        <w:shd w:val="clear" w:color="000000" w:fill="auto"/>
+        <w:spacing w:after="160"/>
+        <w:ind w:left="198"/>
+        <w:rPr>
+          <w:rFonts w:eastAsiaTheme="majorEastAsia"/>
+          <w:color w:val="000000"/>
+          <w:spacing w:val="-10"/>
+          <w:kern w:val="28"/>
+          <w:sz w:val="22"/>
+          <w:szCs w:val="56"/>
+        </w:rPr>
+      </w:pPr>
+      <w:r>
+        <w:rPr>
+          <w:rFonts w:eastAsiaTheme="majorEastAsia"/>
+          <w:color w:val="000000"/>
+          <w:spacing w:val="-10"/>
+          <w:kern w:val="28"/>
+          <w:sz w:val="22"/>
+          <w:szCs w:val="56"/>
+        </w:rPr>
+        <w:t>Câu 1: during</w:t>
+      </w:r>
+    </w:p>
+    <w:p>
+      <w:pPr>
+        <w:shd w:val="clear" w:color="000000" w:fill="auto"/>
+        <w:spacing w:after="160"/>
+        <w:ind w:left="198"/>
+        <w:rPr>
+          <w:rFonts w:eastAsiaTheme="majorEastAsia"/>
+          <w:color w:val="000000"/>
+          <w:spacing w:val="-10"/>
+          <w:kern w:val="28"/>
+          <w:sz w:val="22"/>
+          <w:szCs w:val="56"/>
+        </w:rPr>
+      </w:pPr>
+      <w:r>
+        <w:rPr>
+          <w:rFonts w:eastAsiaTheme="majorEastAsia"/>
+          <w:color w:val="000000"/>
+          <w:spacing w:val="-10"/>
+          <w:kern w:val="28"/>
+          <w:sz w:val="22"/>
+          <w:szCs w:val="56"/>
+        </w:rPr>
+        <w:t>Câu 2: while</w:t>
+      </w:r>
+    </w:p>
+    <w:p>
+      <w:pPr>
+        <w:shd w:val="clear" w:color="000000" w:fill="auto"/>
+        <w:spacing w:after="160"/>
+        <w:ind w:left="198"/>
+        <w:rPr>
+          <w:rFonts w:eastAsiaTheme="majorEastAsia"/>
+          <w:color w:val="000000"/>
+          <w:spacing w:val="-10"/>
+          <w:kern w:val="28"/>
+          <w:sz w:val="22"/>
+          <w:szCs w:val="56"/>
+        </w:rPr>
+      </w:pPr>
+      <w:r>
+        <w:rPr>
+          <w:rFonts w:eastAsiaTheme="majorEastAsia"/>
+          <w:color w:val="000000"/>
+          <w:spacing w:val="-10"/>
+          <w:kern w:val="28"/>
+          <w:sz w:val="22"/>
+          <w:szCs w:val="56"/>
+        </w:rPr>
+        <w:t>Câu 3: during</w:t>
+      </w:r>
+    </w:p>
+    <w:p>
+      <w:pPr>
+        <w:shd w:val="clear" w:color="000000" w:fill="auto"/>
+        <w:spacing w:after="160"/>
+        <w:ind w:left="198"/>
+        <w:rPr>
+          <w:rFonts w:eastAsiaTheme="majorEastAsia"/>
+          <w:color w:val="000000"/>
+          <w:spacing w:val="-10"/>
+          <w:kern w:val="28"/>
+          <w:sz w:val="22"/>
+          <w:szCs w:val="56"/>
+        </w:rPr>
+      </w:pPr>
+      <w:r>
+        <w:rPr>
+          <w:rFonts w:eastAsiaTheme="majorEastAsia"/>
+          <w:color w:val="000000"/>
+          <w:spacing w:val="-10"/>
+          <w:kern w:val="28"/>
+          <w:sz w:val="22"/>
+          <w:szCs w:val="56"/>
+        </w:rPr>
+        <w:t>Câu 4: while</w:t>
+      </w:r>
+    </w:p>
+    <w:p>
+      <w:pPr>
+        <w:shd w:val="clear" w:color="000000" w:fill="auto"/>
+        <w:spacing w:after="160"/>
+        <w:ind w:left="198"/>
+        <w:rPr>
+          <w:rFonts w:eastAsiaTheme="majorEastAsia"/>
+          <w:color w:val="000000"/>
+          <w:spacing w:val="-10"/>
+          <w:kern w:val="28"/>
+          <w:sz w:val="22"/>
+          <w:szCs w:val="56"/>
+        </w:rPr>
+      </w:pPr>
+      <w:r>
+        <w:rPr>
+          <w:rFonts w:eastAsiaTheme="majorEastAsia"/>
+          <w:color w:val="000000"/>
+          <w:spacing w:val="-10"/>
+          <w:kern w:val="28"/>
+          <w:sz w:val="22"/>
+          <w:szCs w:val="56"/>
+        </w:rPr>
+        <w:t>Câu 5: during</w:t>
+      </w:r>
+    </w:p>
+    <w:p>
+      <w:pPr>
+        <w:shd w:val="clear" w:color="000000" w:fill="auto"/>
+        <w:spacing w:after="160"/>
+        <w:ind w:left="198"/>
+        <w:rPr>
+          <w:rFonts w:eastAsiaTheme="majorEastAsia"/>
+          <w:color w:val="000000"/>
+          <w:spacing w:val="-10"/>
+          <w:kern w:val="28"/>
+          <w:sz w:val="22"/>
+          <w:szCs w:val="56"/>
+        </w:rPr>
+      </w:pPr>
+      <w:r>
+        <w:rPr>
+          <w:rFonts w:eastAsiaTheme="majorEastAsia"/>
+          <w:color w:val="000000"/>
+          <w:spacing w:val="-10"/>
+          <w:kern w:val="28"/>
+          <w:sz w:val="22"/>
+          <w:szCs w:val="56"/>
+        </w:rPr>
+        <w:t>Câu 6: while</w:t>
+      </w:r>
+    </w:p>
+    <w:p>
+      <w:pPr>
+        <w:shd w:val="clear" w:color="000000" w:fill="auto"/>
+        <w:spacing w:after="160"/>
+        <w:ind w:left="198"/>
+        <w:rPr>
+          <w:rFonts w:eastAsiaTheme="majorEastAsia"/>
+          <w:color w:val="000000"/>
+          <w:spacing w:val="-10"/>
+          <w:kern w:val="28"/>
+          <w:sz w:val="22"/>
+          <w:szCs w:val="56"/>
+        </w:rPr>
+      </w:pPr>
+      <w:r>
+        <w:rPr>
+          <w:rFonts w:eastAsiaTheme="majorEastAsia"/>
+          <w:color w:val="000000"/>
+          <w:spacing w:val="-10"/>
+          <w:kern w:val="28"/>
+          <w:sz w:val="22"/>
+          <w:szCs w:val="56"/>
+        </w:rPr>
+        <w:t>Câu 7: during</w:t>
+      </w:r>
+    </w:p>
+    <w:p>
+      <w:pPr>
+        <w:shd w:val="clear" w:color="000000" w:fill="auto"/>
+        <w:spacing w:after="160"/>
+        <w:ind w:left="198"/>
+        <w:rPr>
+          <w:rFonts w:eastAsiaTheme="majorEastAsia"/>
+          <w:color w:val="000000"/>
+          <w:spacing w:val="-10"/>
+          <w:kern w:val="28"/>
+          <w:sz w:val="22"/>
+          <w:szCs w:val="56"/>
+        </w:rPr>
+      </w:pPr>
+      <w:r>
+        <w:rPr>
+          <w:rFonts w:eastAsiaTheme="majorEastAsia"/>
+          <w:color w:val="000000"/>
+          <w:spacing w:val="-10"/>
+          <w:kern w:val="28"/>
+          <w:sz w:val="22"/>
+          <w:szCs w:val="56"/>
+        </w:rPr>
+        <w:t>Câu 8: while</w:t>
+      </w:r>
+    </w:p>
+    <w:p>
+      <w:pPr>
+        <w:shd w:val="clear" w:color="000000" w:fill="auto"/>
+        <w:spacing w:after="160"/>
+        <w:ind w:left="198"/>
+        <w:rPr>
+          <w:rFonts w:eastAsiaTheme="majorEastAsia"/>
+          <w:color w:val="000000"/>
+          <w:spacing w:val="-10"/>
+          <w:kern w:val="28"/>
+          <w:sz w:val="22"/>
+          <w:szCs w:val="56"/>
+        </w:rPr>
+      </w:pPr>
+      <w:r>
+        <w:rPr>
+          <w:rFonts w:eastAsiaTheme="majorEastAsia"/>
+          <w:color w:val="000000"/>
+          <w:spacing w:val="-10"/>
+          <w:kern w:val="28"/>
+          <w:sz w:val="22"/>
+          <w:szCs w:val="56"/>
+        </w:rPr>
+        <w:t>Câu 9: during</w:t>
+      </w:r>
+    </w:p>
+    <w:p>
+      <w:pPr>
+        <w:shd w:val="clear" w:color="000000" w:fill="auto"/>
+        <w:spacing w:after="160"/>
+        <w:ind w:left="198"/>
+        <w:rPr>
+          <w:rFonts w:eastAsiaTheme="majorEastAsia"/>
+          <w:color w:val="000000"/>
+          <w:spacing w:val="-10"/>
+          <w:kern w:val="28"/>
+          <w:sz w:val="22"/>
+          <w:szCs w:val="56"/>
+        </w:rPr>
+      </w:pPr>
+      <w:r>
+        <w:rPr>
+          <w:rFonts w:eastAsiaTheme="majorEastAsia"/>
+          <w:color w:val="000000"/>
+          <w:spacing w:val="-10"/>
+          <w:kern w:val="28"/>
+          <w:sz w:val="22"/>
+          <w:szCs w:val="56"/>
+        </w:rPr>
+        <w:t>Câu 10: while</w:t>
+      </w:r>
+    </w:p>
+    <w:p>
+      <w:pPr>
+        <w:keepNext/>
+        <w:shd w:val="clear" w:color="000000" w:fill="auto"/>
+        <w:spacing w:before="240" w:after="80"/>
+        <w:rPr>
+          <w:rFonts w:eastAsiaTheme="majorEastAsia"/>
+          <w:b/>
+          <w:color w:val="000000"/>
+          <w:spacing w:val="-10"/>
+          <w:kern w:val="28"/>
+          <w:sz w:val="22"/>
+          <w:szCs w:val="56"/>
+        </w:rPr>
+      </w:pPr>
+      <w:r>
+        <w:rPr>
+          <w:rFonts w:eastAsiaTheme="majorEastAsia"/>
+          <w:b/>
+          <w:color w:val="000000"/>
+          <w:spacing w:val="-10"/>
+          <w:kern w:val="28"/>
+          <w:sz w:val="22"/>
+          <w:szCs w:val="56"/>
+        </w:rPr>
         <w:t>PHẦN 5</w:t>
       </w:r>
     </w:p>
     <w:p>
-      <w:r>
-        <w:t>1. by</w:t>
-      </w:r>
-    </w:p>
-    <w:p>
-      <w:r>
-        <w:t>2. until</w:t>
-      </w:r>
-    </w:p>
-    <w:p>
-      <w:r>
-        <w:t>3. by</w:t>
-      </w:r>
-    </w:p>
-    <w:p>
-      <w:r>
-        <w:t>4. until</w:t>
-      </w:r>
-    </w:p>
-    <w:p>
-      <w:r>
-        <w:t>5. by</w:t>
-      </w:r>
-    </w:p>
-    <w:p>
-      <w:r>
-        <w:t>6. until</w:t>
-      </w:r>
-    </w:p>
-    <w:p>
-      <w:r>
-        <w:t>7. by</w:t>
-      </w:r>
-    </w:p>
-    <w:p>
-      <w:r>
-        <w:t>8. until</w:t>
-      </w:r>
-    </w:p>
-    <w:p>
-      <w:r>
-        <w:t>9. by</w:t>
-      </w:r>
-    </w:p>
-    <w:p>
-      <w:r>
-        <w:t>10. until</w:t>
-      </w:r>
-    </w:p>
-    <w:p>
-      <w:pPr>
-        <w:pStyle w:val="Heading1"/>
-      </w:pPr>
-      <w:r>
+      <w:pPr>
+        <w:shd w:val="clear" w:color="000000" w:fill="auto"/>
+        <w:spacing w:after="160"/>
+        <w:ind w:left="198"/>
+        <w:rPr>
+          <w:rFonts w:eastAsiaTheme="majorEastAsia"/>
+          <w:color w:val="000000"/>
+          <w:spacing w:val="-10"/>
+          <w:kern w:val="28"/>
+          <w:sz w:val="22"/>
+          <w:szCs w:val="56"/>
+        </w:rPr>
+      </w:pPr>
+      <w:r>
+        <w:rPr>
+          <w:rFonts w:eastAsiaTheme="majorEastAsia"/>
+          <w:color w:val="000000"/>
+          <w:spacing w:val="-10"/>
+          <w:kern w:val="28"/>
+          <w:sz w:val="22"/>
+          <w:szCs w:val="56"/>
+        </w:rPr>
+        <w:t>Câu 1: by</w:t>
+      </w:r>
+    </w:p>
+    <w:p>
+      <w:pPr>
+        <w:shd w:val="clear" w:color="000000" w:fill="auto"/>
+        <w:spacing w:after="160"/>
+        <w:ind w:left="198"/>
+        <w:rPr>
+          <w:rFonts w:eastAsiaTheme="majorEastAsia"/>
+          <w:color w:val="000000"/>
+          <w:spacing w:val="-10"/>
+          <w:kern w:val="28"/>
+          <w:sz w:val="22"/>
+          <w:szCs w:val="56"/>
+        </w:rPr>
+      </w:pPr>
+      <w:r>
+        <w:rPr>
+          <w:rFonts w:eastAsiaTheme="majorEastAsia"/>
+          <w:color w:val="000000"/>
+          <w:spacing w:val="-10"/>
+          <w:kern w:val="28"/>
+          <w:sz w:val="22"/>
+          <w:szCs w:val="56"/>
+        </w:rPr>
+        <w:t>Câu 2: until</w:t>
+      </w:r>
+    </w:p>
+    <w:p>
+      <w:pPr>
+        <w:shd w:val="clear" w:color="000000" w:fill="auto"/>
+        <w:spacing w:after="160"/>
+        <w:ind w:left="198"/>
+        <w:rPr>
+          <w:rFonts w:eastAsiaTheme="majorEastAsia"/>
+          <w:color w:val="000000"/>
+          <w:spacing w:val="-10"/>
+          <w:kern w:val="28"/>
+          <w:sz w:val="22"/>
+          <w:szCs w:val="56"/>
+        </w:rPr>
+      </w:pPr>
+      <w:r>
+        <w:rPr>
+          <w:rFonts w:eastAsiaTheme="majorEastAsia"/>
+          <w:color w:val="000000"/>
+          <w:spacing w:val="-10"/>
+          <w:kern w:val="28"/>
+          <w:sz w:val="22"/>
+          <w:szCs w:val="56"/>
+        </w:rPr>
+        <w:t>Câu 3: by</w:t>
+      </w:r>
+    </w:p>
+    <w:p>
+      <w:pPr>
+        <w:shd w:val="clear" w:color="000000" w:fill="auto"/>
+        <w:spacing w:after="160"/>
+        <w:ind w:left="198"/>
+        <w:rPr>
+          <w:rFonts w:eastAsiaTheme="majorEastAsia"/>
+          <w:color w:val="000000"/>
+          <w:spacing w:val="-10"/>
+          <w:kern w:val="28"/>
+          <w:sz w:val="22"/>
+          <w:szCs w:val="56"/>
+        </w:rPr>
+      </w:pPr>
+      <w:r>
+        <w:rPr>
+          <w:rFonts w:eastAsiaTheme="majorEastAsia"/>
+          <w:color w:val="000000"/>
+          <w:spacing w:val="-10"/>
+          <w:kern w:val="28"/>
+          <w:sz w:val="22"/>
+          <w:szCs w:val="56"/>
+        </w:rPr>
+        <w:t>Câu 4: until</w:t>
+      </w:r>
+    </w:p>
+    <w:p>
+      <w:pPr>
+        <w:shd w:val="clear" w:color="000000" w:fill="auto"/>
+        <w:spacing w:after="160"/>
+        <w:ind w:left="198"/>
+        <w:rPr>
+          <w:rFonts w:eastAsiaTheme="majorEastAsia"/>
+          <w:color w:val="000000"/>
+          <w:spacing w:val="-10"/>
+          <w:kern w:val="28"/>
+          <w:sz w:val="22"/>
+          <w:szCs w:val="56"/>
+        </w:rPr>
+      </w:pPr>
+      <w:r>
+        <w:rPr>
+          <w:rFonts w:eastAsiaTheme="majorEastAsia"/>
+          <w:color w:val="000000"/>
+          <w:spacing w:val="-10"/>
+          <w:kern w:val="28"/>
+          <w:sz w:val="22"/>
+          <w:szCs w:val="56"/>
+        </w:rPr>
+        <w:t>Câu 5: by</w:t>
+      </w:r>
+    </w:p>
+    <w:p>
+      <w:pPr>
+        <w:shd w:val="clear" w:color="000000" w:fill="auto"/>
+        <w:spacing w:after="160"/>
+        <w:ind w:left="198"/>
+        <w:rPr>
+          <w:rFonts w:eastAsiaTheme="majorEastAsia"/>
+          <w:color w:val="000000"/>
+          <w:spacing w:val="-10"/>
+          <w:kern w:val="28"/>
+          <w:sz w:val="22"/>
+          <w:szCs w:val="56"/>
+        </w:rPr>
+      </w:pPr>
+      <w:r>
+        <w:rPr>
+          <w:rFonts w:eastAsiaTheme="majorEastAsia"/>
+          <w:color w:val="000000"/>
+          <w:spacing w:val="-10"/>
+          <w:kern w:val="28"/>
+          <w:sz w:val="22"/>
+          <w:szCs w:val="56"/>
+        </w:rPr>
+        <w:t>Câu 6: until</w:t>
+      </w:r>
+    </w:p>
+    <w:p>
+      <w:pPr>
+        <w:shd w:val="clear" w:color="000000" w:fill="auto"/>
+        <w:spacing w:after="160"/>
+        <w:ind w:left="198"/>
+        <w:rPr>
+          <w:rFonts w:eastAsiaTheme="majorEastAsia"/>
+          <w:color w:val="000000"/>
+          <w:spacing w:val="-10"/>
+          <w:kern w:val="28"/>
+          <w:sz w:val="22"/>
+          <w:szCs w:val="56"/>
+        </w:rPr>
+      </w:pPr>
+      <w:r>
+        <w:rPr>
+          <w:rFonts w:eastAsiaTheme="majorEastAsia"/>
+          <w:color w:val="000000"/>
+          <w:spacing w:val="-10"/>
+          <w:kern w:val="28"/>
+          <w:sz w:val="22"/>
+          <w:szCs w:val="56"/>
+        </w:rPr>
+        <w:t>Câu 7: by</w:t>
+      </w:r>
+    </w:p>
+    <w:p>
+      <w:pPr>
+        <w:shd w:val="clear" w:color="000000" w:fill="auto"/>
+        <w:spacing w:after="160"/>
+        <w:ind w:left="198"/>
+        <w:rPr>
+          <w:rFonts w:eastAsiaTheme="majorEastAsia"/>
+          <w:color w:val="000000"/>
+          <w:spacing w:val="-10"/>
+          <w:kern w:val="28"/>
+          <w:sz w:val="22"/>
+          <w:szCs w:val="56"/>
+        </w:rPr>
+      </w:pPr>
+      <w:r>
+        <w:rPr>
+          <w:rFonts w:eastAsiaTheme="majorEastAsia"/>
+          <w:color w:val="000000"/>
+          <w:spacing w:val="-10"/>
+          <w:kern w:val="28"/>
+          <w:sz w:val="22"/>
+          <w:szCs w:val="56"/>
+        </w:rPr>
+        <w:t>Câu 8: until</w:t>
+      </w:r>
+    </w:p>
+    <w:p>
+      <w:pPr>
+        <w:shd w:val="clear" w:color="000000" w:fill="auto"/>
+        <w:spacing w:after="160"/>
+        <w:ind w:left="198"/>
+        <w:rPr>
+          <w:rFonts w:eastAsiaTheme="majorEastAsia"/>
+          <w:color w:val="000000"/>
+          <w:spacing w:val="-10"/>
+          <w:kern w:val="28"/>
+          <w:sz w:val="22"/>
+          <w:szCs w:val="56"/>
+        </w:rPr>
+      </w:pPr>
+      <w:r>
+        <w:rPr>
+          <w:rFonts w:eastAsiaTheme="majorEastAsia"/>
+          <w:color w:val="000000"/>
+          <w:spacing w:val="-10"/>
+          <w:kern w:val="28"/>
+          <w:sz w:val="22"/>
+          <w:szCs w:val="56"/>
+        </w:rPr>
+        <w:t>Câu 9: by</w:t>
+      </w:r>
+    </w:p>
+    <w:p>
+      <w:pPr>
+        <w:shd w:val="clear" w:color="000000" w:fill="auto"/>
+        <w:spacing w:after="160"/>
+        <w:ind w:left="198"/>
+        <w:rPr>
+          <w:rFonts w:eastAsiaTheme="majorEastAsia"/>
+          <w:color w:val="000000"/>
+          <w:spacing w:val="-10"/>
+          <w:kern w:val="28"/>
+          <w:sz w:val="22"/>
+          <w:szCs w:val="56"/>
+        </w:rPr>
+      </w:pPr>
+      <w:r>
+        <w:rPr>
+          <w:rFonts w:eastAsiaTheme="majorEastAsia"/>
+          <w:color w:val="000000"/>
+          <w:spacing w:val="-10"/>
+          <w:kern w:val="28"/>
+          <w:sz w:val="22"/>
+          <w:szCs w:val="56"/>
+        </w:rPr>
+        <w:t>Câu 10: until</w:t>
+      </w:r>
+    </w:p>
+    <w:p>
+      <w:pPr>
+        <w:keepNext/>
+        <w:shd w:val="clear" w:color="000000" w:fill="auto"/>
+        <w:spacing w:before="240" w:after="80"/>
+        <w:rPr>
+          <w:rFonts w:eastAsiaTheme="majorEastAsia"/>
+          <w:b/>
+          <w:color w:val="000000"/>
+          <w:spacing w:val="-10"/>
+          <w:kern w:val="28"/>
+          <w:sz w:val="22"/>
+          <w:szCs w:val="56"/>
+        </w:rPr>
+      </w:pPr>
+      <w:r>
+        <w:rPr>
+          <w:rFonts w:eastAsiaTheme="majorEastAsia"/>
+          <w:b/>
+          <w:color w:val="000000"/>
+          <w:spacing w:val="-10"/>
+          <w:kern w:val="28"/>
+          <w:sz w:val="22"/>
+          <w:szCs w:val="56"/>
+        </w:rPr>
         <w:t>PHẦN 6</w:t>
       </w:r>
     </w:p>
     <w:p>
-      <w:r>
-        <w:t>1. from</w:t>
-      </w:r>
-    </w:p>
-    <w:p>
-      <w:r>
-        <w:t>2. between</w:t>
-      </w:r>
-    </w:p>
-    <w:p>
-      <w:r>
-        <w:t>3. before</w:t>
-      </w:r>
-    </w:p>
-    <w:p>
-      <w:r>
-        <w:t>4. after</w:t>
-      </w:r>
-    </w:p>
-    <w:p>
-      <w:r>
-        <w:t>5. twice</w:t>
-      </w:r>
-    </w:p>
-    <w:p>
-      <w:r>
-        <w:t>6. times</w:t>
-      </w:r>
-    </w:p>
-    <w:p>
-      <w:r>
-        <w:t>7. ago</w:t>
-      </w:r>
-    </w:p>
-    <w:p>
-      <w:r>
-        <w:t>8. every</w:t>
-      </w:r>
-    </w:p>
-    <w:p>
-      <w:r>
-        <w:t>9. since</w:t>
-      </w:r>
-    </w:p>
-    <w:p>
-      <w:r>
-        <w:t>10. by</w:t>
-      </w:r>
-    </w:p>
-    <w:p>
-      <w:pPr>
-        <w:pStyle w:val="Heading1"/>
-      </w:pPr>
-      <w:r>
+      <w:pPr>
+        <w:shd w:val="clear" w:color="000000" w:fill="auto"/>
+        <w:spacing w:after="160"/>
+        <w:ind w:left="198"/>
+        <w:rPr>
+          <w:rFonts w:eastAsiaTheme="majorEastAsia"/>
+          <w:color w:val="000000"/>
+          <w:spacing w:val="-10"/>
+          <w:kern w:val="28"/>
+          <w:sz w:val="22"/>
+          <w:szCs w:val="56"/>
+        </w:rPr>
+      </w:pPr>
+      <w:r>
+        <w:rPr>
+          <w:rFonts w:eastAsiaTheme="majorEastAsia"/>
+          <w:color w:val="000000"/>
+          <w:spacing w:val="-10"/>
+          <w:kern w:val="28"/>
+          <w:sz w:val="22"/>
+          <w:szCs w:val="56"/>
+        </w:rPr>
+        <w:t>Câu 1: from</w:t>
+      </w:r>
+    </w:p>
+    <w:p>
+      <w:pPr>
+        <w:shd w:val="clear" w:color="000000" w:fill="auto"/>
+        <w:spacing w:after="160"/>
+        <w:ind w:left="198"/>
+        <w:rPr>
+          <w:rFonts w:eastAsiaTheme="majorEastAsia"/>
+          <w:color w:val="000000"/>
+          <w:spacing w:val="-10"/>
+          <w:kern w:val="28"/>
+          <w:sz w:val="22"/>
+          <w:szCs w:val="56"/>
+        </w:rPr>
+      </w:pPr>
+      <w:r>
+        <w:rPr>
+          <w:rFonts w:eastAsiaTheme="majorEastAsia"/>
+          <w:color w:val="000000"/>
+          <w:spacing w:val="-10"/>
+          <w:kern w:val="28"/>
+          <w:sz w:val="22"/>
+          <w:szCs w:val="56"/>
+        </w:rPr>
+        <w:t>Câu 2: between</w:t>
+      </w:r>
+    </w:p>
+    <w:p>
+      <w:pPr>
+        <w:shd w:val="clear" w:color="000000" w:fill="auto"/>
+        <w:spacing w:after="160"/>
+        <w:ind w:left="198"/>
+        <w:rPr>
+          <w:rFonts w:eastAsiaTheme="majorEastAsia"/>
+          <w:color w:val="000000"/>
+          <w:spacing w:val="-10"/>
+          <w:kern w:val="28"/>
+          <w:sz w:val="22"/>
+          <w:szCs w:val="56"/>
+        </w:rPr>
+      </w:pPr>
+      <w:r>
+        <w:rPr>
+          <w:rFonts w:eastAsiaTheme="majorEastAsia"/>
+          <w:color w:val="000000"/>
+          <w:spacing w:val="-10"/>
+          <w:kern w:val="28"/>
+          <w:sz w:val="22"/>
+          <w:szCs w:val="56"/>
+        </w:rPr>
+        <w:t>Câu 3: before</w:t>
+      </w:r>
+    </w:p>
+    <w:p>
+      <w:pPr>
+        <w:shd w:val="clear" w:color="000000" w:fill="auto"/>
+        <w:spacing w:after="160"/>
+        <w:ind w:left="198"/>
+        <w:rPr>
+          <w:rFonts w:eastAsiaTheme="majorEastAsia"/>
+          <w:color w:val="000000"/>
+          <w:spacing w:val="-10"/>
+          <w:kern w:val="28"/>
+          <w:sz w:val="22"/>
+          <w:szCs w:val="56"/>
+        </w:rPr>
+      </w:pPr>
+      <w:r>
+        <w:rPr>
+          <w:rFonts w:eastAsiaTheme="majorEastAsia"/>
+          <w:color w:val="000000"/>
+          <w:spacing w:val="-10"/>
+          <w:kern w:val="28"/>
+          <w:sz w:val="22"/>
+          <w:szCs w:val="56"/>
+        </w:rPr>
+        <w:t>Câu 4: after</w:t>
+      </w:r>
+    </w:p>
+    <w:p>
+      <w:pPr>
+        <w:shd w:val="clear" w:color="000000" w:fill="auto"/>
+        <w:spacing w:after="160"/>
+        <w:ind w:left="198"/>
+        <w:rPr>
+          <w:rFonts w:eastAsiaTheme="majorEastAsia"/>
+          <w:color w:val="000000"/>
+          <w:spacing w:val="-10"/>
+          <w:kern w:val="28"/>
+          <w:sz w:val="22"/>
+          <w:szCs w:val="56"/>
+        </w:rPr>
+      </w:pPr>
+      <w:r>
+        <w:rPr>
+          <w:rFonts w:eastAsiaTheme="majorEastAsia"/>
+          <w:color w:val="000000"/>
+          <w:spacing w:val="-10"/>
+          <w:kern w:val="28"/>
+          <w:sz w:val="22"/>
+          <w:szCs w:val="56"/>
+        </w:rPr>
+        <w:t>Câu 5: twice</w:t>
+      </w:r>
+    </w:p>
+    <w:p>
+      <w:pPr>
+        <w:shd w:val="clear" w:color="000000" w:fill="auto"/>
+        <w:spacing w:after="160"/>
+        <w:ind w:left="198"/>
+        <w:rPr>
+          <w:rFonts w:eastAsiaTheme="majorEastAsia"/>
+          <w:color w:val="000000"/>
+          <w:spacing w:val="-10"/>
+          <w:kern w:val="28"/>
+          <w:sz w:val="22"/>
+          <w:szCs w:val="56"/>
+        </w:rPr>
+      </w:pPr>
+      <w:r>
+        <w:rPr>
+          <w:rFonts w:eastAsiaTheme="majorEastAsia"/>
+          <w:color w:val="000000"/>
+          <w:spacing w:val="-10"/>
+          <w:kern w:val="28"/>
+          <w:sz w:val="22"/>
+          <w:szCs w:val="56"/>
+        </w:rPr>
+        <w:t>Câu 6: times</w:t>
+      </w:r>
+    </w:p>
+    <w:p>
+      <w:pPr>
+        <w:shd w:val="clear" w:color="000000" w:fill="auto"/>
+        <w:spacing w:after="160"/>
+        <w:ind w:left="198"/>
+        <w:rPr>
+          <w:rFonts w:eastAsiaTheme="majorEastAsia"/>
+          <w:color w:val="000000"/>
+          <w:spacing w:val="-10"/>
+          <w:kern w:val="28"/>
+          <w:sz w:val="22"/>
+          <w:szCs w:val="56"/>
+        </w:rPr>
+      </w:pPr>
+      <w:r>
+        <w:rPr>
+          <w:rFonts w:eastAsiaTheme="majorEastAsia"/>
+          <w:color w:val="000000"/>
+          <w:spacing w:val="-10"/>
+          <w:kern w:val="28"/>
+          <w:sz w:val="22"/>
+          <w:szCs w:val="56"/>
+        </w:rPr>
+        <w:t>Câu 7: ago</w:t>
+      </w:r>
+    </w:p>
+    <w:p>
+      <w:pPr>
+        <w:shd w:val="clear" w:color="000000" w:fill="auto"/>
+        <w:spacing w:after="160"/>
+        <w:ind w:left="198"/>
+        <w:rPr>
+          <w:rFonts w:eastAsiaTheme="majorEastAsia"/>
+          <w:color w:val="000000"/>
+          <w:spacing w:val="-10"/>
+          <w:kern w:val="28"/>
+          <w:sz w:val="22"/>
+          <w:szCs w:val="56"/>
+        </w:rPr>
+      </w:pPr>
+      <w:r>
+        <w:rPr>
+          <w:rFonts w:eastAsiaTheme="majorEastAsia"/>
+          <w:color w:val="000000"/>
+          <w:spacing w:val="-10"/>
+          <w:kern w:val="28"/>
+          <w:sz w:val="22"/>
+          <w:szCs w:val="56"/>
+        </w:rPr>
+        <w:t>Câu 8: every</w:t>
+      </w:r>
+    </w:p>
+    <w:p>
+      <w:pPr>
+        <w:shd w:val="clear" w:color="000000" w:fill="auto"/>
+        <w:spacing w:after="160"/>
+        <w:ind w:left="198"/>
+        <w:rPr>
+          <w:rFonts w:eastAsiaTheme="majorEastAsia"/>
+          <w:color w:val="000000"/>
+          <w:spacing w:val="-10"/>
+          <w:kern w:val="28"/>
+          <w:sz w:val="22"/>
+          <w:szCs w:val="56"/>
+        </w:rPr>
+      </w:pPr>
+      <w:r>
+        <w:rPr>
+          <w:rFonts w:eastAsiaTheme="majorEastAsia"/>
+          <w:color w:val="000000"/>
+          <w:spacing w:val="-10"/>
+          <w:kern w:val="28"/>
+          <w:sz w:val="22"/>
+          <w:szCs w:val="56"/>
+        </w:rPr>
+        <w:t>Câu 9: since</w:t>
+      </w:r>
+    </w:p>
+    <w:p>
+      <w:pPr>
+        <w:shd w:val="clear" w:color="000000" w:fill="auto"/>
+        <w:spacing w:after="160"/>
+        <w:ind w:left="198"/>
+        <w:rPr>
+          <w:rFonts w:eastAsiaTheme="majorEastAsia"/>
+          <w:color w:val="000000"/>
+          <w:spacing w:val="-10"/>
+          <w:kern w:val="28"/>
+          <w:sz w:val="22"/>
+          <w:szCs w:val="56"/>
+        </w:rPr>
+      </w:pPr>
+      <w:r>
+        <w:rPr>
+          <w:rFonts w:eastAsiaTheme="majorEastAsia"/>
+          <w:color w:val="000000"/>
+          <w:spacing w:val="-10"/>
+          <w:kern w:val="28"/>
+          <w:sz w:val="22"/>
+          <w:szCs w:val="56"/>
+        </w:rPr>
+        <w:t>Câu 10: by</w:t>
+      </w:r>
+    </w:p>
+    <w:p>
+      <w:pPr>
+        <w:keepNext/>
+        <w:shd w:val="clear" w:color="000000" w:fill="auto"/>
+        <w:spacing w:before="240" w:after="80"/>
+        <w:rPr>
+          <w:rFonts w:eastAsiaTheme="majorEastAsia"/>
+          <w:b/>
+          <w:color w:val="000000"/>
+          <w:spacing w:val="-10"/>
+          <w:kern w:val="28"/>
+          <w:sz w:val="22"/>
+          <w:szCs w:val="56"/>
+        </w:rPr>
+      </w:pPr>
+      <w:r>
+        <w:rPr>
+          <w:rFonts w:eastAsiaTheme="majorEastAsia"/>
+          <w:b/>
+          <w:color w:val="000000"/>
+          <w:spacing w:val="-10"/>
+          <w:kern w:val="28"/>
+          <w:sz w:val="22"/>
+          <w:szCs w:val="56"/>
+        </w:rPr>
         <w:t>PHẦN 7</w:t>
       </w:r>
     </w:p>
     <w:p>
-      <w:r>
-        <w:t>1. We meet on Monday.</w:t>
-      </w:r>
-    </w:p>
-    <w:p>
-      <w:r>
-        <w:t>2. The film starts at 7 p.m.</w:t>
-      </w:r>
-    </w:p>
-    <w:p>
-      <w:r>
-        <w:t>3. My birthday is in July.</w:t>
-      </w:r>
-    </w:p>
-    <w:p>
-      <w:r>
-        <w:t>4. I saw him last week.</w:t>
-      </w:r>
-    </w:p>
-    <w:p>
-      <w:r>
-        <w:t>5. She has lived here for three years.</w:t>
-      </w:r>
-    </w:p>
-    <w:p>
-      <w:r>
-        <w:t>6. We have waited since 8 o'clock.</w:t>
-      </w:r>
-    </w:p>
-    <w:p>
-      <w:r>
-        <w:t>7. While I was sleeping, the phone rang.</w:t>
-      </w:r>
-    </w:p>
-    <w:p>
-      <w:r>
-        <w:t>8. I stayed until midnight.</w:t>
-      </w:r>
-    </w:p>
-    <w:p>
-      <w:r>
-        <w:t>9. He arrived two hours ago.</w:t>
-      </w:r>
-    </w:p>
-    <w:p>
-      <w:r>
-        <w:t>10. I exercise twice a week.</w:t>
-      </w:r>
-    </w:p>
-    <w:p>
-      <w:pPr>
-        <w:pStyle w:val="Heading1"/>
-      </w:pPr>
-      <w:r>
+      <w:pPr>
+        <w:shd w:val="clear" w:color="000000" w:fill="auto"/>
+        <w:spacing w:after="160"/>
+        <w:ind w:left="198"/>
+        <w:rPr>
+          <w:rFonts w:eastAsiaTheme="majorEastAsia"/>
+          <w:color w:val="000000"/>
+          <w:spacing w:val="-10"/>
+          <w:kern w:val="28"/>
+          <w:sz w:val="22"/>
+          <w:szCs w:val="56"/>
+        </w:rPr>
+      </w:pPr>
+      <w:r>
+        <w:rPr>
+          <w:rFonts w:eastAsiaTheme="majorEastAsia"/>
+          <w:color w:val="000000"/>
+          <w:spacing w:val="-10"/>
+          <w:kern w:val="28"/>
+          <w:sz w:val="22"/>
+          <w:szCs w:val="56"/>
+        </w:rPr>
+        <w:t>Câu 1: We meet on Monday.</w:t>
+      </w:r>
+    </w:p>
+    <w:p>
+      <w:pPr>
+        <w:shd w:val="clear" w:color="000000" w:fill="auto"/>
+        <w:spacing w:after="160"/>
+        <w:ind w:left="198"/>
+        <w:rPr>
+          <w:rFonts w:eastAsiaTheme="majorEastAsia"/>
+          <w:color w:val="000000"/>
+          <w:spacing w:val="-10"/>
+          <w:kern w:val="28"/>
+          <w:sz w:val="22"/>
+          <w:szCs w:val="56"/>
+        </w:rPr>
+      </w:pPr>
+      <w:r>
+        <w:rPr>
+          <w:rFonts w:eastAsiaTheme="majorEastAsia"/>
+          <w:color w:val="000000"/>
+          <w:spacing w:val="-10"/>
+          <w:kern w:val="28"/>
+          <w:sz w:val="22"/>
+          <w:szCs w:val="56"/>
+        </w:rPr>
+        <w:t>Câu 2: The film starts at 7 p.m.</w:t>
+      </w:r>
+    </w:p>
+    <w:p>
+      <w:pPr>
+        <w:shd w:val="clear" w:color="000000" w:fill="auto"/>
+        <w:spacing w:after="160"/>
+        <w:ind w:left="198"/>
+        <w:rPr>
+          <w:rFonts w:eastAsiaTheme="majorEastAsia"/>
+          <w:color w:val="000000"/>
+          <w:spacing w:val="-10"/>
+          <w:kern w:val="28"/>
+          <w:sz w:val="22"/>
+          <w:szCs w:val="56"/>
+        </w:rPr>
+      </w:pPr>
+      <w:r>
+        <w:rPr>
+          <w:rFonts w:eastAsiaTheme="majorEastAsia"/>
+          <w:color w:val="000000"/>
+          <w:spacing w:val="-10"/>
+          <w:kern w:val="28"/>
+          <w:sz w:val="22"/>
+          <w:szCs w:val="56"/>
+        </w:rPr>
+        <w:t>Câu 3: My birthday is in July.</w:t>
+      </w:r>
+    </w:p>
+    <w:p>
+      <w:pPr>
+        <w:shd w:val="clear" w:color="000000" w:fill="auto"/>
+        <w:spacing w:after="160"/>
+        <w:ind w:left="198"/>
+        <w:rPr>
+          <w:rFonts w:eastAsiaTheme="majorEastAsia"/>
+          <w:color w:val="000000"/>
+          <w:spacing w:val="-10"/>
+          <w:kern w:val="28"/>
+          <w:sz w:val="22"/>
+          <w:szCs w:val="56"/>
+        </w:rPr>
+      </w:pPr>
+      <w:r>
+        <w:rPr>
+          <w:rFonts w:eastAsiaTheme="majorEastAsia"/>
+          <w:color w:val="000000"/>
+          <w:spacing w:val="-10"/>
+          <w:kern w:val="28"/>
+          <w:sz w:val="22"/>
+          <w:szCs w:val="56"/>
+        </w:rPr>
+        <w:t>Câu 4: I saw him last week.</w:t>
+      </w:r>
+    </w:p>
+    <w:p>
+      <w:pPr>
+        <w:shd w:val="clear" w:color="000000" w:fill="auto"/>
+        <w:spacing w:after="160"/>
+        <w:ind w:left="198"/>
+        <w:rPr>
+          <w:rFonts w:eastAsiaTheme="majorEastAsia"/>
+          <w:color w:val="000000"/>
+          <w:spacing w:val="-10"/>
+          <w:kern w:val="28"/>
+          <w:sz w:val="22"/>
+          <w:szCs w:val="56"/>
+        </w:rPr>
+      </w:pPr>
+      <w:r>
+        <w:rPr>
+          <w:rFonts w:eastAsiaTheme="majorEastAsia"/>
+          <w:color w:val="000000"/>
+          <w:spacing w:val="-10"/>
+          <w:kern w:val="28"/>
+          <w:sz w:val="22"/>
+          <w:szCs w:val="56"/>
+        </w:rPr>
+        <w:t>Câu 5: She has lived here for three years.</w:t>
+      </w:r>
+    </w:p>
+    <w:p>
+      <w:pPr>
+        <w:shd w:val="clear" w:color="000000" w:fill="auto"/>
+        <w:spacing w:after="160"/>
+        <w:ind w:left="198"/>
+        <w:rPr>
+          <w:rFonts w:eastAsiaTheme="majorEastAsia"/>
+          <w:color w:val="000000"/>
+          <w:spacing w:val="-10"/>
+          <w:kern w:val="28"/>
+          <w:sz w:val="22"/>
+          <w:szCs w:val="56"/>
+        </w:rPr>
+      </w:pPr>
+      <w:r>
+        <w:rPr>
+          <w:rFonts w:eastAsiaTheme="majorEastAsia"/>
+          <w:color w:val="000000"/>
+          <w:spacing w:val="-10"/>
+          <w:kern w:val="28"/>
+          <w:sz w:val="22"/>
+          <w:szCs w:val="56"/>
+        </w:rPr>
+        <w:t>Câu 6: We have waited since 8 o'clock.</w:t>
+      </w:r>
+    </w:p>
+    <w:p>
+      <w:pPr>
+        <w:shd w:val="clear" w:color="000000" w:fill="auto"/>
+        <w:spacing w:after="160"/>
+        <w:ind w:left="198"/>
+        <w:rPr>
+          <w:rFonts w:eastAsiaTheme="majorEastAsia"/>
+          <w:color w:val="000000"/>
+          <w:spacing w:val="-10"/>
+          <w:kern w:val="28"/>
+          <w:sz w:val="22"/>
+          <w:szCs w:val="56"/>
+        </w:rPr>
+      </w:pPr>
+      <w:r>
+        <w:rPr>
+          <w:rFonts w:eastAsiaTheme="majorEastAsia"/>
+          <w:color w:val="000000"/>
+          <w:spacing w:val="-10"/>
+          <w:kern w:val="28"/>
+          <w:sz w:val="22"/>
+          <w:szCs w:val="56"/>
+        </w:rPr>
+        <w:t>Câu 7: While I was sleeping, the phone rang.</w:t>
+      </w:r>
+    </w:p>
+    <w:p>
+      <w:pPr>
+        <w:shd w:val="clear" w:color="000000" w:fill="auto"/>
+        <w:spacing w:after="160"/>
+        <w:ind w:left="198"/>
+        <w:rPr>
+          <w:rFonts w:eastAsiaTheme="majorEastAsia"/>
+          <w:color w:val="000000"/>
+          <w:spacing w:val="-10"/>
+          <w:kern w:val="28"/>
+          <w:sz w:val="22"/>
+          <w:szCs w:val="56"/>
+        </w:rPr>
+      </w:pPr>
+      <w:r>
+        <w:rPr>
+          <w:rFonts w:eastAsiaTheme="majorEastAsia"/>
+          <w:color w:val="000000"/>
+          <w:spacing w:val="-10"/>
+          <w:kern w:val="28"/>
+          <w:sz w:val="22"/>
+          <w:szCs w:val="56"/>
+        </w:rPr>
+        <w:t>Câu 8: I stayed until midnight.</w:t>
+      </w:r>
+    </w:p>
+    <w:p>
+      <w:pPr>
+        <w:shd w:val="clear" w:color="000000" w:fill="auto"/>
+        <w:spacing w:after="160"/>
+        <w:ind w:left="198"/>
+        <w:rPr>
+          <w:rFonts w:eastAsiaTheme="majorEastAsia"/>
+          <w:color w:val="000000"/>
+          <w:spacing w:val="-10"/>
+          <w:kern w:val="28"/>
+          <w:sz w:val="22"/>
+          <w:szCs w:val="56"/>
+        </w:rPr>
+      </w:pPr>
+      <w:r>
+        <w:rPr>
+          <w:rFonts w:eastAsiaTheme="majorEastAsia"/>
+          <w:color w:val="000000"/>
+          <w:spacing w:val="-10"/>
+          <w:kern w:val="28"/>
+          <w:sz w:val="22"/>
+          <w:szCs w:val="56"/>
+        </w:rPr>
+        <w:t>Câu 9: He arrived two hours ago.</w:t>
+      </w:r>
+    </w:p>
+    <w:p>
+      <w:pPr>
+        <w:shd w:val="clear" w:color="000000" w:fill="auto"/>
+        <w:spacing w:after="160"/>
+        <w:ind w:left="198"/>
+        <w:rPr>
+          <w:rFonts w:eastAsiaTheme="majorEastAsia"/>
+          <w:color w:val="000000"/>
+          <w:spacing w:val="-10"/>
+          <w:kern w:val="28"/>
+          <w:sz w:val="22"/>
+          <w:szCs w:val="56"/>
+        </w:rPr>
+      </w:pPr>
+      <w:r>
+        <w:rPr>
+          <w:rFonts w:eastAsiaTheme="majorEastAsia"/>
+          <w:color w:val="000000"/>
+          <w:spacing w:val="-10"/>
+          <w:kern w:val="28"/>
+          <w:sz w:val="22"/>
+          <w:szCs w:val="56"/>
+        </w:rPr>
+        <w:t>Câu 10: I exercise twice a week.</w:t>
+      </w:r>
+    </w:p>
+    <w:p>
+      <w:pPr>
+        <w:keepNext/>
+        <w:shd w:val="clear" w:color="000000" w:fill="auto"/>
+        <w:spacing w:before="240" w:after="80"/>
+        <w:rPr>
+          <w:rFonts w:eastAsiaTheme="majorEastAsia"/>
+          <w:b/>
+          <w:color w:val="000000"/>
+          <w:spacing w:val="-10"/>
+          <w:kern w:val="28"/>
+          <w:sz w:val="22"/>
+          <w:szCs w:val="56"/>
+        </w:rPr>
+      </w:pPr>
+      <w:r>
+        <w:rPr>
+          <w:rFonts w:eastAsiaTheme="majorEastAsia"/>
+          <w:b/>
+          <w:color w:val="000000"/>
+          <w:spacing w:val="-10"/>
+          <w:kern w:val="28"/>
+          <w:sz w:val="22"/>
+          <w:szCs w:val="56"/>
+        </w:rPr>
         <w:t>PHẦN 8</w:t>
       </w:r>
     </w:p>
     <w:p>
-      <w:r>
-        <w:t>1. The class starts at 8 o'clock.</w:t>
-      </w:r>
-    </w:p>
-    <w:p>
-      <w:r>
-        <w:t>2. We meet on Monday.</w:t>
-      </w:r>
-    </w:p>
-    <w:p>
-      <w:r>
-        <w:t>3. I was born in September.</w:t>
-      </w:r>
-    </w:p>
-    <w:p>
-      <w:r>
-        <w:t>4. She called me two hours ago.</w:t>
-      </w:r>
-    </w:p>
-    <w:p>
-      <w:r>
-        <w:t>5. I have lived here since 2020.</w:t>
-      </w:r>
-    </w:p>
-    <w:p>
-      <w:r>
-        <w:t>6. We have waited for thirty minutes.</w:t>
-      </w:r>
-    </w:p>
-    <w:p>
-      <w:r>
-        <w:t>7. The phone rang while I was sleeping.</w:t>
-      </w:r>
-    </w:p>
-    <w:p>
-      <w:r>
-        <w:t>8. Finish the report by Friday.</w:t>
-      </w:r>
-    </w:p>
-    <w:p>
-      <w:r>
-        <w:t>9. I will stay here until tomorrow.</w:t>
-      </w:r>
-    </w:p>
-    <w:p>
-      <w:r>
-        <w:t>10. I exercise three times a week.</w:t>
-      </w:r>
-    </w:p>
-    <w:p>
-      <w:pPr>
-        <w:pStyle w:val="Heading1"/>
-      </w:pPr>
-      <w:r>
+      <w:pPr>
+        <w:shd w:val="clear" w:color="000000" w:fill="auto"/>
+        <w:spacing w:after="160"/>
+        <w:ind w:left="198"/>
+        <w:rPr>
+          <w:rFonts w:eastAsiaTheme="majorEastAsia"/>
+          <w:color w:val="000000"/>
+          <w:spacing w:val="-10"/>
+          <w:kern w:val="28"/>
+          <w:sz w:val="22"/>
+          <w:szCs w:val="56"/>
+        </w:rPr>
+      </w:pPr>
+      <w:r>
+        <w:rPr>
+          <w:rFonts w:eastAsiaTheme="majorEastAsia"/>
+          <w:color w:val="000000"/>
+          <w:spacing w:val="-10"/>
+          <w:kern w:val="28"/>
+          <w:sz w:val="22"/>
+          <w:szCs w:val="56"/>
+        </w:rPr>
+        <w:t>Câu 1: The class starts at 8 o'clock.</w:t>
+      </w:r>
+    </w:p>
+    <w:p>
+      <w:pPr>
+        <w:shd w:val="clear" w:color="000000" w:fill="auto"/>
+        <w:spacing w:after="160"/>
+        <w:ind w:left="198"/>
+        <w:rPr>
+          <w:rFonts w:eastAsiaTheme="majorEastAsia"/>
+          <w:color w:val="000000"/>
+          <w:spacing w:val="-10"/>
+          <w:kern w:val="28"/>
+          <w:sz w:val="22"/>
+          <w:szCs w:val="56"/>
+        </w:rPr>
+      </w:pPr>
+      <w:r>
+        <w:rPr>
+          <w:rFonts w:eastAsiaTheme="majorEastAsia"/>
+          <w:color w:val="000000"/>
+          <w:spacing w:val="-10"/>
+          <w:kern w:val="28"/>
+          <w:sz w:val="22"/>
+          <w:szCs w:val="56"/>
+        </w:rPr>
+        <w:t>Câu 2: We meet on Monday.</w:t>
+      </w:r>
+    </w:p>
+    <w:p>
+      <w:pPr>
+        <w:shd w:val="clear" w:color="000000" w:fill="auto"/>
+        <w:spacing w:after="160"/>
+        <w:ind w:left="198"/>
+        <w:rPr>
+          <w:rFonts w:eastAsiaTheme="majorEastAsia"/>
+          <w:color w:val="000000"/>
+          <w:spacing w:val="-10"/>
+          <w:kern w:val="28"/>
+          <w:sz w:val="22"/>
+          <w:szCs w:val="56"/>
+        </w:rPr>
+      </w:pPr>
+      <w:r>
+        <w:rPr>
+          <w:rFonts w:eastAsiaTheme="majorEastAsia"/>
+          <w:color w:val="000000"/>
+          <w:spacing w:val="-10"/>
+          <w:kern w:val="28"/>
+          <w:sz w:val="22"/>
+          <w:szCs w:val="56"/>
+        </w:rPr>
+        <w:t>Câu 3: I was born in September.</w:t>
+      </w:r>
+    </w:p>
+    <w:p>
+      <w:pPr>
+        <w:shd w:val="clear" w:color="000000" w:fill="auto"/>
+        <w:spacing w:after="160"/>
+        <w:ind w:left="198"/>
+        <w:rPr>
+          <w:rFonts w:eastAsiaTheme="majorEastAsia"/>
+          <w:color w:val="000000"/>
+          <w:spacing w:val="-10"/>
+          <w:kern w:val="28"/>
+          <w:sz w:val="22"/>
+          <w:szCs w:val="56"/>
+        </w:rPr>
+      </w:pPr>
+      <w:r>
+        <w:rPr>
+          <w:rFonts w:eastAsiaTheme="majorEastAsia"/>
+          <w:color w:val="000000"/>
+          <w:spacing w:val="-10"/>
+          <w:kern w:val="28"/>
+          <w:sz w:val="22"/>
+          <w:szCs w:val="56"/>
+        </w:rPr>
+        <w:t>Câu 4: She called me two hours ago.</w:t>
+      </w:r>
+    </w:p>
+    <w:p>
+      <w:pPr>
+        <w:shd w:val="clear" w:color="000000" w:fill="auto"/>
+        <w:spacing w:after="160"/>
+        <w:ind w:left="198"/>
+        <w:rPr>
+          <w:rFonts w:eastAsiaTheme="majorEastAsia"/>
+          <w:color w:val="000000"/>
+          <w:spacing w:val="-10"/>
+          <w:kern w:val="28"/>
+          <w:sz w:val="22"/>
+          <w:szCs w:val="56"/>
+        </w:rPr>
+      </w:pPr>
+      <w:r>
+        <w:rPr>
+          <w:rFonts w:eastAsiaTheme="majorEastAsia"/>
+          <w:color w:val="000000"/>
+          <w:spacing w:val="-10"/>
+          <w:kern w:val="28"/>
+          <w:sz w:val="22"/>
+          <w:szCs w:val="56"/>
+        </w:rPr>
+        <w:t>Câu 5: I have lived here since 2020.</w:t>
+      </w:r>
+    </w:p>
+    <w:p>
+      <w:pPr>
+        <w:shd w:val="clear" w:color="000000" w:fill="auto"/>
+        <w:spacing w:after="160"/>
+        <w:ind w:left="198"/>
+        <w:rPr>
+          <w:rFonts w:eastAsiaTheme="majorEastAsia"/>
+          <w:color w:val="000000"/>
+          <w:spacing w:val="-10"/>
+          <w:kern w:val="28"/>
+          <w:sz w:val="22"/>
+          <w:szCs w:val="56"/>
+        </w:rPr>
+      </w:pPr>
+      <w:r>
+        <w:rPr>
+          <w:rFonts w:eastAsiaTheme="majorEastAsia"/>
+          <w:color w:val="000000"/>
+          <w:spacing w:val="-10"/>
+          <w:kern w:val="28"/>
+          <w:sz w:val="22"/>
+          <w:szCs w:val="56"/>
+        </w:rPr>
+        <w:t>Câu 6: We have waited for thirty minutes.</w:t>
+      </w:r>
+    </w:p>
+    <w:p>
+      <w:pPr>
+        <w:shd w:val="clear" w:color="000000" w:fill="auto"/>
+        <w:spacing w:after="160"/>
+        <w:ind w:left="198"/>
+        <w:rPr>
+          <w:rFonts w:eastAsiaTheme="majorEastAsia"/>
+          <w:color w:val="000000"/>
+          <w:spacing w:val="-10"/>
+          <w:kern w:val="28"/>
+          <w:sz w:val="22"/>
+          <w:szCs w:val="56"/>
+        </w:rPr>
+      </w:pPr>
+      <w:r>
+        <w:rPr>
+          <w:rFonts w:eastAsiaTheme="majorEastAsia"/>
+          <w:color w:val="000000"/>
+          <w:spacing w:val="-10"/>
+          <w:kern w:val="28"/>
+          <w:sz w:val="22"/>
+          <w:szCs w:val="56"/>
+        </w:rPr>
+        <w:t>Câu 7: The phone rang while I was sleeping.</w:t>
+      </w:r>
+    </w:p>
+    <w:p>
+      <w:pPr>
+        <w:shd w:val="clear" w:color="000000" w:fill="auto"/>
+        <w:spacing w:after="160"/>
+        <w:ind w:left="198"/>
+        <w:rPr>
+          <w:rFonts w:eastAsiaTheme="majorEastAsia"/>
+          <w:color w:val="000000"/>
+          <w:spacing w:val="-10"/>
+          <w:kern w:val="28"/>
+          <w:sz w:val="22"/>
+          <w:szCs w:val="56"/>
+        </w:rPr>
+      </w:pPr>
+      <w:r>
+        <w:rPr>
+          <w:rFonts w:eastAsiaTheme="majorEastAsia"/>
+          <w:color w:val="000000"/>
+          <w:spacing w:val="-10"/>
+          <w:kern w:val="28"/>
+          <w:sz w:val="22"/>
+          <w:szCs w:val="56"/>
+        </w:rPr>
+        <w:t>Câu 8: Finish the report by Friday.</w:t>
+      </w:r>
+    </w:p>
+    <w:p>
+      <w:pPr>
+        <w:shd w:val="clear" w:color="000000" w:fill="auto"/>
+        <w:spacing w:after="160"/>
+        <w:ind w:left="198"/>
+        <w:rPr>
+          <w:rFonts w:eastAsiaTheme="majorEastAsia"/>
+          <w:color w:val="000000"/>
+          <w:spacing w:val="-10"/>
+          <w:kern w:val="28"/>
+          <w:sz w:val="22"/>
+          <w:szCs w:val="56"/>
+        </w:rPr>
+      </w:pPr>
+      <w:r>
+        <w:rPr>
+          <w:rFonts w:eastAsiaTheme="majorEastAsia"/>
+          <w:color w:val="000000"/>
+          <w:spacing w:val="-10"/>
+          <w:kern w:val="28"/>
+          <w:sz w:val="22"/>
+          <w:szCs w:val="56"/>
+        </w:rPr>
+        <w:t>Câu 9: I will stay here until tomorrow.</w:t>
+      </w:r>
+    </w:p>
+    <w:p>
+      <w:pPr>
+        <w:shd w:val="clear" w:color="000000" w:fill="auto"/>
+        <w:spacing w:after="160"/>
+        <w:ind w:left="198"/>
+        <w:rPr>
+          <w:rFonts w:eastAsiaTheme="majorEastAsia"/>
+          <w:color w:val="000000"/>
+          <w:spacing w:val="-10"/>
+          <w:kern w:val="28"/>
+          <w:sz w:val="22"/>
+          <w:szCs w:val="56"/>
+        </w:rPr>
+      </w:pPr>
+      <w:r>
+        <w:rPr>
+          <w:rFonts w:eastAsiaTheme="majorEastAsia"/>
+          <w:color w:val="000000"/>
+          <w:spacing w:val="-10"/>
+          <w:kern w:val="28"/>
+          <w:sz w:val="22"/>
+          <w:szCs w:val="56"/>
+        </w:rPr>
+        <w:t>Câu 10: I exercise three times a week.</w:t>
+      </w:r>
+    </w:p>
+    <w:p>
+      <w:pPr>
+        <w:keepNext/>
+        <w:shd w:val="clear" w:color="000000" w:fill="auto"/>
+        <w:spacing w:before="240" w:after="80"/>
+        <w:rPr>
+          <w:rFonts w:eastAsiaTheme="majorEastAsia"/>
+          <w:b/>
+          <w:color w:val="000000"/>
+          <w:spacing w:val="-10"/>
+          <w:kern w:val="28"/>
+          <w:sz w:val="22"/>
+          <w:szCs w:val="56"/>
+        </w:rPr>
+      </w:pPr>
+      <w:r>
+        <w:rPr>
+          <w:rFonts w:eastAsiaTheme="majorEastAsia"/>
+          <w:b/>
+          <w:color w:val="000000"/>
+          <w:spacing w:val="-10"/>
+          <w:kern w:val="28"/>
+          <w:sz w:val="22"/>
+          <w:szCs w:val="56"/>
+        </w:rPr>
         <w:t>PHẦN 9</w:t>
       </w:r>
     </w:p>
     <w:p>
-      <w:r>
-        <w:t>1. In January 2025.</w:t>
-      </w:r>
-    </w:p>
-    <w:p>
-      <w:r>
-        <w:t>2. For more than a year.</w:t>
-      </w:r>
-    </w:p>
-    <w:p>
-      <w:r>
-        <w:t>3. At 8 a.m.</w:t>
-      </w:r>
-    </w:p>
-    <w:p>
-      <w:r>
-        <w:t>4. At 5 p.m.</w:t>
-      </w:r>
-    </w:p>
-    <w:p>
-      <w:r>
-        <w:t>5. Every weekday.</w:t>
-      </w:r>
-    </w:p>
-    <w:p>
-      <w:r>
-        <w:t>6. She often walks in the park.</w:t>
-      </w:r>
-    </w:p>
-    <w:p>
-      <w:r>
-        <w:t>7. Last Monday.</w:t>
-      </w:r>
-    </w:p>
-    <w:p>
-      <w:r>
-        <w:t>8. By next Friday.</w:t>
-      </w:r>
-    </w:p>
-    <w:p>
-      <w:r>
-        <w:t>9. Until 7 p.m.</w:t>
-      </w:r>
-    </w:p>
-    <w:p>
-      <w:r>
-        <w:t>10. After the project.</w:t>
-      </w:r>
-    </w:p>
-    <w:p>
-      <w:pPr>
-        <w:pStyle w:val="Heading1"/>
-      </w:pPr>
-      <w:r>
+      <w:pPr>
+        <w:shd w:val="clear" w:color="000000" w:fill="auto"/>
+        <w:spacing w:after="160"/>
+        <w:ind w:left="198"/>
+        <w:rPr>
+          <w:rFonts w:eastAsiaTheme="majorEastAsia"/>
+          <w:color w:val="000000"/>
+          <w:spacing w:val="-10"/>
+          <w:kern w:val="28"/>
+          <w:sz w:val="22"/>
+          <w:szCs w:val="56"/>
+        </w:rPr>
+      </w:pPr>
+      <w:r>
+        <w:rPr>
+          <w:rFonts w:eastAsiaTheme="majorEastAsia"/>
+          <w:color w:val="000000"/>
+          <w:spacing w:val="-10"/>
+          <w:kern w:val="28"/>
+          <w:sz w:val="22"/>
+          <w:szCs w:val="56"/>
+        </w:rPr>
+        <w:t>Câu 1: In January 2025.</w:t>
+      </w:r>
+    </w:p>
+    <w:p>
+      <w:pPr>
+        <w:shd w:val="clear" w:color="000000" w:fill="auto"/>
+        <w:spacing w:after="160"/>
+        <w:ind w:left="198"/>
+        <w:rPr>
+          <w:rFonts w:eastAsiaTheme="majorEastAsia"/>
+          <w:color w:val="000000"/>
+          <w:spacing w:val="-10"/>
+          <w:kern w:val="28"/>
+          <w:sz w:val="22"/>
+          <w:szCs w:val="56"/>
+        </w:rPr>
+      </w:pPr>
+      <w:r>
+        <w:rPr>
+          <w:rFonts w:eastAsiaTheme="majorEastAsia"/>
+          <w:color w:val="000000"/>
+          <w:spacing w:val="-10"/>
+          <w:kern w:val="28"/>
+          <w:sz w:val="22"/>
+          <w:szCs w:val="56"/>
+        </w:rPr>
+        <w:t>Câu 2: For more than a year.</w:t>
+      </w:r>
+    </w:p>
+    <w:p>
+      <w:pPr>
+        <w:shd w:val="clear" w:color="000000" w:fill="auto"/>
+        <w:spacing w:after="160"/>
+        <w:ind w:left="198"/>
+        <w:rPr>
+          <w:rFonts w:eastAsiaTheme="majorEastAsia"/>
+          <w:color w:val="000000"/>
+          <w:spacing w:val="-10"/>
+          <w:kern w:val="28"/>
+          <w:sz w:val="22"/>
+          <w:szCs w:val="56"/>
+        </w:rPr>
+      </w:pPr>
+      <w:r>
+        <w:rPr>
+          <w:rFonts w:eastAsiaTheme="majorEastAsia"/>
+          <w:color w:val="000000"/>
+          <w:spacing w:val="-10"/>
+          <w:kern w:val="28"/>
+          <w:sz w:val="22"/>
+          <w:szCs w:val="56"/>
+        </w:rPr>
+        <w:t>Câu 3: At 8 a.m.</w:t>
+      </w:r>
+    </w:p>
+    <w:p>
+      <w:pPr>
+        <w:shd w:val="clear" w:color="000000" w:fill="auto"/>
+        <w:spacing w:after="160"/>
+        <w:ind w:left="198"/>
+        <w:rPr>
+          <w:rFonts w:eastAsiaTheme="majorEastAsia"/>
+          <w:color w:val="000000"/>
+          <w:spacing w:val="-10"/>
+          <w:kern w:val="28"/>
+          <w:sz w:val="22"/>
+          <w:szCs w:val="56"/>
+        </w:rPr>
+      </w:pPr>
+      <w:r>
+        <w:rPr>
+          <w:rFonts w:eastAsiaTheme="majorEastAsia"/>
+          <w:color w:val="000000"/>
+          <w:spacing w:val="-10"/>
+          <w:kern w:val="28"/>
+          <w:sz w:val="22"/>
+          <w:szCs w:val="56"/>
+        </w:rPr>
+        <w:t>Câu 4: At 5 p.m.</w:t>
+      </w:r>
+    </w:p>
+    <w:p>
+      <w:pPr>
+        <w:shd w:val="clear" w:color="000000" w:fill="auto"/>
+        <w:spacing w:after="160"/>
+        <w:ind w:left="198"/>
+        <w:rPr>
+          <w:rFonts w:eastAsiaTheme="majorEastAsia"/>
+          <w:color w:val="000000"/>
+          <w:spacing w:val="-10"/>
+          <w:kern w:val="28"/>
+          <w:sz w:val="22"/>
+          <w:szCs w:val="56"/>
+        </w:rPr>
+      </w:pPr>
+      <w:r>
+        <w:rPr>
+          <w:rFonts w:eastAsiaTheme="majorEastAsia"/>
+          <w:color w:val="000000"/>
+          <w:spacing w:val="-10"/>
+          <w:kern w:val="28"/>
+          <w:sz w:val="22"/>
+          <w:szCs w:val="56"/>
+        </w:rPr>
+        <w:t>Câu 5: Every weekday.</w:t>
+      </w:r>
+    </w:p>
+    <w:p>
+      <w:pPr>
+        <w:shd w:val="clear" w:color="000000" w:fill="auto"/>
+        <w:spacing w:after="160"/>
+        <w:ind w:left="198"/>
+        <w:rPr>
+          <w:rFonts w:eastAsiaTheme="majorEastAsia"/>
+          <w:color w:val="000000"/>
+          <w:spacing w:val="-10"/>
+          <w:kern w:val="28"/>
+          <w:sz w:val="22"/>
+          <w:szCs w:val="56"/>
+        </w:rPr>
+      </w:pPr>
+      <w:r>
+        <w:rPr>
+          <w:rFonts w:eastAsiaTheme="majorEastAsia"/>
+          <w:color w:val="000000"/>
+          <w:spacing w:val="-10"/>
+          <w:kern w:val="28"/>
+          <w:sz w:val="22"/>
+          <w:szCs w:val="56"/>
+        </w:rPr>
+        <w:t>Câu 6: She often walks in the park.</w:t>
+      </w:r>
+    </w:p>
+    <w:p>
+      <w:pPr>
+        <w:shd w:val="clear" w:color="000000" w:fill="auto"/>
+        <w:spacing w:after="160"/>
+        <w:ind w:left="198"/>
+        <w:rPr>
+          <w:rFonts w:eastAsiaTheme="majorEastAsia"/>
+          <w:color w:val="000000"/>
+          <w:spacing w:val="-10"/>
+          <w:kern w:val="28"/>
+          <w:sz w:val="22"/>
+          <w:szCs w:val="56"/>
+        </w:rPr>
+      </w:pPr>
+      <w:r>
+        <w:rPr>
+          <w:rFonts w:eastAsiaTheme="majorEastAsia"/>
+          <w:color w:val="000000"/>
+          <w:spacing w:val="-10"/>
+          <w:kern w:val="28"/>
+          <w:sz w:val="22"/>
+          <w:szCs w:val="56"/>
+        </w:rPr>
+        <w:t>Câu 7: Last Monday.</w:t>
+      </w:r>
+    </w:p>
+    <w:p>
+      <w:pPr>
+        <w:shd w:val="clear" w:color="000000" w:fill="auto"/>
+        <w:spacing w:after="160"/>
+        <w:ind w:left="198"/>
+        <w:rPr>
+          <w:rFonts w:eastAsiaTheme="majorEastAsia"/>
+          <w:color w:val="000000"/>
+          <w:spacing w:val="-10"/>
+          <w:kern w:val="28"/>
+          <w:sz w:val="22"/>
+          <w:szCs w:val="56"/>
+        </w:rPr>
+      </w:pPr>
+      <w:r>
+        <w:rPr>
+          <w:rFonts w:eastAsiaTheme="majorEastAsia"/>
+          <w:color w:val="000000"/>
+          <w:spacing w:val="-10"/>
+          <w:kern w:val="28"/>
+          <w:sz w:val="22"/>
+          <w:szCs w:val="56"/>
+        </w:rPr>
+        <w:t>Câu 8: By next Friday.</w:t>
+      </w:r>
+    </w:p>
+    <w:p>
+      <w:pPr>
+        <w:shd w:val="clear" w:color="000000" w:fill="auto"/>
+        <w:spacing w:after="160"/>
+        <w:ind w:left="198"/>
+        <w:rPr>
+          <w:rFonts w:eastAsiaTheme="majorEastAsia"/>
+          <w:color w:val="000000"/>
+          <w:spacing w:val="-10"/>
+          <w:kern w:val="28"/>
+          <w:sz w:val="22"/>
+          <w:szCs w:val="56"/>
+        </w:rPr>
+      </w:pPr>
+      <w:r>
+        <w:rPr>
+          <w:rFonts w:eastAsiaTheme="majorEastAsia"/>
+          <w:color w:val="000000"/>
+          <w:spacing w:val="-10"/>
+          <w:kern w:val="28"/>
+          <w:sz w:val="22"/>
+          <w:szCs w:val="56"/>
+        </w:rPr>
+        <w:t>Câu 9: Until 7 p.m.</w:t>
+      </w:r>
+    </w:p>
+    <w:p>
+      <w:pPr>
+        <w:shd w:val="clear" w:color="000000" w:fill="auto"/>
+        <w:spacing w:after="160"/>
+        <w:ind w:left="198"/>
+        <w:rPr>
+          <w:rFonts w:eastAsiaTheme="majorEastAsia"/>
+          <w:color w:val="000000"/>
+          <w:spacing w:val="-10"/>
+          <w:kern w:val="28"/>
+          <w:sz w:val="22"/>
+          <w:szCs w:val="56"/>
+        </w:rPr>
+      </w:pPr>
+      <w:r>
+        <w:rPr>
+          <w:rFonts w:eastAsiaTheme="majorEastAsia"/>
+          <w:color w:val="000000"/>
+          <w:spacing w:val="-10"/>
+          <w:kern w:val="28"/>
+          <w:sz w:val="22"/>
+          <w:szCs w:val="56"/>
+        </w:rPr>
+        <w:t>Câu 10: After the project.</w:t>
+      </w:r>
+    </w:p>
+    <w:p>
+      <w:pPr>
+        <w:keepNext/>
+        <w:shd w:val="clear" w:color="000000" w:fill="auto"/>
+        <w:spacing w:before="240" w:after="80"/>
+        <w:rPr>
+          <w:rFonts w:eastAsiaTheme="majorEastAsia"/>
+          <w:b/>
+          <w:color w:val="000000"/>
+          <w:spacing w:val="-10"/>
+          <w:kern w:val="28"/>
+          <w:sz w:val="22"/>
+          <w:szCs w:val="56"/>
+        </w:rPr>
+      </w:pPr>
+      <w:r>
+        <w:rPr>
+          <w:rFonts w:eastAsiaTheme="majorEastAsia"/>
+          <w:b/>
+          <w:color w:val="000000"/>
+          <w:spacing w:val="-10"/>
+          <w:kern w:val="28"/>
+          <w:sz w:val="22"/>
+          <w:szCs w:val="56"/>
+        </w:rPr>
         <w:t>PHẦN 10</w:t>
       </w:r>
     </w:p>
     <w:p>
-      <w:r>
-        <w:t>1. The class starts at 9 a.m.</w:t>
-      </w:r>
-    </w:p>
-    <w:p>
-      <w:r>
-        <w:t>2. We meet on Friday.</w:t>
-      </w:r>
-    </w:p>
-    <w:p>
-      <w:r>
-        <w:t>3. She was born in 2000.</w:t>
-      </w:r>
-    </w:p>
-    <w:p>
-      <w:r>
-        <w:t>4. I saw him two days ago.</w:t>
-      </w:r>
-    </w:p>
-    <w:p>
-      <w:r>
-        <w:t>5. They have lived here since 2021.</w:t>
-      </w:r>
-    </w:p>
-    <w:p>
-      <w:r>
-        <w:t>6. We have waited for an hour.</w:t>
-      </w:r>
-    </w:p>
-    <w:p>
-      <w:r>
-        <w:t>7. The phone rang while I was cooking.</w:t>
-      </w:r>
-    </w:p>
-    <w:p>
-      <w:r>
-        <w:t>8. Finish the work by tomorrow.</w:t>
-      </w:r>
-    </w:p>
-    <w:p>
-      <w:r>
-        <w:t>9. The shop is open until midnight.</w:t>
-      </w:r>
-    </w:p>
-    <w:p>
-      <w:r>
-        <w:t>10. He swims twice a week.</w:t>
-      </w:r>
-    </w:p>
-    <w:p/>
+      <w:pPr>
+        <w:shd w:val="clear" w:color="000000" w:fill="auto"/>
+        <w:spacing w:after="160"/>
+        <w:ind w:left="198"/>
+        <w:rPr>
+          <w:rFonts w:eastAsiaTheme="majorEastAsia"/>
+          <w:color w:val="000000"/>
+          <w:spacing w:val="-10"/>
+          <w:kern w:val="28"/>
+          <w:sz w:val="22"/>
+          <w:szCs w:val="56"/>
+        </w:rPr>
+      </w:pPr>
+      <w:r>
+        <w:rPr>
+          <w:rFonts w:eastAsiaTheme="majorEastAsia"/>
+          <w:color w:val="000000"/>
+          <w:spacing w:val="-10"/>
+          <w:kern w:val="28"/>
+          <w:sz w:val="22"/>
+          <w:szCs w:val="56"/>
+        </w:rPr>
+        <w:t>Câu 1: The class starts at 9 a.m.</w:t>
+      </w:r>
+    </w:p>
+    <w:p>
+      <w:pPr>
+        <w:shd w:val="clear" w:color="000000" w:fill="auto"/>
+        <w:spacing w:after="160"/>
+        <w:ind w:left="198"/>
+        <w:rPr>
+          <w:rFonts w:eastAsiaTheme="majorEastAsia"/>
+          <w:color w:val="000000"/>
+          <w:spacing w:val="-10"/>
+          <w:kern w:val="28"/>
+          <w:sz w:val="22"/>
+          <w:szCs w:val="56"/>
+        </w:rPr>
+      </w:pPr>
+      <w:r>
+        <w:rPr>
+          <w:rFonts w:eastAsiaTheme="majorEastAsia"/>
+          <w:color w:val="000000"/>
+          <w:spacing w:val="-10"/>
+          <w:kern w:val="28"/>
+          <w:sz w:val="22"/>
+          <w:szCs w:val="56"/>
+        </w:rPr>
+        <w:t>Câu 2: We meet on Friday.</w:t>
+      </w:r>
+    </w:p>
+    <w:p>
+      <w:pPr>
+        <w:shd w:val="clear" w:color="000000" w:fill="auto"/>
+        <w:spacing w:after="160"/>
+        <w:ind w:left="198"/>
+        <w:rPr>
+          <w:rFonts w:eastAsiaTheme="majorEastAsia"/>
+          <w:color w:val="000000"/>
+          <w:spacing w:val="-10"/>
+          <w:kern w:val="28"/>
+          <w:sz w:val="22"/>
+          <w:szCs w:val="56"/>
+        </w:rPr>
+      </w:pPr>
+      <w:r>
+        <w:rPr>
+          <w:rFonts w:eastAsiaTheme="majorEastAsia"/>
+          <w:color w:val="000000"/>
+          <w:spacing w:val="-10"/>
+          <w:kern w:val="28"/>
+          <w:sz w:val="22"/>
+          <w:szCs w:val="56"/>
+        </w:rPr>
+        <w:t>Câu 3: She was born in 2000.</w:t>
+      </w:r>
+    </w:p>
+    <w:p>
+      <w:pPr>
+        <w:shd w:val="clear" w:color="000000" w:fill="auto"/>
+        <w:spacing w:after="160"/>
+        <w:ind w:left="198"/>
+        <w:rPr>
+          <w:rFonts w:eastAsiaTheme="majorEastAsia"/>
+          <w:color w:val="000000"/>
+          <w:spacing w:val="-10"/>
+          <w:kern w:val="28"/>
+          <w:sz w:val="22"/>
+          <w:szCs w:val="56"/>
+        </w:rPr>
+      </w:pPr>
+      <w:r>
+        <w:rPr>
+          <w:rFonts w:eastAsiaTheme="majorEastAsia"/>
+          <w:color w:val="000000"/>
+          <w:spacing w:val="-10"/>
+          <w:kern w:val="28"/>
+          <w:sz w:val="22"/>
+          <w:szCs w:val="56"/>
+        </w:rPr>
+        <w:t>Câu 4: I saw him two days ago.</w:t>
+      </w:r>
+    </w:p>
+    <w:p>
+      <w:pPr>
+        <w:shd w:val="clear" w:color="000000" w:fill="auto"/>
+        <w:spacing w:after="160"/>
+        <w:ind w:left="198"/>
+        <w:rPr>
+          <w:rFonts w:eastAsiaTheme="majorEastAsia"/>
+          <w:color w:val="000000"/>
+          <w:spacing w:val="-10"/>
+          <w:kern w:val="28"/>
+          <w:sz w:val="22"/>
+          <w:szCs w:val="56"/>
+        </w:rPr>
+      </w:pPr>
+      <w:r>
+        <w:rPr>
+          <w:rFonts w:eastAsiaTheme="majorEastAsia"/>
+          <w:color w:val="000000"/>
+          <w:spacing w:val="-10"/>
+          <w:kern w:val="28"/>
+          <w:sz w:val="22"/>
+          <w:szCs w:val="56"/>
+        </w:rPr>
+        <w:t>Câu 5: They have lived here since 2021.</w:t>
+      </w:r>
+    </w:p>
+    <w:p>
+      <w:pPr>
+        <w:shd w:val="clear" w:color="000000" w:fill="auto"/>
+        <w:spacing w:after="160"/>
+        <w:ind w:left="198"/>
+        <w:rPr>
+          <w:rFonts w:eastAsiaTheme="majorEastAsia"/>
+          <w:color w:val="000000"/>
+          <w:spacing w:val="-10"/>
+          <w:kern w:val="28"/>
+          <w:sz w:val="22"/>
+          <w:szCs w:val="56"/>
+        </w:rPr>
+      </w:pPr>
+      <w:r>
+        <w:rPr>
+          <w:rFonts w:eastAsiaTheme="majorEastAsia"/>
+          <w:color w:val="000000"/>
+          <w:spacing w:val="-10"/>
+          <w:kern w:val="28"/>
+          <w:sz w:val="22"/>
+          <w:szCs w:val="56"/>
+        </w:rPr>
+        <w:t>Câu 6: We have waited for an hour.</w:t>
+      </w:r>
+    </w:p>
+    <w:p>
+      <w:pPr>
+        <w:shd w:val="clear" w:color="000000" w:fill="auto"/>
+        <w:spacing w:after="160"/>
+        <w:ind w:left="198"/>
+        <w:rPr>
+          <w:rFonts w:eastAsiaTheme="majorEastAsia"/>
+          <w:color w:val="000000"/>
+          <w:spacing w:val="-10"/>
+          <w:kern w:val="28"/>
+          <w:sz w:val="22"/>
+          <w:szCs w:val="56"/>
+        </w:rPr>
+      </w:pPr>
+      <w:r>
+        <w:rPr>
+          <w:rFonts w:eastAsiaTheme="majorEastAsia"/>
+          <w:color w:val="000000"/>
+          <w:spacing w:val="-10"/>
+          <w:kern w:val="28"/>
+          <w:sz w:val="22"/>
+          <w:szCs w:val="56"/>
+        </w:rPr>
+        <w:t>Câu 7: The phone rang while I was cooking.</w:t>
+      </w:r>
+    </w:p>
+    <w:p>
+      <w:pPr>
+        <w:shd w:val="clear" w:color="000000" w:fill="auto"/>
+        <w:spacing w:after="160"/>
+        <w:ind w:left="198"/>
+        <w:rPr>
+          <w:rFonts w:eastAsiaTheme="majorEastAsia"/>
+          <w:color w:val="000000"/>
+          <w:spacing w:val="-10"/>
+          <w:kern w:val="28"/>
+          <w:sz w:val="22"/>
+          <w:szCs w:val="56"/>
+        </w:rPr>
+      </w:pPr>
+      <w:r>
+        <w:rPr>
+          <w:rFonts w:eastAsiaTheme="majorEastAsia"/>
+          <w:color w:val="000000"/>
+          <w:spacing w:val="-10"/>
+          <w:kern w:val="28"/>
+          <w:sz w:val="22"/>
+          <w:szCs w:val="56"/>
+        </w:rPr>
+        <w:t>Câu 8: Finish the work by tomorrow.</w:t>
+      </w:r>
+    </w:p>
+    <w:p>
+      <w:pPr>
+        <w:shd w:val="clear" w:color="000000" w:fill="auto"/>
+        <w:spacing w:after="160"/>
+        <w:ind w:left="198"/>
+        <w:rPr>
+          <w:rFonts w:eastAsiaTheme="majorEastAsia"/>
+          <w:color w:val="000000"/>
+          <w:spacing w:val="-10"/>
+          <w:kern w:val="28"/>
+          <w:sz w:val="22"/>
+          <w:szCs w:val="56"/>
+        </w:rPr>
+      </w:pPr>
+      <w:r>
+        <w:rPr>
+          <w:rFonts w:eastAsiaTheme="majorEastAsia"/>
+          <w:color w:val="000000"/>
+          <w:spacing w:val="-10"/>
+          <w:kern w:val="28"/>
+          <w:sz w:val="22"/>
+          <w:szCs w:val="56"/>
+        </w:rPr>
+        <w:t>Câu 9: The shop is open until midnight.</w:t>
+      </w:r>
+    </w:p>
+    <w:p>
+      <w:pPr>
+        <w:shd w:val="clear" w:color="000000" w:fill="auto"/>
+        <w:spacing w:after="160"/>
+        <w:ind w:left="198"/>
+        <w:rPr>
+          <w:rFonts w:eastAsiaTheme="majorEastAsia"/>
+          <w:color w:val="000000"/>
+          <w:spacing w:val="-10"/>
+          <w:kern w:val="28"/>
+          <w:sz w:val="22"/>
+          <w:szCs w:val="56"/>
+        </w:rPr>
+      </w:pPr>
+      <w:r>
+        <w:rPr>
+          <w:rFonts w:eastAsiaTheme="majorEastAsia"/>
+          <w:color w:val="000000"/>
+          <w:spacing w:val="-10"/>
+          <w:kern w:val="28"/>
+          <w:sz w:val="22"/>
+          <w:szCs w:val="56"/>
+        </w:rPr>
+        <w:t>Câu 10: He swims twice a week.</w:t>
+      </w:r>
+    </w:p>
+    <w:p>
+      <w:pPr>
+        <w:shd w:val="clear" w:color="000000" w:fill="auto"/>
+        <w:spacing w:after="120"/>
+        <w:rPr>
+          <w:color w:val="000000"/>
+          <w:sz w:val="22"/>
+        </w:rPr>
+      </w:pPr>
+    </w:p>
     <w:sectPr>
       <w:pgSz w:w="12240" w:h="15840"/>
-      <w:pgMar w:top="850" w:right="1134" w:bottom="850" w:left="1134" w:header="720" w:footer="720" w:gutter="0"/>
+      <w:pgMar w:top="1134" w:right="1134" w:bottom="1134" w:left="1247" w:header="720" w:footer="720" w:gutter="0"/>
       <w:cols w:space="720"/>
       <w:docGrid w:linePitch="360"/>
     </w:sectPr>
